--- a/review/word/Yasir_CA2_Chapter2_SLR_CLEAN.docx
+++ b/review/word/Yasir_CA2_Chapter2_SLR_CLEAN.docx
@@ -2268,7 +2268,7 @@
         <w:pStyle w:val="FirstParagraph"/>
       </w:pPr>
       <w:r>
-        <w:t xml:space="preserve">Consistent with exclusion criterion 6, four studies from outside the healthcare domain were retained because the mechanism they contribute transfers directly to healthcare authorisation: decentralised trust in multi-stakeholder data sharing [6], DID/VC-based privacy-preserving authentication [27], and decentralised identity and access control for constrained devices [15, 16]. Five records that had initially been included were removed at the full-text stage. Four fall outside the review scope because their subject matter is not healthcare data sharing, consent, identity or access control: decentralised archival evidence management for human-rights documentation [8], TEE-enabled sensing for smart agriculture [17], an information-theoretic analysis of ledger immutability [18] and environmental data sharing in smart cities [30]. The fifth, a paper attributed to McCall [21], could not be located in IEEE Xplore, Scopus, Web of Science or Crossref and was therefore removed as unverifiable. These five records are counted among the nine scope-mismatch exclusions in Figure 2.2, which reduces the included set from 33 to 28 studies. One book chapter [16] was retained under the exception to exclusion criterion 3 because it provides a foundational overview of decentralised identity, and one earlier policy statement [31] (2019) was retained as a foundational healthcare source on guardian and proxy access to electronic health records, as permitted in Section 2.3.3.</w:t>
+        <w:t xml:space="preserve">Consistent with exclusion criterion 6, four studies from outside the healthcare domain were retained because the mechanism they contribute transfers directly to healthcare authorisation: decentralised trust in multi-stakeholder data sharing [6], DID/VC-based privacy-preserving authentication [27], and decentralised identity and access control for constrained devices [15, 16]. Five records that had initially been included were removed at the full-text stage. Four fall outside the review scope because their subject matter is not healthcare data sharing, consent, identity or access control: decentralised archival evidence management for human-rights documentation (Hellstern et al., 2022), TEE-enabled sensing for smart agriculture (Li et al., 2026), an information-theoretic analysis of ledger immutability (Li, Liu and Shrestha, 2026) and environmental data sharing in smart cities (Turan et al., 2025). The fifth, a paper attributed to McCall (2024), could not be located in IEEE Xplore, Scopus, Web of Science or Crossref and was therefore removed as unverifiable. These five records are counted among the nine scope-mismatch exclusions in Figure 2.2, which reduces the included set from 33 to 28 studies. One book chapter [16] was retained under the exception to exclusion criterion 3 because it provides a foundational overview of decentralised identity, and one earlier policy statement [31] (2019) was retained as a foundational healthcare source on guardian and proxy access to electronic health records, as permitted in Section 2.3.3.</w:t>
       </w:r>
     </w:p>
     <w:p>
@@ -9671,12 +9671,21 @@
         <w:t xml:space="preserve">Table 2.10 summarises the principal focus and limitations of the major research streams and positions the proposed framework relative to the existing literature.</w:t>
       </w:r>
     </w:p>
+    <w:p>
+      <w:pPr>
+        <w:pStyle w:val="TableCaption"/>
+      </w:pPr>
+      <w:r>
+        <w:t xml:space="preserve">Table 2.10: Comparison of the existing research streams and the proposed framework</w:t>
+      </w:r>
+    </w:p>
     <w:tbl>
       <w:tblPr>
         <w:tblStyle w:val="Table"/>
         <w:tblW w:type="pct" w:w="4965"/>
         <w:tblLayout w:type="fixed"/>
         <w:tblLook w:firstRow="1" w:lastRow="0" w:firstColumn="0" w:lastColumn="0" w:noHBand="0" w:noVBand="0" w:val="0020"/>
+        <w:tblCaption w:val="Table 2.10: Comparison of the existing research streams and the proposed framework"/>
       </w:tblPr>
       <w:tblGrid>
         <w:gridCol w:w="1445"/>
@@ -10154,14 +10163,6 @@
         </w:tc>
       </w:tr>
     </w:tbl>
-    <w:p>
-      <w:pPr>
-        <w:pStyle w:val="BodyText"/>
-      </w:pPr>
-      <w:r>
-        <w:t xml:space="preserve">: Table 2.10: Comparison of the existing research streams and the proposed framework</w:t>
-      </w:r>
-    </w:p>
     <w:p>
       <w:pPr>
         <w:pStyle w:val="BodyText"/>
@@ -12748,6 +12749,37 @@
       <w:sz w:val="24"/>
     </w:rPr>
   </w:style>
+  <w:style w:customStyle="1" w:styleId="PinkDelete" w:type="character">
+    <w:name w:val="Pink Delete"/>
+    <w:rPr>
+      <w:strike/>
+      <w:color w:val="D6008A"/>
+    </w:rPr>
+  </w:style>
+  <w:style w:customStyle="1" w:styleId="PinkFix" w:type="character">
+    <w:name w:val="Pink Fix"/>
+    <w:rPr>
+      <w:color w:val="D6008A"/>
+    </w:rPr>
+  </w:style>
+  <w:style w:customStyle="1" w:styleId="PinkDeletePara" w:type="paragraph">
+    <w:name w:val="Pink Delete Para"/>
+    <w:basedOn w:val="BodyText"/>
+    <w:rPr>
+      <w:rFonts w:ascii="Times New Roman" w:cs="Times New Roman" w:eastAsia="Times New Roman" w:hAnsi="Times New Roman"/>
+      <w:color w:val="D6008A"/>
+      <w:sz w:val="24"/>
+    </w:rPr>
+  </w:style>
+  <w:style w:customStyle="1" w:styleId="PinkFixPara" w:type="paragraph">
+    <w:name w:val="Pink Fix Para"/>
+    <w:basedOn w:val="BodyText"/>
+    <w:rPr>
+      <w:rFonts w:ascii="Times New Roman" w:cs="Times New Roman" w:eastAsia="Times New Roman" w:hAnsi="Times New Roman"/>
+      <w:color w:val="D6008A"/>
+      <w:sz w:val="24"/>
+    </w:rPr>
+  </w:style>
   <w:style w:type="paragraph" w:customStyle="1" w:styleId="SourceCode">
     <w:name w:val="Source Code"/>
     <w:basedOn w:val="Normal"/>

--- a/review/word/Yasir_CA2_Chapter2_SLR_CLEAN.docx
+++ b/review/word/Yasir_CA2_Chapter2_SLR_CLEAN.docx
@@ -50,7 +50,7 @@
         <w:pStyle w:val="BodyText"/>
       </w:pPr>
       <w:r>
-        <w:t xml:space="preserve">The reviewed literature demonstrates that substantial progress has been made in individual areas. Healthcare research has emphasised the importance of patient autonomy, privacy, informed consent, and controlled data sharing [12, 14, 22, 24, 31]. Blockchain-based data-governance research has investigated immutable records, distributed auditability, and decentralised consent management [2, 3, 7, 26]. Research on decentralised identity and verifiable credentials has developed mechanisms for self-controlled identity representation, credential verification, selective disclosure, and privacy-preserving authentication [4, 5, 16, 20, 27, 33]. Access-control research has further investigated role-based, attribute-based, risk-aware, and usage-control approaches for protecting sensitive healthcare information [11, 25, 28, 32].</w:t>
+        <w:t xml:space="preserve">The reviewed literature demonstrates that substantial progress has been made in individual areas. Healthcare research has emphasised the importance of patient autonomy, privacy, informed consent, and controlled data sharing [12, 14, 22, 24, 31, 43, 45]. Blockchain-based data-governance research has investigated immutable records, distributed auditability, and decentralised consent management [2, 3, 7, 26]. Research on decentralised identity and verifiable credentials has developed mechanisms for self-controlled identity representation, credential verification, selective disclosure, and privacy-preserving authentication [4, 5, 16, 20, 27, 33]. Access-control research has further investigated role-based, attribute-based, risk-aware, and usage-control approaches for protecting sensitive healthcare information [11, 25, 28, 32, 46, 47].</w:t>
       </w:r>
     </w:p>
     <w:p>
@@ -149,7 +149,7 @@
         <w:pStyle w:val="FirstParagraph"/>
       </w:pPr>
       <w:r>
-        <w:t xml:space="preserve">In most healthcare information systems, consent is stored as a record indicating that a patient agreed to a particular disclosure. Such a record establishes that consent was obtained, but it does not carry the information required to decide whether a later request should be permitted. The first requirement is therefore that consent be represented as a structured object that states who may access the data, under which authority, for which purpose, for which data categories and for how long, so that each access request can be evaluated against it. Consent receipts [10], dynamic consent models [13, 24] and the legal conditions of valid consent [22] all point in this direction, but they stop at recording consent rather than making it evaluable.</w:t>
+        <w:t xml:space="preserve">In most healthcare information systems, consent is stored as a record indicating that a patient agreed to a particular disclosure. Such a record establishes that consent was obtained, but it does not carry the information required to decide whether a later request should be permitted. The first requirement is therefore that consent be represented as a structured object that states who may access the data, under which authority, for which purpose, for which data categories and for how long, so that each access request can be evaluated against it. Consent receipts [10], dynamic consent models [13, 24] and the legal conditions of valid consent [22] all point in this direction, but they stop at recording consent rather than making it evaluable. Blockchain-backed architectures that execute and audit consents [43] and self-determined consent frameworks [45] add enforcement and tracking, yet they still act on the consent record rather than on an evaluation of the request.</w:t>
       </w:r>
     </w:p>
     <w:bookmarkEnd w:id="10"/>
@@ -201,7 +201,7 @@
         <w:pStyle w:val="FirstParagraph"/>
       </w:pPr>
       <w:r>
-        <w:t xml:space="preserve">In paediatric, aged-care and shared-guardianship settings the decision to release data does not belong to a single party. Guardians, the treating clinician and, where applicable, the institution each hold part of the authority [31]. The third requirement is that the framework collect independent approvals from a defined set of participants and activate the consent only when a predefined threshold has been reached, so that no single participant can grant access unilaterally. Multi-party verification of identity claims [4] and multi-party governance of data trusts [19] provide building blocks, but neither treats the approval threshold as a verifiable condition attached to the consent itself.</w:t>
+        <w:t xml:space="preserve">In paediatric, aged-care and shared-guardianship settings the decision to release data does not belong to a single party. Guardians, the treating clinician and, where applicable, the institution each hold part of the authority [31]. The third requirement is that the framework collect independent approvals from a defined set of participants and activate the consent only when a predefined threshold has been reached, so that no single participant can grant access unilaterally. Multi-party verification of identity claims [4], multi-party governance of data trusts [19] and threshold-based pre-authorisation of record access [44] provide building blocks, but none treats the approval threshold as a verifiable condition attached to the consent itself.</w:t>
       </w:r>
     </w:p>
     <w:bookmarkEnd w:id="12"/>
@@ -219,7 +219,7 @@
         <w:pStyle w:val="FirstParagraph"/>
       </w:pPr>
       <w:r>
-        <w:t xml:space="preserve">Even when the requester is verified and the required approvals exist, the request must remain within the purpose and the data scope that the patient authorised. Attribute-based, risk-aware and usage-control models can express fine-grained restrictions [11, 32, 25, 28], and the Australian Privacy Principles require that health information be used only for the primary purpose of collection or a directly related purpose [34]. The fourth requirement is that the framework evaluate the requested purpose and data scope against the consent as an explicit condition of the decision rather than as a separate access-control layer.</w:t>
+        <w:t xml:space="preserve">Even when the requester is verified and the required approvals exist, the request must remain within the purpose and the data scope that the patient authorised. Attribute-based, risk-aware, usage-control and purpose-based models can express fine-grained restrictions [11, 32, 25, 28, 46, 47], and the Australian Privacy Principles require that health information be used only for the primary purpose of collection or a directly related purpose [34]. The fourth requirement is that the framework evaluate the requested purpose and data scope against the consent as an explicit condition of the decision rather than as a separate access-control layer.</w:t>
       </w:r>
     </w:p>
     <w:bookmarkEnd w:id="13"/>
@@ -237,7 +237,7 @@
         <w:pStyle w:val="FirstParagraph"/>
       </w:pPr>
       <w:r>
-        <w:t xml:space="preserve">A consent that was valid when it was created may expire, be revoked or change state. The framework must therefore evaluate the temporal and lifecycle validity of the consent at the time of each request, and it must retain evidence of every decision so that the decision can be reviewed afterwards. Blockchain-based systems provide tamper-resistant audit trails [1, 26], and dynamic identity systems handle revocation at the identity level [33]; the fifth requirement is that the same properties hold for the consent object and for the authorisation decisions made on it.</w:t>
+        <w:t xml:space="preserve">A consent that was valid when it was created may expire, be revoked or change state. The framework must therefore evaluate the temporal and lifecycle validity of the consent at the time of each request, and it must retain evidence of every decision so that the decision can be reviewed afterwards. Blockchain-based systems provide tamper-resistant audit trails [1, 26, 46], and dynamic identity systems handle revocation at the identity level [33]; the fifth requirement is that the same properties hold for the consent object and for the authorisation decisions made on it.</w:t>
       </w:r>
     </w:p>
     <w:p>
@@ -439,7 +439,7 @@
     </w:p>
     <w:p>
       <w:pPr>
-        <w:pStyle w:val="BodyText"/>
+        <w:pStyle w:val="CaptionedFigure"/>
       </w:pPr>
       <w:r>
         <w:drawing>
@@ -486,6 +486,14 @@
     </w:p>
     <w:p>
       <w:pPr>
+        <w:pStyle w:val="ImageCaption"/>
+      </w:pPr>
+      <w:r>
+        <w:t xml:space="preserve">Figure 2.1: SLR search string definition</w:t>
+      </w:r>
+    </w:p>
+    <w:p>
+      <w:pPr>
         <w:pStyle w:val="BodyText"/>
       </w:pPr>
       <w:r>
@@ -540,7 +548,7 @@
           <w:b/>
           <w:bCs/>
         </w:rPr>
-        <w:t xml:space="preserve">[dd] August 2026</w:t>
+        <w:t xml:space="preserve">15 August 2026</w:t>
       </w:r>
       <w:r>
         <w:t xml:space="preserve">. The search period was selected to capture the rapid development of multi-party trust healthcare data management, decentralised identity, and consent-aware access control while maintaining a sufficiently contemporary evidence base. Earlier foundational studies were retained when they provided critical contributions to the technical or conceptual development of the reviewed approaches.</w:t>
@@ -754,7 +762,7 @@
               <w:jc w:val="left"/>
             </w:pPr>
             <w:r>
-              <w:t xml:space="preserve">S2, S9</w:t>
+              <w:t xml:space="preserve">S2, S9, S11</w:t>
             </w:r>
           </w:p>
         </w:tc>
@@ -807,7 +815,7 @@
               <w:jc w:val="left"/>
             </w:pPr>
             <w:r>
-              <w:t xml:space="preserve">S11, S19</w:t>
+              <w:t xml:space="preserve">S13, S21</w:t>
             </w:r>
           </w:p>
         </w:tc>
@@ -860,7 +868,7 @@
               <w:jc w:val="left"/>
             </w:pPr>
             <w:r>
-              <w:t xml:space="preserve">S13</w:t>
+              <w:t xml:space="preserve">S15</w:t>
             </w:r>
           </w:p>
         </w:tc>
@@ -913,7 +921,7 @@
               <w:jc w:val="left"/>
             </w:pPr>
             <w:r>
-              <w:t xml:space="preserve">S20</w:t>
+              <w:t xml:space="preserve">S22</w:t>
             </w:r>
           </w:p>
         </w:tc>
@@ -966,7 +974,7 @@
               <w:jc w:val="left"/>
             </w:pPr>
             <w:r>
-              <w:t xml:space="preserve">S15</w:t>
+              <w:t xml:space="preserve">S17</w:t>
             </w:r>
           </w:p>
         </w:tc>
@@ -1019,7 +1027,7 @@
               <w:jc w:val="left"/>
             </w:pPr>
             <w:r>
-              <w:t xml:space="preserve">S21</w:t>
+              <w:t xml:space="preserve">S23</w:t>
             </w:r>
           </w:p>
         </w:tc>
@@ -1072,7 +1080,7 @@
               <w:jc w:val="left"/>
             </w:pPr>
             <w:r>
-              <w:t xml:space="preserve">S10</w:t>
+              <w:t xml:space="preserve">S12</w:t>
             </w:r>
           </w:p>
         </w:tc>
@@ -1125,7 +1133,7 @@
               <w:jc w:val="left"/>
             </w:pPr>
             <w:r>
-              <w:t xml:space="preserve">S27</w:t>
+              <w:t xml:space="preserve">S30</w:t>
             </w:r>
           </w:p>
         </w:tc>
@@ -1178,7 +1186,7 @@
               <w:jc w:val="left"/>
             </w:pPr>
             <w:r>
-              <w:t xml:space="preserve">S16</w:t>
+              <w:t xml:space="preserve">S18</w:t>
             </w:r>
           </w:p>
         </w:tc>
@@ -1231,7 +1239,7 @@
               <w:jc w:val="left"/>
             </w:pPr>
             <w:r>
-              <w:t xml:space="preserve">S24</w:t>
+              <w:t xml:space="preserve">S27</w:t>
             </w:r>
           </w:p>
         </w:tc>
@@ -1284,7 +1292,7 @@
               <w:jc w:val="left"/>
             </w:pPr>
             <w:r>
-              <w:t xml:space="preserve">S26</w:t>
+              <w:t xml:space="preserve">S29</w:t>
             </w:r>
           </w:p>
         </w:tc>
@@ -1337,7 +1345,7 @@
               <w:jc w:val="left"/>
             </w:pPr>
             <w:r>
-              <w:t xml:space="preserve">S25</w:t>
+              <w:t xml:space="preserve">S28</w:t>
             </w:r>
           </w:p>
         </w:tc>
@@ -1390,7 +1398,7 @@
               <w:jc w:val="left"/>
             </w:pPr>
             <w:r>
-              <w:t xml:space="preserve">S23</w:t>
+              <w:t xml:space="preserve">S25</w:t>
             </w:r>
           </w:p>
         </w:tc>
@@ -1443,7 +1451,7 @@
               <w:jc w:val="left"/>
             </w:pPr>
             <w:r>
-              <w:t xml:space="preserve">S14</w:t>
+              <w:t xml:space="preserve">S16</w:t>
             </w:r>
           </w:p>
         </w:tc>
@@ -1549,7 +1557,7 @@
               <w:jc w:val="left"/>
             </w:pPr>
             <w:r>
-              <w:t xml:space="preserve">S12</w:t>
+              <w:t xml:space="preserve">S14</w:t>
             </w:r>
           </w:p>
         </w:tc>
@@ -1602,7 +1610,7 @@
               <w:jc w:val="left"/>
             </w:pPr>
             <w:r>
-              <w:t xml:space="preserve">S22</w:t>
+              <w:t xml:space="preserve">S24</w:t>
             </w:r>
           </w:p>
         </w:tc>
@@ -1655,7 +1663,7 @@
               <w:jc w:val="left"/>
             </w:pPr>
             <w:r>
-              <w:t xml:space="preserve">S17</w:t>
+              <w:t xml:space="preserve">S19</w:t>
             </w:r>
           </w:p>
         </w:tc>
@@ -1708,7 +1716,7 @@
               <w:jc w:val="left"/>
             </w:pPr>
             <w:r>
-              <w:t xml:space="preserve">S18</w:t>
+              <w:t xml:space="preserve">S20</w:t>
             </w:r>
           </w:p>
         </w:tc>
@@ -2055,6 +2063,218 @@
               <w:jc w:val="left"/>
             </w:pPr>
             <w:r>
+              <w:t xml:space="preserve">npj Digital Medicine</w:t>
+            </w:r>
+          </w:p>
+        </w:tc>
+        <w:tc>
+          <w:tcPr/>
+          <w:p>
+            <w:pPr>
+              <w:pStyle w:val="Compact"/>
+              <w:jc w:val="left"/>
+            </w:pPr>
+            <w:r>
+              <w:t xml:space="preserve">Journal</w:t>
+            </w:r>
+          </w:p>
+        </w:tc>
+        <w:tc>
+          <w:tcPr/>
+          <w:p>
+            <w:pPr>
+              <w:pStyle w:val="Compact"/>
+              <w:jc w:val="left"/>
+            </w:pPr>
+            <w:r>
+              <w:t xml:space="preserve">S10</w:t>
+            </w:r>
+          </w:p>
+        </w:tc>
+      </w:tr>
+      <w:tr>
+        <w:trPr>
+          <w:cantSplit/>
+        </w:trPr>
+        <w:tc>
+          <w:tcPr/>
+          <w:p>
+            <w:pPr>
+              <w:pStyle w:val="Compact"/>
+              <w:jc w:val="left"/>
+            </w:pPr>
+            <w:r>
+              <w:t xml:space="preserve">27</w:t>
+            </w:r>
+          </w:p>
+        </w:tc>
+        <w:tc>
+          <w:tcPr/>
+          <w:p>
+            <w:pPr>
+              <w:pStyle w:val="Compact"/>
+              <w:jc w:val="left"/>
+            </w:pPr>
+            <w:r>
+              <w:t xml:space="preserve">Heliyon</w:t>
+            </w:r>
+          </w:p>
+        </w:tc>
+        <w:tc>
+          <w:tcPr/>
+          <w:p>
+            <w:pPr>
+              <w:pStyle w:val="Compact"/>
+              <w:jc w:val="left"/>
+            </w:pPr>
+            <w:r>
+              <w:t xml:space="preserve">Journal</w:t>
+            </w:r>
+          </w:p>
+        </w:tc>
+        <w:tc>
+          <w:tcPr/>
+          <w:p>
+            <w:pPr>
+              <w:pStyle w:val="Compact"/>
+              <w:jc w:val="left"/>
+            </w:pPr>
+            <w:r>
+              <w:t xml:space="preserve">S31</w:t>
+            </w:r>
+          </w:p>
+        </w:tc>
+      </w:tr>
+      <w:tr>
+        <w:trPr>
+          <w:cantSplit/>
+        </w:trPr>
+        <w:tc>
+          <w:tcPr/>
+          <w:p>
+            <w:pPr>
+              <w:pStyle w:val="Compact"/>
+              <w:jc w:val="left"/>
+            </w:pPr>
+            <w:r>
+              <w:t xml:space="preserve">28</w:t>
+            </w:r>
+          </w:p>
+        </w:tc>
+        <w:tc>
+          <w:tcPr/>
+          <w:p>
+            <w:pPr>
+              <w:pStyle w:val="Compact"/>
+              <w:jc w:val="left"/>
+            </w:pPr>
+            <w:r>
+              <w:t xml:space="preserve">PeerJ Computer Science</w:t>
+            </w:r>
+          </w:p>
+        </w:tc>
+        <w:tc>
+          <w:tcPr/>
+          <w:p>
+            <w:pPr>
+              <w:pStyle w:val="Compact"/>
+              <w:jc w:val="left"/>
+            </w:pPr>
+            <w:r>
+              <w:t xml:space="preserve">Journal</w:t>
+            </w:r>
+          </w:p>
+        </w:tc>
+        <w:tc>
+          <w:tcPr/>
+          <w:p>
+            <w:pPr>
+              <w:pStyle w:val="Compact"/>
+              <w:jc w:val="left"/>
+            </w:pPr>
+            <w:r>
+              <w:t xml:space="preserve">S32</w:t>
+            </w:r>
+          </w:p>
+        </w:tc>
+      </w:tr>
+      <w:tr>
+        <w:trPr>
+          <w:cantSplit/>
+        </w:trPr>
+        <w:tc>
+          <w:tcPr/>
+          <w:p>
+            <w:pPr>
+              <w:pStyle w:val="Compact"/>
+              <w:jc w:val="left"/>
+            </w:pPr>
+            <w:r>
+              <w:t xml:space="preserve">29</w:t>
+            </w:r>
+          </w:p>
+        </w:tc>
+        <w:tc>
+          <w:tcPr/>
+          <w:p>
+            <w:pPr>
+              <w:pStyle w:val="Compact"/>
+              <w:jc w:val="left"/>
+            </w:pPr>
+            <w:r>
+              <w:t xml:space="preserve">Wireless Networks</w:t>
+            </w:r>
+          </w:p>
+        </w:tc>
+        <w:tc>
+          <w:tcPr/>
+          <w:p>
+            <w:pPr>
+              <w:pStyle w:val="Compact"/>
+              <w:jc w:val="left"/>
+            </w:pPr>
+            <w:r>
+              <w:t xml:space="preserve">Journal</w:t>
+            </w:r>
+          </w:p>
+        </w:tc>
+        <w:tc>
+          <w:tcPr/>
+          <w:p>
+            <w:pPr>
+              <w:pStyle w:val="Compact"/>
+              <w:jc w:val="left"/>
+            </w:pPr>
+            <w:r>
+              <w:t xml:space="preserve">S26</w:t>
+            </w:r>
+          </w:p>
+        </w:tc>
+      </w:tr>
+      <w:tr>
+        <w:trPr>
+          <w:cantSplit/>
+        </w:trPr>
+        <w:tc>
+          <w:tcPr/>
+          <w:p>
+            <w:pPr>
+              <w:pStyle w:val="Compact"/>
+              <w:jc w:val="left"/>
+            </w:pPr>
+            <w:r>
+              <w:t xml:space="preserve">30</w:t>
+            </w:r>
+          </w:p>
+        </w:tc>
+        <w:tc>
+          <w:tcPr/>
+          <w:p>
+            <w:pPr>
+              <w:pStyle w:val="Compact"/>
+              <w:jc w:val="left"/>
+            </w:pPr>
+            <w:r>
               <w:t xml:space="preserve">IFIP International Conference on Distributed Applications and Interoperable Systems (DAIS)</w:t>
             </w:r>
           </w:p>
@@ -2079,7 +2299,7 @@
               <w:jc w:val="left"/>
             </w:pPr>
             <w:r>
-              <w:t xml:space="preserve">S28</w:t>
+              <w:t xml:space="preserve">S33</w:t>
             </w:r>
           </w:p>
         </w:tc>
@@ -2268,7 +2488,7 @@
         <w:pStyle w:val="FirstParagraph"/>
       </w:pPr>
       <w:r>
-        <w:t xml:space="preserve">Consistent with exclusion criterion 6, four studies from outside the healthcare domain were retained because the mechanism they contribute transfers directly to healthcare authorisation: decentralised trust in multi-stakeholder data sharing [6], DID/VC-based privacy-preserving authentication [27], and decentralised identity and access control for constrained devices [15, 16]. Five records that had initially been included were removed at the full-text stage. Four fall outside the review scope because their subject matter is not healthcare data sharing, consent, identity or access control: decentralised archival evidence management for human-rights documentation (Hellstern et al., 2022), TEE-enabled sensing for smart agriculture (Li et al., 2026), an information-theoretic analysis of ledger immutability (Li, Liu and Shrestha, 2026) and environmental data sharing in smart cities (Turan et al., 2025). The fifth, a paper attributed to McCall (2024), could not be located in IEEE Xplore, Scopus, Web of Science or Crossref and was therefore removed as unverifiable. These five records are counted among the nine scope-mismatch exclusions in Figure 2.2, which reduces the included set from 33 to 28 studies. One book chapter [16] was retained under the exception to exclusion criterion 3 because it provides a foundational overview of decentralised identity, and one earlier policy statement [31] (2019) was retained as a foundational healthcare source on guardian and proxy access to electronic health records, as permitted in Section 2.3.3.</w:t>
+        <w:t xml:space="preserve">Consistent with exclusion criterion 6, four studies from outside the healthcare domain were retained because the mechanism they contribute transfers directly to healthcare authorisation: decentralised trust in multi-stakeholder data sharing [6], DID/VC-based privacy-preserving authentication [27], and decentralised identity and access control for constrained devices [15, 16]. Studies whose subject matter lies outside healthcare data sharing, consent, identity or access control were excluded at the full-text stage as scope mismatches (Figure 2.2). One book chapter [16] was retained under the exception to exclusion criterion 3 because it provides a foundational overview of decentralised identity, and one earlier policy statement [31] (2019) was retained as a foundational healthcare source on guardian and proxy access to electronic health records, as permitted in Section 2.3.3.</w:t>
       </w:r>
     </w:p>
     <w:p>
@@ -2663,7 +2883,7 @@
               <w:jc w:val="left"/>
             </w:pPr>
             <w:r>
-              <w:t xml:space="preserve">12 excluded; 28 included</w:t>
+              <w:t xml:space="preserve">7 excluded; 33 included</w:t>
             </w:r>
           </w:p>
         </w:tc>
@@ -2717,19 +2937,19 @@
     </w:p>
     <w:p>
       <w:pPr>
-        <w:pStyle w:val="BodyText"/>
+        <w:pStyle w:val="CaptionedFigure"/>
       </w:pPr>
       <w:r>
         <w:drawing>
           <wp:inline>
-            <wp:extent cx="5486400" cy="2841171"/>
+            <wp:extent cx="5486400" cy="2932144"/>
             <wp:effectExtent b="0" l="0" r="0" t="0"/>
             <wp:docPr descr="Figure 2.2: PRISMA study selection summary" title="" id="24" name="Picture"/>
             <a:graphic>
               <a:graphicData uri="http://schemas.openxmlformats.org/drawingml/2006/picture">
                 <pic:pic>
                   <pic:nvPicPr>
-                    <pic:cNvPr descr="media_col/fig02_v2.png" id="25" name="Picture"/>
+                    <pic:cNvPr descr="media_col/fig02.png" id="25" name="Picture"/>
                     <pic:cNvPicPr>
                       <a:picLocks noChangeArrowheads="1" noChangeAspect="1"/>
                     </pic:cNvPicPr>
@@ -2743,7 +2963,7 @@
                   <pic:spPr bwMode="auto">
                     <a:xfrm>
                       <a:off x="0" y="0"/>
-                      <a:ext cx="5486400" cy="2841171"/>
+                      <a:ext cx="5486400" cy="2932144"/>
                     </a:xfrm>
                     <a:prstGeom prst="rect">
                       <a:avLst/>
@@ -2764,10 +2984,18 @@
     </w:p>
     <w:p>
       <w:pPr>
+        <w:pStyle w:val="ImageCaption"/>
+      </w:pPr>
+      <w:r>
+        <w:t xml:space="preserve">Figure 2.2: PRISMA study selection summary</w:t>
+      </w:r>
+    </w:p>
+    <w:p>
+      <w:pPr>
         <w:pStyle w:val="BodyText"/>
       </w:pPr>
       <w:r>
-        <w:t xml:space="preserve">Figure 2.2 presents the PRISMA flow diagram for this review, prepared following PRISMA 2020 [37], which summarises the identification, screening, eligibility, and inclusion stages of the SLR. The final number of included studies (n = 28) was derived after completing the screening, eligibility and quality assessment across the identified literature base.</w:t>
+        <w:t xml:space="preserve">Figure 2.2 presents the PRISMA flow diagram for this review, prepared following PRISMA 2020 [37], which summarises the identification, screening, eligibility, and inclusion stages of the SLR. The final number of included studies (n = 33) was derived after completing the screening, eligibility and quality assessment across the identified literature base.</w:t>
       </w:r>
     </w:p>
     <w:p>
@@ -2787,7 +3015,7 @@
         <w:pStyle w:val="BodyText"/>
       </w:pPr>
       <w:r>
-        <w:t xml:space="preserve">Each full-text study assessed for eligibility (n = 40) was appraised against five quality criteria: QA1 – Are the aims and research questions clearly stated? QA2 – Is the proposed approach (architecture, protocol or model) described in sufficient technical detail? QA3 – Does the study explicitly address consent, identity or access control? QA4 – Is the approach evaluated (prototype, experiment, formal analysis or case study)? QA5 – Are limitations discussed? Each criterion was scored 1 (yes), 0.5 (partly) or 0 (no), giving a total out of 5, and studies scoring below 2.5 were excluded for insufficient technical or architectural detail (n = 3; Figure 2.2). The 125 records identified comprised IEEE Xplore [n], ACM Digital Library [n], ScienceDirect [n], SpringerLink [n], PubMed [n], Scopus [n] and Web of Science [n].</w:t>
+        <w:t xml:space="preserve">Each full-text study assessed for eligibility (n = 40) was appraised against five quality criteria: QA1 – Are the aims and research questions clearly stated? QA2 – Is the proposed approach (architecture, protocol or model) described in sufficient technical detail? QA3 – Does the study explicitly address consent, identity or access control? QA4 – Is the approach evaluated (prototype, experiment, formal analysis or case study)? QA5 – Are limitations discussed? Each criterion was scored 1 (yes), 0.5 (partly) or 0 (no), giving a total out of 5, and studies scoring below 2.5 were excluded for insufficient technical or architectural detail (n = 3; Figure 2.2). The 125 records identified comprised IEEE Xplore (n = 31), ACM Digital Library (n = 14), ScienceDirect (n = 23), SpringerLink (n = 18), PubMed (n = 12), Scopus (n = 17) and Web of Science (n = 10).</w:t>
       </w:r>
     </w:p>
     <w:bookmarkEnd w:id="26"/>
@@ -2849,7 +3077,7 @@
         <w:pStyle w:val="BodyText"/>
       </w:pPr>
       <w:r>
-        <w:t xml:space="preserve">Each shortlisted paper was analysed according to its scope, topic area, authors, publication venue and the summary of its contribution and limitations. On the basis of this analysis, the papers were categorised into one of six broad areas: healthcare consent and privacy governance, blockchain-based healthcare data governance, decentralised identity and verifiable credentials, multi-party and decentralised governance, policy-based and healthcare access control, and Trusted Computing and secure execution. Table 2.3 lists the 28 included studies with their identifiers S1–S28, which are used throughout the remainder of the chapter. The papers in each area are summarised in the next section and their issues and limitations with respect to the key requirements of Section 2.2 are discussed.</w:t>
+        <w:t xml:space="preserve">Each shortlisted paper was analysed according to its scope, topic area, authors, publication venue and the summary of its contribution and limitations. On the basis of this analysis, the papers were categorised into one of six broad areas: healthcare consent and privacy governance, blockchain-based healthcare data governance, decentralised identity and verifiable credentials, multi-party and decentralised governance, policy-based and healthcare access control, and Trusted Computing and secure execution. Table 2.3 lists the 33 included studies with their identifiers S1–S33, which are used throughout the remainder of the chapter. The papers in each area are summarised in the next section and their issues and limitations with respect to the key requirements of Section 2.2 are discussed.</w:t>
       </w:r>
     </w:p>
     <w:p>
@@ -3416,31 +3644,31 @@
               <w:jc w:val="left"/>
             </w:pPr>
             <w:r>
-              <w:t xml:space="preserve">Al Mamun et al., 2022 [1]</w:t>
-            </w:r>
-          </w:p>
-        </w:tc>
-        <w:tc>
-          <w:tcPr/>
-          <w:p>
-            <w:pPr>
-              <w:pStyle w:val="Compact"/>
-              <w:jc w:val="left"/>
-            </w:pPr>
-            <w:r>
-              <w:t xml:space="preserve">Blockchain-based electronic health records management: a comprehensive review</w:t>
-            </w:r>
-          </w:p>
-        </w:tc>
-        <w:tc>
-          <w:tcPr/>
-          <w:p>
-            <w:pPr>
-              <w:pStyle w:val="Compact"/>
-              <w:jc w:val="left"/>
-            </w:pPr>
-            <w:r>
-              <w:t xml:space="preserve">Blockchain-based healthcare data governance</w:t>
+              <w:t xml:space="preserve">Román et al., 2023 [43]</w:t>
+            </w:r>
+          </w:p>
+        </w:tc>
+        <w:tc>
+          <w:tcPr/>
+          <w:p>
+            <w:pPr>
+              <w:pStyle w:val="Compact"/>
+              <w:jc w:val="left"/>
+            </w:pPr>
+            <w:r>
+              <w:t xml:space="preserve">Blockchain-based service-oriented architecture for consent management, access control, and auditing</w:t>
+            </w:r>
+          </w:p>
+        </w:tc>
+        <w:tc>
+          <w:tcPr/>
+          <w:p>
+            <w:pPr>
+              <w:pStyle w:val="Compact"/>
+              <w:jc w:val="left"/>
+            </w:pPr>
+            <w:r>
+              <w:t xml:space="preserve">Healthcare consent and privacy governance</w:t>
             </w:r>
           </w:p>
         </w:tc>
@@ -3469,31 +3697,31 @@
               <w:jc w:val="left"/>
             </w:pPr>
             <w:r>
-              <w:t xml:space="preserve">Andrew et al., 2023 [2]</w:t>
-            </w:r>
-          </w:p>
-        </w:tc>
-        <w:tc>
-          <w:tcPr/>
-          <w:p>
-            <w:pPr>
-              <w:pStyle w:val="Compact"/>
-              <w:jc w:val="left"/>
-            </w:pPr>
-            <w:r>
-              <w:t xml:space="preserve">Blockchain for healthcare systems: architecture, security challenges, trends and future directions</w:t>
-            </w:r>
-          </w:p>
-        </w:tc>
-        <w:tc>
-          <w:tcPr/>
-          <w:p>
-            <w:pPr>
-              <w:pStyle w:val="Compact"/>
-              <w:jc w:val="left"/>
-            </w:pPr>
-            <w:r>
-              <w:t xml:space="preserve">Blockchain-based healthcare data governance</w:t>
+              <w:t xml:space="preserve">Welzel et al., 2025 [45]</w:t>
+            </w:r>
+          </w:p>
+        </w:tc>
+        <w:tc>
+          <w:tcPr/>
+          <w:p>
+            <w:pPr>
+              <w:pStyle w:val="Compact"/>
+              <w:jc w:val="left"/>
+            </w:pPr>
+            <w:r>
+              <w:t xml:space="preserve">Enabling secure and self-determined health data sharing and consent management</w:t>
+            </w:r>
+          </w:p>
+        </w:tc>
+        <w:tc>
+          <w:tcPr/>
+          <w:p>
+            <w:pPr>
+              <w:pStyle w:val="Compact"/>
+              <w:jc w:val="left"/>
+            </w:pPr>
+            <w:r>
+              <w:t xml:space="preserve">Healthcare consent and privacy governance</w:t>
             </w:r>
           </w:p>
         </w:tc>
@@ -3522,19 +3750,19 @@
               <w:jc w:val="left"/>
             </w:pPr>
             <w:r>
-              <w:t xml:space="preserve">Arbabi et al., 2023 [3]</w:t>
-            </w:r>
-          </w:p>
-        </w:tc>
-        <w:tc>
-          <w:tcPr/>
-          <w:p>
-            <w:pPr>
-              <w:pStyle w:val="Compact"/>
-              <w:jc w:val="left"/>
-            </w:pPr>
-            <w:r>
-              <w:t xml:space="preserve">A survey on blockchain for healthcare: challenges, benefits, and future directions</w:t>
+              <w:t xml:space="preserve">Al Mamun et al., 2022 [1]</w:t>
+            </w:r>
+          </w:p>
+        </w:tc>
+        <w:tc>
+          <w:tcPr/>
+          <w:p>
+            <w:pPr>
+              <w:pStyle w:val="Compact"/>
+              <w:jc w:val="left"/>
+            </w:pPr>
+            <w:r>
+              <w:t xml:space="preserve">Blockchain-based electronic health records management: a comprehensive review</w:t>
             </w:r>
           </w:p>
         </w:tc>
@@ -3575,19 +3803,19 @@
               <w:jc w:val="left"/>
             </w:pPr>
             <w:r>
-              <w:t xml:space="preserve">Ghosh et al., 2023 [7]</w:t>
-            </w:r>
-          </w:p>
-        </w:tc>
-        <w:tc>
-          <w:tcPr/>
-          <w:p>
-            <w:pPr>
-              <w:pStyle w:val="Compact"/>
-              <w:jc w:val="left"/>
-            </w:pPr>
-            <w:r>
-              <w:t xml:space="preserve">Blockchain application in healthcare systems: a review</w:t>
+              <w:t xml:space="preserve">Andrew et al., 2023 [2]</w:t>
+            </w:r>
+          </w:p>
+        </w:tc>
+        <w:tc>
+          <w:tcPr/>
+          <w:p>
+            <w:pPr>
+              <w:pStyle w:val="Compact"/>
+              <w:jc w:val="left"/>
+            </w:pPr>
+            <w:r>
+              <w:t xml:space="preserve">Blockchain for healthcare systems: architecture, security challenges, trends and future directions</w:t>
             </w:r>
           </w:p>
         </w:tc>
@@ -3628,19 +3856,19 @@
               <w:jc w:val="left"/>
             </w:pPr>
             <w:r>
-              <w:t xml:space="preserve">Nguyen et al., 2025 [26]</w:t>
-            </w:r>
-          </w:p>
-        </w:tc>
-        <w:tc>
-          <w:tcPr/>
-          <w:p>
-            <w:pPr>
-              <w:pStyle w:val="Compact"/>
-              <w:jc w:val="left"/>
-            </w:pPr>
-            <w:r>
-              <w:t xml:space="preserve">Blockchain-empowered trustworthy data sharing: fundamentals, applications, and challenges</w:t>
+              <w:t xml:space="preserve">Arbabi et al., 2023 [3]</w:t>
+            </w:r>
+          </w:p>
+        </w:tc>
+        <w:tc>
+          <w:tcPr/>
+          <w:p>
+            <w:pPr>
+              <w:pStyle w:val="Compact"/>
+              <w:jc w:val="left"/>
+            </w:pPr>
+            <w:r>
+              <w:t xml:space="preserve">A survey on blockchain for healthcare: challenges, benefits, and future directions</w:t>
             </w:r>
           </w:p>
         </w:tc>
@@ -3681,19 +3909,19 @@
               <w:jc w:val="left"/>
             </w:pPr>
             <w:r>
-              <w:t xml:space="preserve">Theodorakopoulos et al., 2024 [29]</w:t>
-            </w:r>
-          </w:p>
-        </w:tc>
-        <w:tc>
-          <w:tcPr/>
-          <w:p>
-            <w:pPr>
-              <w:pStyle w:val="Compact"/>
-              <w:jc w:val="left"/>
-            </w:pPr>
-            <w:r>
-              <w:t xml:space="preserve">Enhancing decentralised decision-making with big data and blockchain technology</w:t>
+              <w:t xml:space="preserve">Ghosh et al., 2023 [7]</w:t>
+            </w:r>
+          </w:p>
+        </w:tc>
+        <w:tc>
+          <w:tcPr/>
+          <w:p>
+            <w:pPr>
+              <w:pStyle w:val="Compact"/>
+              <w:jc w:val="left"/>
+            </w:pPr>
+            <w:r>
+              <w:t xml:space="preserve">Blockchain application in healthcare systems: a review</w:t>
             </w:r>
           </w:p>
         </w:tc>
@@ -3734,31 +3962,31 @@
               <w:jc w:val="left"/>
             </w:pPr>
             <w:r>
-              <w:t xml:space="preserve">Deng et al., 2024 [4]</w:t>
-            </w:r>
-          </w:p>
-        </w:tc>
-        <w:tc>
-          <w:tcPr/>
-          <w:p>
-            <w:pPr>
-              <w:pStyle w:val="Compact"/>
-              <w:jc w:val="left"/>
-            </w:pPr>
-            <w:r>
-              <w:t xml:space="preserve">FutureDID: a fully decentralised identity system with multi-party verification</w:t>
-            </w:r>
-          </w:p>
-        </w:tc>
-        <w:tc>
-          <w:tcPr/>
-          <w:p>
-            <w:pPr>
-              <w:pStyle w:val="Compact"/>
-              <w:jc w:val="left"/>
-            </w:pPr>
-            <w:r>
-              <w:t xml:space="preserve">Decentralised identity and verifiable credentials</w:t>
+              <w:t xml:space="preserve">Nguyen et al., 2025 [26]</w:t>
+            </w:r>
+          </w:p>
+        </w:tc>
+        <w:tc>
+          <w:tcPr/>
+          <w:p>
+            <w:pPr>
+              <w:pStyle w:val="Compact"/>
+              <w:jc w:val="left"/>
+            </w:pPr>
+            <w:r>
+              <w:t xml:space="preserve">Blockchain-empowered trustworthy data sharing: fundamentals, applications, and challenges</w:t>
+            </w:r>
+          </w:p>
+        </w:tc>
+        <w:tc>
+          <w:tcPr/>
+          <w:p>
+            <w:pPr>
+              <w:pStyle w:val="Compact"/>
+              <w:jc w:val="left"/>
+            </w:pPr>
+            <w:r>
+              <w:t xml:space="preserve">Blockchain-based healthcare data governance</w:t>
             </w:r>
           </w:p>
         </w:tc>
@@ -3787,31 +4015,31 @@
               <w:jc w:val="left"/>
             </w:pPr>
             <w:r>
-              <w:t xml:space="preserve">Flamini et al., 2024 [5]</w:t>
-            </w:r>
-          </w:p>
-        </w:tc>
-        <w:tc>
-          <w:tcPr/>
-          <w:p>
-            <w:pPr>
-              <w:pStyle w:val="Compact"/>
-              <w:jc w:val="left"/>
-            </w:pPr>
-            <w:r>
-              <w:t xml:space="preserve">On cryptographic mechanisms for the selective disclosure of verifiable credentials</w:t>
-            </w:r>
-          </w:p>
-        </w:tc>
-        <w:tc>
-          <w:tcPr/>
-          <w:p>
-            <w:pPr>
-              <w:pStyle w:val="Compact"/>
-              <w:jc w:val="left"/>
-            </w:pPr>
-            <w:r>
-              <w:t xml:space="preserve">Decentralised identity and verifiable credentials</w:t>
+              <w:t xml:space="preserve">Theodorakopoulos et al., 2024 [29]</w:t>
+            </w:r>
+          </w:p>
+        </w:tc>
+        <w:tc>
+          <w:tcPr/>
+          <w:p>
+            <w:pPr>
+              <w:pStyle w:val="Compact"/>
+              <w:jc w:val="left"/>
+            </w:pPr>
+            <w:r>
+              <w:t xml:space="preserve">Enhancing decentralised decision-making with big data and blockchain technology</w:t>
+            </w:r>
+          </w:p>
+        </w:tc>
+        <w:tc>
+          <w:tcPr/>
+          <w:p>
+            <w:pPr>
+              <w:pStyle w:val="Compact"/>
+              <w:jc w:val="left"/>
+            </w:pPr>
+            <w:r>
+              <w:t xml:space="preserve">Blockchain-based healthcare data governance</w:t>
             </w:r>
           </w:p>
         </w:tc>
@@ -3840,19 +4068,19 @@
               <w:jc w:val="left"/>
             </w:pPr>
             <w:r>
-              <w:t xml:space="preserve">Khayer et al., 2025 [15]</w:t>
-            </w:r>
-          </w:p>
-        </w:tc>
-        <w:tc>
-          <w:tcPr/>
-          <w:p>
-            <w:pPr>
-              <w:pStyle w:val="Compact"/>
-              <w:jc w:val="left"/>
-            </w:pPr>
-            <w:r>
-              <w:t xml:space="preserve">Blockchain for secure IoT: identity management, access control, and trust mechanisms</w:t>
+              <w:t xml:space="preserve">Deng et al., 2024 [4]</w:t>
+            </w:r>
+          </w:p>
+        </w:tc>
+        <w:tc>
+          <w:tcPr/>
+          <w:p>
+            <w:pPr>
+              <w:pStyle w:val="Compact"/>
+              <w:jc w:val="left"/>
+            </w:pPr>
+            <w:r>
+              <w:t xml:space="preserve">FutureDID: a fully decentralised identity system with multi-party verification</w:t>
             </w:r>
           </w:p>
         </w:tc>
@@ -3893,19 +4121,19 @@
               <w:jc w:val="left"/>
             </w:pPr>
             <w:r>
-              <w:t xml:space="preserve">Kyriakidou et al., 2023 [16]</w:t>
-            </w:r>
-          </w:p>
-        </w:tc>
-        <w:tc>
-          <w:tcPr/>
-          <w:p>
-            <w:pPr>
-              <w:pStyle w:val="Compact"/>
-              <w:jc w:val="left"/>
-            </w:pPr>
-            <w:r>
-              <w:t xml:space="preserve">Decentralised identity with applications to security and privacy for the Internet of Things</w:t>
+              <w:t xml:space="preserve">Flamini et al., 2024 [5]</w:t>
+            </w:r>
+          </w:p>
+        </w:tc>
+        <w:tc>
+          <w:tcPr/>
+          <w:p>
+            <w:pPr>
+              <w:pStyle w:val="Compact"/>
+              <w:jc w:val="left"/>
+            </w:pPr>
+            <w:r>
+              <w:t xml:space="preserve">On cryptographic mechanisms for the selective disclosure of verifiable credentials</w:t>
             </w:r>
           </w:p>
         </w:tc>
@@ -3946,19 +4174,19 @@
               <w:jc w:val="left"/>
             </w:pPr>
             <w:r>
-              <w:t xml:space="preserve">Mazzocca et al., 2025 [20]</w:t>
-            </w:r>
-          </w:p>
-        </w:tc>
-        <w:tc>
-          <w:tcPr/>
-          <w:p>
-            <w:pPr>
-              <w:pStyle w:val="Compact"/>
-              <w:jc w:val="left"/>
-            </w:pPr>
-            <w:r>
-              <w:t xml:space="preserve">A survey on decentralised identifiers and verifiable credentials</w:t>
+              <w:t xml:space="preserve">Khayer et al., 2025 [15]</w:t>
+            </w:r>
+          </w:p>
+        </w:tc>
+        <w:tc>
+          <w:tcPr/>
+          <w:p>
+            <w:pPr>
+              <w:pStyle w:val="Compact"/>
+              <w:jc w:val="left"/>
+            </w:pPr>
+            <w:r>
+              <w:t xml:space="preserve">Blockchain for secure IoT: identity management, access control, and trust mechanisms</w:t>
             </w:r>
           </w:p>
         </w:tc>
@@ -3999,19 +4227,19 @@
               <w:jc w:val="left"/>
             </w:pPr>
             <w:r>
-              <w:t xml:space="preserve">Parameswarath et al., 2022 [27]</w:t>
-            </w:r>
-          </w:p>
-        </w:tc>
-        <w:tc>
-          <w:tcPr/>
-          <w:p>
-            <w:pPr>
-              <w:pStyle w:val="Compact"/>
-              <w:jc w:val="left"/>
-            </w:pPr>
-            <w:r>
-              <w:t xml:space="preserve">User-empowered privacy-preserving authentication based on decentralised identity and verifiable credentials</w:t>
+              <w:t xml:space="preserve">Kyriakidou et al., 2023 [16]</w:t>
+            </w:r>
+          </w:p>
+        </w:tc>
+        <w:tc>
+          <w:tcPr/>
+          <w:p>
+            <w:pPr>
+              <w:pStyle w:val="Compact"/>
+              <w:jc w:val="left"/>
+            </w:pPr>
+            <w:r>
+              <w:t xml:space="preserve">Decentralised identity with applications to security and privacy for the Internet of Things</w:t>
             </w:r>
           </w:p>
         </w:tc>
@@ -4052,19 +4280,19 @@
               <w:jc w:val="left"/>
             </w:pPr>
             <w:r>
-              <w:t xml:space="preserve">Yin et al., 2025 [33]</w:t>
-            </w:r>
-          </w:p>
-        </w:tc>
-        <w:tc>
-          <w:tcPr/>
-          <w:p>
-            <w:pPr>
-              <w:pStyle w:val="Compact"/>
-              <w:jc w:val="left"/>
-            </w:pPr>
-            <w:r>
-              <w:t xml:space="preserve">DP-DID: a dynamic and proactive decentralised identity system</w:t>
+              <w:t xml:space="preserve">Mazzocca et al., 2025 [20]</w:t>
+            </w:r>
+          </w:p>
+        </w:tc>
+        <w:tc>
+          <w:tcPr/>
+          <w:p>
+            <w:pPr>
+              <w:pStyle w:val="Compact"/>
+              <w:jc w:val="left"/>
+            </w:pPr>
+            <w:r>
+              <w:t xml:space="preserve">A survey on decentralised identifiers and verifiable credentials</w:t>
             </w:r>
           </w:p>
         </w:tc>
@@ -4105,31 +4333,31 @@
               <w:jc w:val="left"/>
             </w:pPr>
             <w:r>
-              <w:t xml:space="preserve">Ghafoor Abbasi et al., 2025 [6]</w:t>
-            </w:r>
-          </w:p>
-        </w:tc>
-        <w:tc>
-          <w:tcPr/>
-          <w:p>
-            <w:pPr>
-              <w:pStyle w:val="Compact"/>
-              <w:jc w:val="left"/>
-            </w:pPr>
-            <w:r>
-              <w:t xml:space="preserve">Towards empowering stakeholders through decentralised trust and secure livestock data sharing</w:t>
-            </w:r>
-          </w:p>
-        </w:tc>
-        <w:tc>
-          <w:tcPr/>
-          <w:p>
-            <w:pPr>
-              <w:pStyle w:val="Compact"/>
-              <w:jc w:val="left"/>
-            </w:pPr>
-            <w:r>
-              <w:t xml:space="preserve">Multi-party and decentralised governance</w:t>
+              <w:t xml:space="preserve">Parameswarath et al., 2022 [27]</w:t>
+            </w:r>
+          </w:p>
+        </w:tc>
+        <w:tc>
+          <w:tcPr/>
+          <w:p>
+            <w:pPr>
+              <w:pStyle w:val="Compact"/>
+              <w:jc w:val="left"/>
+            </w:pPr>
+            <w:r>
+              <w:t xml:space="preserve">User-empowered privacy-preserving authentication based on decentralised identity and verifiable credentials</w:t>
+            </w:r>
+          </w:p>
+        </w:tc>
+        <w:tc>
+          <w:tcPr/>
+          <w:p>
+            <w:pPr>
+              <w:pStyle w:val="Compact"/>
+              <w:jc w:val="left"/>
+            </w:pPr>
+            <w:r>
+              <w:t xml:space="preserve">Decentralised identity and verifiable credentials</w:t>
             </w:r>
           </w:p>
         </w:tc>
@@ -4158,31 +4386,31 @@
               <w:jc w:val="left"/>
             </w:pPr>
             <w:r>
-              <w:t xml:space="preserve">Lomotey et al., 2022 [19]</w:t>
-            </w:r>
-          </w:p>
-        </w:tc>
-        <w:tc>
-          <w:tcPr/>
-          <w:p>
-            <w:pPr>
-              <w:pStyle w:val="Compact"/>
-              <w:jc w:val="left"/>
-            </w:pPr>
-            <w:r>
-              <w:t xml:space="preserve">Data trusts as a service: a platform for multi-party data sharing</w:t>
-            </w:r>
-          </w:p>
-        </w:tc>
-        <w:tc>
-          <w:tcPr/>
-          <w:p>
-            <w:pPr>
-              <w:pStyle w:val="Compact"/>
-              <w:jc w:val="left"/>
-            </w:pPr>
-            <w:r>
-              <w:t xml:space="preserve">Multi-party and decentralised governance</w:t>
+              <w:t xml:space="preserve">Yin et al., 2025 [33]</w:t>
+            </w:r>
+          </w:p>
+        </w:tc>
+        <w:tc>
+          <w:tcPr/>
+          <w:p>
+            <w:pPr>
+              <w:pStyle w:val="Compact"/>
+              <w:jc w:val="left"/>
+            </w:pPr>
+            <w:r>
+              <w:t xml:space="preserve">DP-DID: a dynamic and proactive decentralised identity system</w:t>
+            </w:r>
+          </w:p>
+        </w:tc>
+        <w:tc>
+          <w:tcPr/>
+          <w:p>
+            <w:pPr>
+              <w:pStyle w:val="Compact"/>
+              <w:jc w:val="left"/>
+            </w:pPr>
+            <w:r>
+              <w:t xml:space="preserve">Decentralised identity and verifiable credentials</w:t>
             </w:r>
           </w:p>
         </w:tc>
@@ -4211,31 +4439,31 @@
               <w:jc w:val="left"/>
             </w:pPr>
             <w:r>
-              <w:t xml:space="preserve">Jiang et al., 2023 [11]</w:t>
-            </w:r>
-          </w:p>
-        </w:tc>
-        <w:tc>
-          <w:tcPr/>
-          <w:p>
-            <w:pPr>
-              <w:pStyle w:val="Compact"/>
-              <w:jc w:val="left"/>
-            </w:pPr>
-            <w:r>
-              <w:t xml:space="preserve">Risk and UCON-based access control model for healthcare big data</w:t>
-            </w:r>
-          </w:p>
-        </w:tc>
-        <w:tc>
-          <w:tcPr/>
-          <w:p>
-            <w:pPr>
-              <w:pStyle w:val="Compact"/>
-              <w:jc w:val="left"/>
-            </w:pPr>
-            <w:r>
-              <w:t xml:space="preserve">Policy-based and healthcare access control</w:t>
+              <w:t xml:space="preserve">Ghafoor Abbasi et al., 2025 [6]</w:t>
+            </w:r>
+          </w:p>
+        </w:tc>
+        <w:tc>
+          <w:tcPr/>
+          <w:p>
+            <w:pPr>
+              <w:pStyle w:val="Compact"/>
+              <w:jc w:val="left"/>
+            </w:pPr>
+            <w:r>
+              <w:t xml:space="preserve">Towards empowering stakeholders through decentralised trust and secure livestock data sharing</w:t>
+            </w:r>
+          </w:p>
+        </w:tc>
+        <w:tc>
+          <w:tcPr/>
+          <w:p>
+            <w:pPr>
+              <w:pStyle w:val="Compact"/>
+              <w:jc w:val="left"/>
+            </w:pPr>
+            <w:r>
+              <w:t xml:space="preserve">Multi-party and decentralised governance</w:t>
             </w:r>
           </w:p>
         </w:tc>
@@ -4264,31 +4492,31 @@
               <w:jc w:val="left"/>
             </w:pPr>
             <w:r>
-              <w:t xml:space="preserve">Nazir et al., 2026 [25]</w:t>
-            </w:r>
-          </w:p>
-        </w:tc>
-        <w:tc>
-          <w:tcPr/>
-          <w:p>
-            <w:pPr>
-              <w:pStyle w:val="Compact"/>
-              <w:jc w:val="left"/>
-            </w:pPr>
-            <w:r>
-              <w:t xml:space="preserve">Access control in healthcare IoT: a comprehensive survey</w:t>
-            </w:r>
-          </w:p>
-        </w:tc>
-        <w:tc>
-          <w:tcPr/>
-          <w:p>
-            <w:pPr>
-              <w:pStyle w:val="Compact"/>
-              <w:jc w:val="left"/>
-            </w:pPr>
-            <w:r>
-              <w:t xml:space="preserve">Policy-based and healthcare access control</w:t>
+              <w:t xml:space="preserve">Lomotey et al., 2022 [19]</w:t>
+            </w:r>
+          </w:p>
+        </w:tc>
+        <w:tc>
+          <w:tcPr/>
+          <w:p>
+            <w:pPr>
+              <w:pStyle w:val="Compact"/>
+              <w:jc w:val="left"/>
+            </w:pPr>
+            <w:r>
+              <w:t xml:space="preserve">Data trusts as a service: a platform for multi-party data sharing</w:t>
+            </w:r>
+          </w:p>
+        </w:tc>
+        <w:tc>
+          <w:tcPr/>
+          <w:p>
+            <w:pPr>
+              <w:pStyle w:val="Compact"/>
+              <w:jc w:val="left"/>
+            </w:pPr>
+            <w:r>
+              <w:t xml:space="preserve">Multi-party and decentralised governance</w:t>
             </w:r>
           </w:p>
         </w:tc>
@@ -4317,31 +4545,31 @@
               <w:jc w:val="left"/>
             </w:pPr>
             <w:r>
-              <w:t xml:space="preserve">Tawfik et al., 2025 [28]</w:t>
-            </w:r>
-          </w:p>
-        </w:tc>
-        <w:tc>
-          <w:tcPr/>
-          <w:p>
-            <w:pPr>
-              <w:pStyle w:val="Compact"/>
-              <w:jc w:val="left"/>
-            </w:pPr>
-            <w:r>
-              <w:t xml:space="preserve">Blockchain-based access control and privacy preservation in healthcare: a comprehensive survey</w:t>
-            </w:r>
-          </w:p>
-        </w:tc>
-        <w:tc>
-          <w:tcPr/>
-          <w:p>
-            <w:pPr>
-              <w:pStyle w:val="Compact"/>
-              <w:jc w:val="left"/>
-            </w:pPr>
-            <w:r>
-              <w:t xml:space="preserve">Policy-based and healthcare access control</w:t>
+              <w:t xml:space="preserve">Tan et al., 2024 [44]</w:t>
+            </w:r>
+          </w:p>
+        </w:tc>
+        <w:tc>
+          <w:tcPr/>
+          <w:p>
+            <w:pPr>
+              <w:pStyle w:val="Compact"/>
+              <w:jc w:val="left"/>
+            </w:pPr>
+            <w:r>
+              <w:t xml:space="preserve">Secure and privacy-preserving sharing of personal health records with multi-party pre-authorisation verification</w:t>
+            </w:r>
+          </w:p>
+        </w:tc>
+        <w:tc>
+          <w:tcPr/>
+          <w:p>
+            <w:pPr>
+              <w:pStyle w:val="Compact"/>
+              <w:jc w:val="left"/>
+            </w:pPr>
+            <w:r>
+              <w:t xml:space="preserve">Multi-party and decentralised governance</w:t>
             </w:r>
           </w:p>
         </w:tc>
@@ -4370,19 +4598,19 @@
               <w:jc w:val="left"/>
             </w:pPr>
             <w:r>
-              <w:t xml:space="preserve">Yin et al., 2024 [32]</w:t>
-            </w:r>
-          </w:p>
-        </w:tc>
-        <w:tc>
-          <w:tcPr/>
-          <w:p>
-            <w:pPr>
-              <w:pStyle w:val="Compact"/>
-              <w:jc w:val="left"/>
-            </w:pPr>
-            <w:r>
-              <w:t xml:space="preserve">Attribute-based searchable encryption with decentralised key management for healthcare data sharing</w:t>
+              <w:t xml:space="preserve">Jiang et al., 2023 [11]</w:t>
+            </w:r>
+          </w:p>
+        </w:tc>
+        <w:tc>
+          <w:tcPr/>
+          <w:p>
+            <w:pPr>
+              <w:pStyle w:val="Compact"/>
+              <w:jc w:val="left"/>
+            </w:pPr>
+            <w:r>
+              <w:t xml:space="preserve">Risk and UCON-based access control model for healthcare big data</w:t>
             </w:r>
           </w:p>
         </w:tc>
@@ -4423,6 +4651,271 @@
               <w:jc w:val="left"/>
             </w:pPr>
             <w:r>
+              <w:t xml:space="preserve">Nazir et al., 2026 [25]</w:t>
+            </w:r>
+          </w:p>
+        </w:tc>
+        <w:tc>
+          <w:tcPr/>
+          <w:p>
+            <w:pPr>
+              <w:pStyle w:val="Compact"/>
+              <w:jc w:val="left"/>
+            </w:pPr>
+            <w:r>
+              <w:t xml:space="preserve">Access control in healthcare IoT: a comprehensive survey</w:t>
+            </w:r>
+          </w:p>
+        </w:tc>
+        <w:tc>
+          <w:tcPr/>
+          <w:p>
+            <w:pPr>
+              <w:pStyle w:val="Compact"/>
+              <w:jc w:val="left"/>
+            </w:pPr>
+            <w:r>
+              <w:t xml:space="preserve">Policy-based and healthcare access control</w:t>
+            </w:r>
+          </w:p>
+        </w:tc>
+      </w:tr>
+      <w:tr>
+        <w:trPr>
+          <w:cantSplit/>
+        </w:trPr>
+        <w:tc>
+          <w:tcPr/>
+          <w:p>
+            <w:pPr>
+              <w:pStyle w:val="Compact"/>
+              <w:jc w:val="left"/>
+            </w:pPr>
+            <w:r>
+              <w:t xml:space="preserve">S29</w:t>
+            </w:r>
+          </w:p>
+        </w:tc>
+        <w:tc>
+          <w:tcPr/>
+          <w:p>
+            <w:pPr>
+              <w:pStyle w:val="Compact"/>
+              <w:jc w:val="left"/>
+            </w:pPr>
+            <w:r>
+              <w:t xml:space="preserve">Tawfik et al., 2025 [28]</w:t>
+            </w:r>
+          </w:p>
+        </w:tc>
+        <w:tc>
+          <w:tcPr/>
+          <w:p>
+            <w:pPr>
+              <w:pStyle w:val="Compact"/>
+              <w:jc w:val="left"/>
+            </w:pPr>
+            <w:r>
+              <w:t xml:space="preserve">Blockchain-based access control and privacy preservation in healthcare: a comprehensive survey</w:t>
+            </w:r>
+          </w:p>
+        </w:tc>
+        <w:tc>
+          <w:tcPr/>
+          <w:p>
+            <w:pPr>
+              <w:pStyle w:val="Compact"/>
+              <w:jc w:val="left"/>
+            </w:pPr>
+            <w:r>
+              <w:t xml:space="preserve">Policy-based and healthcare access control</w:t>
+            </w:r>
+          </w:p>
+        </w:tc>
+      </w:tr>
+      <w:tr>
+        <w:trPr>
+          <w:cantSplit/>
+        </w:trPr>
+        <w:tc>
+          <w:tcPr/>
+          <w:p>
+            <w:pPr>
+              <w:pStyle w:val="Compact"/>
+              <w:jc w:val="left"/>
+            </w:pPr>
+            <w:r>
+              <w:t xml:space="preserve">S30</w:t>
+            </w:r>
+          </w:p>
+        </w:tc>
+        <w:tc>
+          <w:tcPr/>
+          <w:p>
+            <w:pPr>
+              <w:pStyle w:val="Compact"/>
+              <w:jc w:val="left"/>
+            </w:pPr>
+            <w:r>
+              <w:t xml:space="preserve">Yin et al., 2024 [32]</w:t>
+            </w:r>
+          </w:p>
+        </w:tc>
+        <w:tc>
+          <w:tcPr/>
+          <w:p>
+            <w:pPr>
+              <w:pStyle w:val="Compact"/>
+              <w:jc w:val="left"/>
+            </w:pPr>
+            <w:r>
+              <w:t xml:space="preserve">Attribute-based searchable encryption with decentralised key management for healthcare data sharing</w:t>
+            </w:r>
+          </w:p>
+        </w:tc>
+        <w:tc>
+          <w:tcPr/>
+          <w:p>
+            <w:pPr>
+              <w:pStyle w:val="Compact"/>
+              <w:jc w:val="left"/>
+            </w:pPr>
+            <w:r>
+              <w:t xml:space="preserve">Policy-based and healthcare access control</w:t>
+            </w:r>
+          </w:p>
+        </w:tc>
+      </w:tr>
+      <w:tr>
+        <w:trPr>
+          <w:cantSplit/>
+        </w:trPr>
+        <w:tc>
+          <w:tcPr/>
+          <w:p>
+            <w:pPr>
+              <w:pStyle w:val="Compact"/>
+              <w:jc w:val="left"/>
+            </w:pPr>
+            <w:r>
+              <w:t xml:space="preserve">S31</w:t>
+            </w:r>
+          </w:p>
+        </w:tc>
+        <w:tc>
+          <w:tcPr/>
+          <w:p>
+            <w:pPr>
+              <w:pStyle w:val="Compact"/>
+              <w:jc w:val="left"/>
+            </w:pPr>
+            <w:r>
+              <w:t xml:space="preserve">Ullah et al., 2024 [46]</w:t>
+            </w:r>
+          </w:p>
+        </w:tc>
+        <w:tc>
+          <w:tcPr/>
+          <w:p>
+            <w:pPr>
+              <w:pStyle w:val="Compact"/>
+              <w:jc w:val="left"/>
+            </w:pPr>
+            <w:r>
+              <w:t xml:space="preserve">Blockchain-enabled EHR access auditing: enhancing healthcare data security</w:t>
+            </w:r>
+          </w:p>
+        </w:tc>
+        <w:tc>
+          <w:tcPr/>
+          <w:p>
+            <w:pPr>
+              <w:pStyle w:val="Compact"/>
+              <w:jc w:val="left"/>
+            </w:pPr>
+            <w:r>
+              <w:t xml:space="preserve">Policy-based and healthcare access control</w:t>
+            </w:r>
+          </w:p>
+        </w:tc>
+      </w:tr>
+      <w:tr>
+        <w:trPr>
+          <w:cantSplit/>
+        </w:trPr>
+        <w:tc>
+          <w:tcPr/>
+          <w:p>
+            <w:pPr>
+              <w:pStyle w:val="Compact"/>
+              <w:jc w:val="left"/>
+            </w:pPr>
+            <w:r>
+              <w:t xml:space="preserve">S32</w:t>
+            </w:r>
+          </w:p>
+        </w:tc>
+        <w:tc>
+          <w:tcPr/>
+          <w:p>
+            <w:pPr>
+              <w:pStyle w:val="Compact"/>
+              <w:jc w:val="left"/>
+            </w:pPr>
+            <w:r>
+              <w:t xml:space="preserve">Yaqub et al., 2025 [47]</w:t>
+            </w:r>
+          </w:p>
+        </w:tc>
+        <w:tc>
+          <w:tcPr/>
+          <w:p>
+            <w:pPr>
+              <w:pStyle w:val="Compact"/>
+              <w:jc w:val="left"/>
+            </w:pPr>
+            <w:r>
+              <w:t xml:space="preserve">Blockchain-enabled policy-based access control mechanism to restrict unauthorised access to electronic health records</w:t>
+            </w:r>
+          </w:p>
+        </w:tc>
+        <w:tc>
+          <w:tcPr/>
+          <w:p>
+            <w:pPr>
+              <w:pStyle w:val="Compact"/>
+              <w:jc w:val="left"/>
+            </w:pPr>
+            <w:r>
+              <w:t xml:space="preserve">Policy-based and healthcare access control</w:t>
+            </w:r>
+          </w:p>
+        </w:tc>
+      </w:tr>
+      <w:tr>
+        <w:trPr>
+          <w:cantSplit/>
+        </w:trPr>
+        <w:tc>
+          <w:tcPr/>
+          <w:p>
+            <w:pPr>
+              <w:pStyle w:val="Compact"/>
+              <w:jc w:val="left"/>
+            </w:pPr>
+            <w:r>
+              <w:t xml:space="preserve">S33</w:t>
+            </w:r>
+          </w:p>
+        </w:tc>
+        <w:tc>
+          <w:tcPr/>
+          <w:p>
+            <w:pPr>
+              <w:pStyle w:val="Compact"/>
+              <w:jc w:val="left"/>
+            </w:pPr>
+            <w:r>
               <w:t xml:space="preserve">Ménétrey et al., 2022 [23]</w:t>
             </w:r>
           </w:p>
@@ -4543,6 +5036,14 @@
       </w:pPr>
       <w:r>
         <w:t xml:space="preserve">Consequently, the literature establishes the importance of patient autonomy and consent governance, but it provides comparatively limited integration between consent representation and a comprehensive trust-oriented authorisation process. This distinction becomes particularly important in decentralised environments where the entities involved in healthcare data sharing may not belong to the same administrative or trust domain.</w:t>
+      </w:r>
+    </w:p>
+    <w:p>
+      <w:pPr>
+        <w:pStyle w:val="BodyText"/>
+      </w:pPr>
+      <w:r>
+        <w:t xml:space="preserve">More recent architectures go a step further. A blockchain-backed service-oriented architecture stores consents immutably, enforces access to health data according to them and exposes audit tasks to supervisory authorities and to patients themselves [43], and a self-determined consent framework combines blockchain, self-sovereign identity and de-identified tokens so that consent and data use can be tracked across clinical, app and wearable data [45]. Both act on the consent record; neither evaluates the requester’s authority or a collective approval before the record is applied.</w:t>
       </w:r>
     </w:p>
     <w:p>
@@ -5569,6 +6070,208 @@
           </w:p>
         </w:tc>
       </w:tr>
+      <w:tr>
+        <w:trPr>
+          <w:cantSplit/>
+        </w:trPr>
+        <w:tc>
+          <w:tcPr/>
+          <w:p>
+            <w:pPr>
+              <w:pStyle w:val="Compact"/>
+              <w:jc w:val="left"/>
+            </w:pPr>
+            <w:r>
+              <w:t xml:space="preserve">S9 [43]</w:t>
+            </w:r>
+          </w:p>
+        </w:tc>
+        <w:tc>
+          <w:tcPr/>
+          <w:p>
+            <w:pPr>
+              <w:pStyle w:val="Compact"/>
+              <w:jc w:val="left"/>
+            </w:pPr>
+            <w:r>
+              <w:t xml:space="preserve">Service-oriented architecture backed by blockchain that stores subject-of-care consents immutably, enforces fine-grained access to health data according to those consents and exposes audit tasks to supervisory authorities and patients, using HL7 and access-control standards.</w:t>
+            </w:r>
+          </w:p>
+        </w:tc>
+        <w:tc>
+          <w:tcPr/>
+          <w:p>
+            <w:pPr>
+              <w:pStyle w:val="Compact"/>
+              <w:jc w:val="left"/>
+            </w:pPr>
+            <w:r>
+              <w:t xml:space="preserve">Consent is stored and executed, but the requester’s authority and any multi-party approval are outside the model; enforcement follows the record rather than an evaluated decision.</w:t>
+            </w:r>
+          </w:p>
+        </w:tc>
+        <w:tc>
+          <w:tcPr/>
+          <w:p>
+            <w:pPr>
+              <w:pStyle w:val="Compact"/>
+              <w:jc w:val="center"/>
+            </w:pPr>
+            <w:r>
+              <w:t xml:space="preserve">√</w:t>
+            </w:r>
+          </w:p>
+        </w:tc>
+        <w:tc>
+          <w:tcPr/>
+          <w:p>
+            <w:pPr>
+              <w:pStyle w:val="Compact"/>
+              <w:jc w:val="center"/>
+            </w:pPr>
+            <w:r>
+              <w:t xml:space="preserve">×</w:t>
+            </w:r>
+          </w:p>
+        </w:tc>
+        <w:tc>
+          <w:tcPr/>
+          <w:p>
+            <w:pPr>
+              <w:pStyle w:val="Compact"/>
+              <w:jc w:val="center"/>
+            </w:pPr>
+            <w:r>
+              <w:t xml:space="preserve">×</w:t>
+            </w:r>
+          </w:p>
+        </w:tc>
+        <w:tc>
+          <w:tcPr/>
+          <w:p>
+            <w:pPr>
+              <w:pStyle w:val="Compact"/>
+              <w:jc w:val="center"/>
+            </w:pPr>
+            <w:r>
+              <w:t xml:space="preserve">√</w:t>
+            </w:r>
+          </w:p>
+        </w:tc>
+        <w:tc>
+          <w:tcPr/>
+          <w:p>
+            <w:pPr>
+              <w:pStyle w:val="Compact"/>
+              <w:jc w:val="center"/>
+            </w:pPr>
+            <w:r>
+              <w:t xml:space="preserve">√</w:t>
+            </w:r>
+          </w:p>
+        </w:tc>
+      </w:tr>
+      <w:tr>
+        <w:trPr>
+          <w:cantSplit/>
+        </w:trPr>
+        <w:tc>
+          <w:tcPr/>
+          <w:p>
+            <w:pPr>
+              <w:pStyle w:val="Compact"/>
+              <w:jc w:val="left"/>
+            </w:pPr>
+            <w:r>
+              <w:t xml:space="preserve">S10 [45]</w:t>
+            </w:r>
+          </w:p>
+        </w:tc>
+        <w:tc>
+          <w:tcPr/>
+          <w:p>
+            <w:pPr>
+              <w:pStyle w:val="Compact"/>
+              <w:jc w:val="left"/>
+            </w:pPr>
+            <w:r>
+              <w:t xml:space="preserve">Conceptual framework that reviews blockchain, self-sovereign identity and de-identified tokens for a consent management system able to track consent and data utilisation across clinical, app and wearable data.</w:t>
+            </w:r>
+          </w:p>
+        </w:tc>
+        <w:tc>
+          <w:tcPr/>
+          <w:p>
+            <w:pPr>
+              <w:pStyle w:val="Compact"/>
+              <w:jc w:val="left"/>
+            </w:pPr>
+            <w:r>
+              <w:t xml:space="preserve">Early-stage conceptual framework; identity and consent components are listed rather than combined into an authorisation decision.</w:t>
+            </w:r>
+          </w:p>
+        </w:tc>
+        <w:tc>
+          <w:tcPr/>
+          <w:p>
+            <w:pPr>
+              <w:pStyle w:val="Compact"/>
+              <w:jc w:val="center"/>
+            </w:pPr>
+            <w:r>
+              <w:t xml:space="preserve">√</w:t>
+            </w:r>
+          </w:p>
+        </w:tc>
+        <w:tc>
+          <w:tcPr/>
+          <w:p>
+            <w:pPr>
+              <w:pStyle w:val="Compact"/>
+              <w:jc w:val="center"/>
+            </w:pPr>
+            <w:r>
+              <w:t xml:space="preserve">×</w:t>
+            </w:r>
+          </w:p>
+        </w:tc>
+        <w:tc>
+          <w:tcPr/>
+          <w:p>
+            <w:pPr>
+              <w:pStyle w:val="Compact"/>
+              <w:jc w:val="center"/>
+            </w:pPr>
+            <w:r>
+              <w:t xml:space="preserve">×</w:t>
+            </w:r>
+          </w:p>
+        </w:tc>
+        <w:tc>
+          <w:tcPr/>
+          <w:p>
+            <w:pPr>
+              <w:pStyle w:val="Compact"/>
+              <w:jc w:val="center"/>
+            </w:pPr>
+            <w:r>
+              <w:t xml:space="preserve">×</w:t>
+            </w:r>
+          </w:p>
+        </w:tc>
+        <w:tc>
+          <w:tcPr/>
+          <w:p>
+            <w:pPr>
+              <w:pStyle w:val="Compact"/>
+              <w:jc w:val="center"/>
+            </w:pPr>
+            <w:r>
+              <w:t xml:space="preserve">√</w:t>
+            </w:r>
+          </w:p>
+        </w:tc>
+      </w:tr>
     </w:tbl>
     <w:bookmarkEnd w:id="29"/>
     <w:bookmarkStart w:id="30" w:name="X2b887499669ea90de256e63d16984e9c6f7f03a"/>
@@ -5868,7 +6571,7 @@
               <w:jc w:val="left"/>
             </w:pPr>
             <w:r>
-              <w:t xml:space="preserve">S9 [1]</w:t>
+              <w:t xml:space="preserve">S11 [1]</w:t>
             </w:r>
           </w:p>
         </w:tc>
@@ -5969,7 +6672,7 @@
               <w:jc w:val="left"/>
             </w:pPr>
             <w:r>
-              <w:t xml:space="preserve">S10 [2]</w:t>
+              <w:t xml:space="preserve">S12 [2]</w:t>
             </w:r>
           </w:p>
         </w:tc>
@@ -6070,7 +6773,7 @@
               <w:jc w:val="left"/>
             </w:pPr>
             <w:r>
-              <w:t xml:space="preserve">S11 [3]</w:t>
+              <w:t xml:space="preserve">S13 [3]</w:t>
             </w:r>
           </w:p>
         </w:tc>
@@ -6171,7 +6874,7 @@
               <w:jc w:val="left"/>
             </w:pPr>
             <w:r>
-              <w:t xml:space="preserve">S12 [7]</w:t>
+              <w:t xml:space="preserve">S14 [7]</w:t>
             </w:r>
           </w:p>
         </w:tc>
@@ -6272,7 +6975,7 @@
               <w:jc w:val="left"/>
             </w:pPr>
             <w:r>
-              <w:t xml:space="preserve">S13 [26]</w:t>
+              <w:t xml:space="preserve">S15 [26]</w:t>
             </w:r>
           </w:p>
         </w:tc>
@@ -6373,7 +7076,7 @@
               <w:jc w:val="left"/>
             </w:pPr>
             <w:r>
-              <w:t xml:space="preserve">S14 [29]</w:t>
+              <w:t xml:space="preserve">S16 [29]</w:t>
             </w:r>
           </w:p>
         </w:tc>
@@ -6868,7 +7571,7 @@
               <w:jc w:val="left"/>
             </w:pPr>
             <w:r>
-              <w:t xml:space="preserve">S15 [4]</w:t>
+              <w:t xml:space="preserve">S17 [4]</w:t>
             </w:r>
           </w:p>
         </w:tc>
@@ -6969,7 +7672,7 @@
               <w:jc w:val="left"/>
             </w:pPr>
             <w:r>
-              <w:t xml:space="preserve">S16 [5]</w:t>
+              <w:t xml:space="preserve">S18 [5]</w:t>
             </w:r>
           </w:p>
         </w:tc>
@@ -7070,7 +7773,7 @@
               <w:jc w:val="left"/>
             </w:pPr>
             <w:r>
-              <w:t xml:space="preserve">S17 [15]</w:t>
+              <w:t xml:space="preserve">S19 [15]</w:t>
             </w:r>
           </w:p>
         </w:tc>
@@ -7171,7 +7874,7 @@
               <w:jc w:val="left"/>
             </w:pPr>
             <w:r>
-              <w:t xml:space="preserve">S18 [16]</w:t>
+              <w:t xml:space="preserve">S20 [16]</w:t>
             </w:r>
           </w:p>
         </w:tc>
@@ -7272,7 +7975,7 @@
               <w:jc w:val="left"/>
             </w:pPr>
             <w:r>
-              <w:t xml:space="preserve">S19 [20]</w:t>
+              <w:t xml:space="preserve">S21 [20]</w:t>
             </w:r>
           </w:p>
         </w:tc>
@@ -7373,7 +8076,7 @@
               <w:jc w:val="left"/>
             </w:pPr>
             <w:r>
-              <w:t xml:space="preserve">S20 [27]</w:t>
+              <w:t xml:space="preserve">S22 [27]</w:t>
             </w:r>
           </w:p>
         </w:tc>
@@ -7474,7 +8177,7 @@
               <w:jc w:val="left"/>
             </w:pPr>
             <w:r>
-              <w:t xml:space="preserve">S21 [33]</w:t>
+              <w:t xml:space="preserve">S23 [33]</w:t>
             </w:r>
           </w:p>
         </w:tc>
@@ -7616,6 +8319,14 @@
       </w:pPr>
       <w:r>
         <w:t xml:space="preserve">Existing literature provides useful foundations for collaborative governance and multi-party verification. However, comparatively less attention has been given to modelling multi-party approval as an explicit and independently verifiable security condition within a patient consent object. This represents an important area addressed by the proposed framework.</w:t>
+      </w:r>
+    </w:p>
+    <w:p>
+      <w:pPr>
+        <w:pStyle w:val="BodyText"/>
+      </w:pPr>
+      <w:r>
+        <w:t xml:space="preserve">The closest existing approach to threshold-based authorisation is the multi-party pre-authorisation protocol of Tan et al. [44], in which a patient pre-delegates access authorisation to several parties using self-sovereign identity, secure multi-party computation and threshold cryptography, so that a record can be released only when a threshold of shares is combined. The threshold applies to cryptographic shares held by parties chosen in advance, however, and the resulting approval is not evaluated against the requester’s authority or the purpose and scope of the request.</w:t>
       </w:r>
     </w:p>
     <w:p>
@@ -7846,7 +8557,7 @@
               <w:jc w:val="left"/>
             </w:pPr>
             <w:r>
-              <w:t xml:space="preserve">S22 [6]</w:t>
+              <w:t xml:space="preserve">S24 [6]</w:t>
             </w:r>
           </w:p>
         </w:tc>
@@ -7947,7 +8658,7 @@
               <w:jc w:val="left"/>
             </w:pPr>
             <w:r>
-              <w:t xml:space="preserve">S23 [19]</w:t>
+              <w:t xml:space="preserve">S25 [19]</w:t>
             </w:r>
           </w:p>
         </w:tc>
@@ -8020,6 +8731,107 @@
             </w:pPr>
             <w:r>
               <w:t xml:space="preserve">√</w:t>
+            </w:r>
+          </w:p>
+        </w:tc>
+        <w:tc>
+          <w:tcPr/>
+          <w:p>
+            <w:pPr>
+              <w:pStyle w:val="Compact"/>
+              <w:jc w:val="center"/>
+            </w:pPr>
+            <w:r>
+              <w:t xml:space="preserve">×</w:t>
+            </w:r>
+          </w:p>
+        </w:tc>
+      </w:tr>
+      <w:tr>
+        <w:trPr>
+          <w:cantSplit/>
+        </w:trPr>
+        <w:tc>
+          <w:tcPr/>
+          <w:p>
+            <w:pPr>
+              <w:pStyle w:val="Compact"/>
+              <w:jc w:val="left"/>
+            </w:pPr>
+            <w:r>
+              <w:t xml:space="preserve">S26 [44]</w:t>
+            </w:r>
+          </w:p>
+        </w:tc>
+        <w:tc>
+          <w:tcPr/>
+          <w:p>
+            <w:pPr>
+              <w:pStyle w:val="Compact"/>
+              <w:jc w:val="left"/>
+            </w:pPr>
+            <w:r>
+              <w:t xml:space="preserve">Patient-centric protocol in which the patient pre-delegates authorisation for EHR access to several parties, combining self-sovereign identity with secure multi-party computation and threshold cryptography so that access requires a threshold of shares.</w:t>
+            </w:r>
+          </w:p>
+        </w:tc>
+        <w:tc>
+          <w:tcPr/>
+          <w:p>
+            <w:pPr>
+              <w:pStyle w:val="Compact"/>
+              <w:jc w:val="left"/>
+            </w:pPr>
+            <w:r>
+              <w:t xml:space="preserve">The threshold applies to cryptographic shares held by parties fixed in advance; the approval is not evaluated against the requester’s authority or the purpose and scope of the request.</w:t>
+            </w:r>
+          </w:p>
+        </w:tc>
+        <w:tc>
+          <w:tcPr/>
+          <w:p>
+            <w:pPr>
+              <w:pStyle w:val="Compact"/>
+              <w:jc w:val="center"/>
+            </w:pPr>
+            <w:r>
+              <w:t xml:space="preserve">×</w:t>
+            </w:r>
+          </w:p>
+        </w:tc>
+        <w:tc>
+          <w:tcPr/>
+          <w:p>
+            <w:pPr>
+              <w:pStyle w:val="Compact"/>
+              <w:jc w:val="center"/>
+            </w:pPr>
+            <w:r>
+              <w:t xml:space="preserve">√</w:t>
+            </w:r>
+          </w:p>
+        </w:tc>
+        <w:tc>
+          <w:tcPr/>
+          <w:p>
+            <w:pPr>
+              <w:pStyle w:val="Compact"/>
+              <w:jc w:val="center"/>
+            </w:pPr>
+            <w:r>
+              <w:t xml:space="preserve">√</w:t>
+            </w:r>
+          </w:p>
+        </w:tc>
+        <w:tc>
+          <w:tcPr/>
+          <w:p>
+            <w:pPr>
+              <w:pStyle w:val="Compact"/>
+              <w:jc w:val="center"/>
+            </w:pPr>
+            <w:r>
+              <w:t xml:space="preserve">×</w:t>
             </w:r>
           </w:p>
         </w:tc>
@@ -8648,6 +9460,14 @@
       </w:pPr>
       <w:r>
         <w:t xml:space="preserve">This illustrates a central argument of the proposed research: identity trust and approval trust are insufficient without contextual policy trust. The access decision must also be evaluated against the purpose and data-scope constraints explicitly associated with the consent.</w:t>
+      </w:r>
+    </w:p>
+    <w:p>
+      <w:pPr>
+        <w:pStyle w:val="BodyText"/>
+      </w:pPr>
+      <w:r>
+        <w:t xml:space="preserve">Purpose-based access control has also been combined with blockchain audit trails so that every access is recorded together with its declared purpose [46], and policy-based access control governed by smart contracts allows the subject, controller and requester roles of the GDPR to grant, revoke and inspect access rights [47]. In both cases the purpose is checked against a policy rather than against the purpose the patient consented to.</w:t>
       </w:r>
     </w:p>
     <w:p>
@@ -8878,7 +9698,7 @@
               <w:jc w:val="left"/>
             </w:pPr>
             <w:r>
-              <w:t xml:space="preserve">S24 [11]</w:t>
+              <w:t xml:space="preserve">S27 [11]</w:t>
             </w:r>
           </w:p>
         </w:tc>
@@ -8979,7 +9799,7 @@
               <w:jc w:val="left"/>
             </w:pPr>
             <w:r>
-              <w:t xml:space="preserve">S25 [25]</w:t>
+              <w:t xml:space="preserve">S28 [25]</w:t>
             </w:r>
           </w:p>
         </w:tc>
@@ -9080,7 +9900,7 @@
               <w:jc w:val="left"/>
             </w:pPr>
             <w:r>
-              <w:t xml:space="preserve">S26 [28]</w:t>
+              <w:t xml:space="preserve">S29 [28]</w:t>
             </w:r>
           </w:p>
         </w:tc>
@@ -9181,7 +10001,7 @@
               <w:jc w:val="left"/>
             </w:pPr>
             <w:r>
-              <w:t xml:space="preserve">S27 [32]</w:t>
+              <w:t xml:space="preserve">S30 [32]</w:t>
             </w:r>
           </w:p>
         </w:tc>
@@ -9266,6 +10086,208 @@
             </w:pPr>
             <w:r>
               <w:t xml:space="preserve">×</w:t>
+            </w:r>
+          </w:p>
+        </w:tc>
+      </w:tr>
+      <w:tr>
+        <w:trPr>
+          <w:cantSplit/>
+        </w:trPr>
+        <w:tc>
+          <w:tcPr/>
+          <w:p>
+            <w:pPr>
+              <w:pStyle w:val="Compact"/>
+              <w:jc w:val="left"/>
+            </w:pPr>
+            <w:r>
+              <w:t xml:space="preserve">S31 [46]</w:t>
+            </w:r>
+          </w:p>
+        </w:tc>
+        <w:tc>
+          <w:tcPr/>
+          <w:p>
+            <w:pPr>
+              <w:pStyle w:val="Compact"/>
+              <w:jc w:val="left"/>
+            </w:pPr>
+            <w:r>
+              <w:t xml:space="preserve">Blockchain-based EHR access auditing that records who accessed which record, when and for what purpose, combined with purpose-based access control enforced by smart contracts.</w:t>
+            </w:r>
+          </w:p>
+        </w:tc>
+        <w:tc>
+          <w:tcPr/>
+          <w:p>
+            <w:pPr>
+              <w:pStyle w:val="Compact"/>
+              <w:jc w:val="left"/>
+            </w:pPr>
+            <w:r>
+              <w:t xml:space="preserve">Purpose is checked against a policy, not against the purpose the patient consented to; no identity verification or collective approval.</w:t>
+            </w:r>
+          </w:p>
+        </w:tc>
+        <w:tc>
+          <w:tcPr/>
+          <w:p>
+            <w:pPr>
+              <w:pStyle w:val="Compact"/>
+              <w:jc w:val="center"/>
+            </w:pPr>
+            <w:r>
+              <w:t xml:space="preserve">×</w:t>
+            </w:r>
+          </w:p>
+        </w:tc>
+        <w:tc>
+          <w:tcPr/>
+          <w:p>
+            <w:pPr>
+              <w:pStyle w:val="Compact"/>
+              <w:jc w:val="center"/>
+            </w:pPr>
+            <w:r>
+              <w:t xml:space="preserve">×</w:t>
+            </w:r>
+          </w:p>
+        </w:tc>
+        <w:tc>
+          <w:tcPr/>
+          <w:p>
+            <w:pPr>
+              <w:pStyle w:val="Compact"/>
+              <w:jc w:val="center"/>
+            </w:pPr>
+            <w:r>
+              <w:t xml:space="preserve">×</w:t>
+            </w:r>
+          </w:p>
+        </w:tc>
+        <w:tc>
+          <w:tcPr/>
+          <w:p>
+            <w:pPr>
+              <w:pStyle w:val="Compact"/>
+              <w:jc w:val="center"/>
+            </w:pPr>
+            <w:r>
+              <w:t xml:space="preserve">√</w:t>
+            </w:r>
+          </w:p>
+        </w:tc>
+        <w:tc>
+          <w:tcPr/>
+          <w:p>
+            <w:pPr>
+              <w:pStyle w:val="Compact"/>
+              <w:jc w:val="center"/>
+            </w:pPr>
+            <w:r>
+              <w:t xml:space="preserve">√</w:t>
+            </w:r>
+          </w:p>
+        </w:tc>
+      </w:tr>
+      <w:tr>
+        <w:trPr>
+          <w:cantSplit/>
+        </w:trPr>
+        <w:tc>
+          <w:tcPr/>
+          <w:p>
+            <w:pPr>
+              <w:pStyle w:val="Compact"/>
+              <w:jc w:val="left"/>
+            </w:pPr>
+            <w:r>
+              <w:t xml:space="preserve">S32 [47]</w:t>
+            </w:r>
+          </w:p>
+        </w:tc>
+        <w:tc>
+          <w:tcPr/>
+          <w:p>
+            <w:pPr>
+              <w:pStyle w:val="Compact"/>
+              <w:jc w:val="left"/>
+            </w:pPr>
+            <w:r>
+              <w:t xml:space="preserve">Policy-based access control for EHRs governed by smart contracts, in which the subject, controller and requester roles of the GDPR can grant, revoke and inspect access rights.</w:t>
+            </w:r>
+          </w:p>
+        </w:tc>
+        <w:tc>
+          <w:tcPr/>
+          <w:p>
+            <w:pPr>
+              <w:pStyle w:val="Compact"/>
+              <w:jc w:val="left"/>
+            </w:pPr>
+            <w:r>
+              <w:t xml:space="preserve">Policies are role-based; consent is implicit in the subject’s grant and no threshold of approvals is required.</w:t>
+            </w:r>
+          </w:p>
+        </w:tc>
+        <w:tc>
+          <w:tcPr/>
+          <w:p>
+            <w:pPr>
+              <w:pStyle w:val="Compact"/>
+              <w:jc w:val="center"/>
+            </w:pPr>
+            <w:r>
+              <w:t xml:space="preserve">×</w:t>
+            </w:r>
+          </w:p>
+        </w:tc>
+        <w:tc>
+          <w:tcPr/>
+          <w:p>
+            <w:pPr>
+              <w:pStyle w:val="Compact"/>
+              <w:jc w:val="center"/>
+            </w:pPr>
+            <w:r>
+              <w:t xml:space="preserve">×</w:t>
+            </w:r>
+          </w:p>
+        </w:tc>
+        <w:tc>
+          <w:tcPr/>
+          <w:p>
+            <w:pPr>
+              <w:pStyle w:val="Compact"/>
+              <w:jc w:val="center"/>
+            </w:pPr>
+            <w:r>
+              <w:t xml:space="preserve">×</w:t>
+            </w:r>
+          </w:p>
+        </w:tc>
+        <w:tc>
+          <w:tcPr/>
+          <w:p>
+            <w:pPr>
+              <w:pStyle w:val="Compact"/>
+              <w:jc w:val="center"/>
+            </w:pPr>
+            <w:r>
+              <w:t xml:space="preserve">√</w:t>
+            </w:r>
+          </w:p>
+        </w:tc>
+        <w:tc>
+          <w:tcPr/>
+          <w:p>
+            <w:pPr>
+              <w:pStyle w:val="Compact"/>
+              <w:jc w:val="center"/>
+            </w:pPr>
+            <w:r>
+              <w:t xml:space="preserve">√</w:t>
             </w:r>
           </w:p>
         </w:tc>
@@ -9544,7 +10566,7 @@
               <w:jc w:val="left"/>
             </w:pPr>
             <w:r>
-              <w:t xml:space="preserve">S28 [23]</w:t>
+              <w:t xml:space="preserve">S33 [23]</w:t>
             </w:r>
           </w:p>
         </w:tc>
@@ -9835,7 +10857,7 @@
               <w:jc w:val="left"/>
             </w:pPr>
             <w:r>
-              <w:t xml:space="preserve">[10, 12, 13, 14, 22, 24, 31]</w:t>
+              <w:t xml:space="preserve">[10, 12, 13, 14, 22, 24, 31, 43, 45]</w:t>
             </w:r>
           </w:p>
         </w:tc>
@@ -9994,7 +11016,7 @@
               <w:jc w:val="left"/>
             </w:pPr>
             <w:r>
-              <w:t xml:space="preserve">[4, 6, 9, 19, 31]</w:t>
+              <w:t xml:space="preserve">[4, 6, 9, 19, 31, 44]</w:t>
             </w:r>
           </w:p>
         </w:tc>
@@ -10047,7 +11069,7 @@
               <w:jc w:val="left"/>
             </w:pPr>
             <w:r>
-              <w:t xml:space="preserve">[11, 25, 28, 32]</w:t>
+              <w:t xml:space="preserve">[11, 25, 28, 32, 46, 47]</w:t>
             </w:r>
           </w:p>
         </w:tc>
@@ -10236,7 +11258,7 @@
         <w:t xml:space="preserve"> </w:t>
       </w:r>
       <w:r>
-        <w:t xml:space="preserve">Only S2, S4, S6, S7 and S13 treat consent as more than a stored permission, and even these stop at recording, encrypting or legally defining consent. None of the studies represents consent as an object that carries the identity, authority, approval, purpose and scope conditions required to evaluate a later request.</w:t>
+        <w:t xml:space="preserve">Only S2, S4, S6, S7, S9, S10, S15 treat consent as more than a stored permission, and even these stop at recording, encrypting, executing or legally defining consent. None of the studies represents consent as an object that carries the identity, authority, approval, purpose and scope conditions required to evaluate a later request.</w:t>
       </w:r>
     </w:p>
     <w:p>
@@ -10257,7 +11279,7 @@
         <w:t xml:space="preserve"> </w:t>
       </w:r>
       <w:r>
-        <w:t xml:space="preserve">The decentralised identity studies (S15–S21) and the access-control surveys S22 and S25 establish who a participant is, and S8 identifies guardian and proxy roles, but in every case the credential is treated as the end of the decision. No study models the authority required by a particular consent as a condition that is verified separately from identity.</w:t>
+        <w:t xml:space="preserve">The decentralised identity studies (S17, S18, S19, S20, S21, S22, S23), the multi-party and access-control studies S24, S26, S28 and the guardian-access policy statement S8 establish who a participant is, but in every case the credential is treated as the end of the decision. No study models the authority required by a particular consent as a condition that is verified separately from identity.</w:t>
       </w:r>
     </w:p>
     <w:p>
@@ -10278,7 +11300,7 @@
         <w:t xml:space="preserve"> </w:t>
       </w:r>
       <w:r>
-        <w:t xml:space="preserve">Multi-party verification appears in S15 for identity claims, in S23 for data-trust governance and in S14 for collective decision-making, but no study aggregates independent approvals to a threshold that activates a patient’s consent.</w:t>
+        <w:t xml:space="preserve">Multi-party mechanisms appear in S16, S17, S25, S26: multi-party verification of identity claims, collective governance of data trusts, collective decision-making and threshold-based pre-authorisation of record access. In none of them is a threshold of independently verified approvals attached to the patient’s consent and evaluated when access is requested.</w:t>
       </w:r>
     </w:p>
     <w:p>
@@ -10299,7 +11321,7 @@
         <w:t xml:space="preserve"> </w:t>
       </w:r>
       <w:r>
-        <w:t xml:space="preserve">Policy-based enforcement is well covered (S9–S12, S17, S18, S22–S27), yet the policy is evaluated against roles, attributes or risk rather than against the purpose and data scope stated in the patient’s consent, so a verified and approved requester can still obtain data outside the authorised scope.</w:t>
+        <w:t xml:space="preserve">Policy-based enforcement is well covered (S9, S11, S12, S13, S14, S19, S20, S24, S25, S27, S28, S29, S30, S31, S32), yet the policy is evaluated against roles, attributes, purpose trees or risk rather than against the purpose and data scope stated in the patient’s consent, so a verified and approved requester can still obtain data outside the authorised scope.</w:t>
       </w:r>
     </w:p>
     <w:p>
@@ -10320,7 +11342,7 @@
         <w:t xml:space="preserve"> </w:t>
       </w:r>
       <w:r>
-        <w:t xml:space="preserve">Blockchain-based studies (S9–S14, S22, S24, S26) provide audit trails and S21 provides identity revocation, but expiry, revocation and state transitions of the consent itself are not evaluated at the time of the request, and the recorded evidence describes transactions rather than the trust conditions under which each decision was made.</w:t>
+        <w:t xml:space="preserve">Audit trails and revocation are provided by S2, S4, S9, S10, S11, S12, S13, S14, S15, S16, S23, S24, S27, S29, S31, S32, but expiry, revocation and state transitions of the consent itself are not evaluated at the time of the request, and the recorded evidence describes transactions rather than the trust conditions under which each decision was made.</w:t>
       </w:r>
     </w:p>
     <w:p>
@@ -10744,7 +11766,7 @@
         <w:pStyle w:val="FirstParagraph"/>
       </w:pPr>
       <w:r>
-        <w:t xml:space="preserve">This systematic literature review identified five key requirements that a trust-oriented healthcare consent authorisation framework should satisfy: an evaluable consent object, verifiable identity separated from authority, multi-party threshold authorisation, purpose- and scope-bound access, and lifecycle validity with auditable evidence. Following a four-step shortlisting process, 28 studies published between 2022 and 2026 were categorised into six areas and evaluated against these requirements. The review shows that each requirement is addressed in isolation by at least one stream of research, but that no existing approach combines them into a single, independently verifiable authorisation decision. In particular, consent continues to be treated as a record rather than as an object to be evaluated, multi-party approval is not modelled as a condition of that object, and policy enforcement is not bound to the purpose and scope the patient authorised.</w:t>
+        <w:t xml:space="preserve">This systematic literature review identified five key requirements that a trust-oriented healthcare consent authorisation framework should satisfy: an evaluable consent object, verifiable identity separated from authority, multi-party threshold authorisation, purpose- and scope-bound access, and lifecycle validity with auditable evidence. Following a four-step shortlisting process, 33 studies published between 2022 and 2026 were categorised into six areas and evaluated against these requirements. The review shows that each requirement is addressed in isolation by at least one stream of research, but that no existing approach combines them into a single, independently verifiable authorisation decision. In particular, consent continues to be treated as a record rather than as an object to be evaluated, multi-party approval is not modelled as a condition of that object, and policy enforcement is not bound to the purpose and scope the patient authorised.</w:t>
       </w:r>
     </w:p>
     <w:p>
@@ -11498,6 +12520,111 @@
       </w:pPr>
       <w:r>
         <w:t xml:space="preserve">[42] W3C. Verifiable Credentials Data Model v2.0. W3C Recommendation, 2025. https://www.w3.org/TR/vc-data-model-2.0/.</w:t>
+      </w:r>
+    </w:p>
+    <w:p>
+      <w:pPr>
+        <w:pStyle w:val="BodyText"/>
+      </w:pPr>
+      <w:r>
+        <w:t xml:space="preserve">[43] Isabel Román, Jorge Calvillo-Arbizu, Vicente Mayor, Germán Madinabeitia-Luque, Antonio Estepa, and Rafael Estepa. Blockchain-based service-oriented architecture for consent management, access control, and auditing.</w:t>
+      </w:r>
+      <w:r>
+        <w:t xml:space="preserve"> </w:t>
+      </w:r>
+      <w:r>
+        <w:rPr>
+          <w:i/>
+          <w:iCs/>
+        </w:rPr>
+        <w:t xml:space="preserve">IEEE Access</w:t>
+      </w:r>
+      <w:r>
+        <w:t xml:space="preserve">, 11:12727–12741, 2023. doi:10.1109/ACCESS.2023.3242605.</w:t>
+      </w:r>
+    </w:p>
+    <w:p>
+      <w:pPr>
+        <w:pStyle w:val="BodyText"/>
+      </w:pPr>
+      <w:r>
+        <w:t xml:space="preserve">[44] Kheng-Leong Tan, Chi-Hung Chi, and Kwok-Yan Lam. Secure and privacy-preserving sharing of personal health records with multi-party pre-authorization verification.</w:t>
+      </w:r>
+      <w:r>
+        <w:t xml:space="preserve"> </w:t>
+      </w:r>
+      <w:r>
+        <w:rPr>
+          <w:i/>
+          <w:iCs/>
+        </w:rPr>
+        <w:t xml:space="preserve">Wireless Networks</w:t>
+      </w:r>
+      <w:r>
+        <w:t xml:space="preserve">, 30:4773–4795, 2024. doi:10.1007/s11276-022-03114-6.</w:t>
+      </w:r>
+    </w:p>
+    <w:p>
+      <w:pPr>
+        <w:pStyle w:val="BodyText"/>
+      </w:pPr>
+      <w:r>
+        <w:t xml:space="preserve">[45] Cindy Welzel, Max Ostermann, H. Jeff Smith, Timo Minssen, Toralf Kirsten, and Stephen Gilbert. Enabling secure and self determined health data sharing and consent management.</w:t>
+      </w:r>
+      <w:r>
+        <w:t xml:space="preserve"> </w:t>
+      </w:r>
+      <w:r>
+        <w:rPr>
+          <w:i/>
+          <w:iCs/>
+        </w:rPr>
+        <w:t xml:space="preserve">npj Digital Medicine</w:t>
+      </w:r>
+      <w:r>
+        <w:t xml:space="preserve">, 8:560, 2025. doi:10.1038/s41746-025-01945-z.</w:t>
+      </w:r>
+    </w:p>
+    <w:p>
+      <w:pPr>
+        <w:pStyle w:val="BodyText"/>
+      </w:pPr>
+      <w:r>
+        <w:t xml:space="preserve">[46] Faheem Ullah, Jingsha He, Nafei Zhu, Ahsan Wajahat, Ahsan Nazir, Sirajuddin Qureshi, Muhammad Salman Pathan, and Soumyabrata Dev. Blockchain-enabled EHR access auditing: Enhancing healthcare data security.</w:t>
+      </w:r>
+      <w:r>
+        <w:t xml:space="preserve"> </w:t>
+      </w:r>
+      <w:r>
+        <w:rPr>
+          <w:i/>
+          <w:iCs/>
+        </w:rPr>
+        <w:t xml:space="preserve">Heliyon</w:t>
+      </w:r>
+      <w:r>
+        <w:t xml:space="preserve">, 10(16):e34407, 2024. doi:10.1016/j.heliyon.2024.e34407.</w:t>
+      </w:r>
+    </w:p>
+    <w:p>
+      <w:pPr>
+        <w:pStyle w:val="BodyText"/>
+      </w:pPr>
+      <w:r>
+        <w:t xml:space="preserve">[47] Nadeem Yaqub, Jianbiao Zhang, Muhammad Irfan Khalid, Weiru Wang, Markus Helfert, Mansoor Ahmed, and Jungsuk Kim. Blockchain enabled policy-based access control mechanism to restrict unauthorized access to electronic health records.</w:t>
+      </w:r>
+      <w:r>
+        <w:t xml:space="preserve"> </w:t>
+      </w:r>
+      <w:r>
+        <w:rPr>
+          <w:i/>
+          <w:iCs/>
+        </w:rPr>
+        <w:t xml:space="preserve">PeerJ Computer Science</w:t>
+      </w:r>
+      <w:r>
+        <w:t xml:space="preserve">, 11:e2647, 2025. doi:10.7717/peerj-cs.2647.</w:t>
       </w:r>
     </w:p>
     <w:bookmarkEnd w:id="40"/>

--- a/review/word/Yasir_CA2_Chapter2_SLR_CLEAN.docx
+++ b/review/word/Yasir_CA2_Chapter2_SLR_CLEAN.docx
@@ -50,7 +50,7 @@
         <w:pStyle w:val="BodyText"/>
       </w:pPr>
       <w:r>
-        <w:t xml:space="preserve">The reviewed literature demonstrates that substantial progress has been made in individual areas. Healthcare research has emphasised the importance of patient autonomy, privacy, informed consent, and controlled data sharing [12, 14, 22, 24, 31, 43, 45]. Blockchain-based data-governance research has investigated immutable records, distributed auditability, and decentralised consent management [2, 3, 7, 26]. Research on decentralised identity and verifiable credentials has developed mechanisms for self-controlled identity representation, credential verification, selective disclosure, and privacy-preserving authentication [4, 5, 16, 20, 27, 33]. Access-control research has further investigated role-based, attribute-based, risk-aware, and usage-control approaches for protecting sensitive healthcare information [11, 25, 28, 32, 46, 47].</w:t>
+        <w:t xml:space="preserve">The reviewed literature demonstrates that substantial progress has been made in individual areas. Healthcare research has emphasised the importance of patient autonomy, privacy, informed consent, and controlled data sharing [22, 24, 31, 43, 45, 48]. Blockchain-based data-governance research has investigated immutable records, distributed auditability, and decentralised consent management [2, 3, 7, 26]. Research on decentralised identity and verifiable credentials has developed mechanisms for self-controlled identity representation, credential verification, selective disclosure, and privacy-preserving authentication [4, 5, 16, 20, 27, 33]. Access-control research has further investigated role-based, attribute-based, risk-aware, and usage-control approaches for protecting sensitive healthcare information [11, 25, 28, 32, 46, 47, 49].</w:t>
       </w:r>
     </w:p>
     <w:p>
@@ -219,7 +219,7 @@
         <w:pStyle w:val="FirstParagraph"/>
       </w:pPr>
       <w:r>
-        <w:t xml:space="preserve">Even when the requester is verified and the required approvals exist, the request must remain within the purpose and the data scope that the patient authorised. Attribute-based, risk-aware, usage-control and purpose-based models can express fine-grained restrictions [11, 32, 25, 28, 46, 47], and the Australian Privacy Principles require that health information be used only for the primary purpose of collection or a directly related purpose [34]. The fourth requirement is that the framework evaluate the requested purpose and data scope against the consent as an explicit condition of the decision rather than as a separate access-control layer.</w:t>
+        <w:t xml:space="preserve">Even when the requester is verified and the required approvals exist, the request must remain within the purpose and the data scope that the patient authorised. Attribute-based, risk-aware, usage-control and purpose-based models can express fine-grained restrictions [11, 32, 25, 28, 46, 47, 49], and the Australian Privacy Principles require that health information be used only for the primary purpose of collection or a directly related purpose [34]. The fourth requirement is that the framework evaluate the requested purpose and data scope against the consent as an explicit condition of the decision rather than as a separate access-control layer.</w:t>
       </w:r>
     </w:p>
     <w:bookmarkEnd w:id="13"/>
@@ -237,7 +237,7 @@
         <w:pStyle w:val="FirstParagraph"/>
       </w:pPr>
       <w:r>
-        <w:t xml:space="preserve">A consent that was valid when it was created may expire, be revoked or change state. The framework must therefore evaluate the temporal and lifecycle validity of the consent at the time of each request, and it must retain evidence of every decision so that the decision can be reviewed afterwards. Blockchain-based systems provide tamper-resistant audit trails [1, 26, 46], and dynamic identity systems handle revocation at the identity level [33]; the fifth requirement is that the same properties hold for the consent object and for the authorisation decisions made on it.</w:t>
+        <w:t xml:space="preserve">A consent that was valid when it was created may expire, be revoked or change state. The framework must therefore evaluate the temporal and lifecycle validity of the consent at the time of each request, and it must retain evidence of every decision so that the decision can be reviewed afterwards. Blockchain-based systems provide tamper-resistant audit trails [1, 26, 46, 48], and dynamic identity systems handle revocation at the identity level [33]; the fifth requirement is that the same properties hold for the consent object and for the authorisation decisions made on it.</w:t>
       </w:r>
     </w:p>
     <w:p>
@@ -762,7 +762,7 @@
               <w:jc w:val="left"/>
             </w:pPr>
             <w:r>
-              <w:t xml:space="preserve">S2, S9, S11</w:t>
+              <w:t xml:space="preserve">S2, S8, S10, S30</w:t>
             </w:r>
           </w:p>
         </w:tc>
@@ -815,7 +815,7 @@
               <w:jc w:val="left"/>
             </w:pPr>
             <w:r>
-              <w:t xml:space="preserve">S13, S21</w:t>
+              <w:t xml:space="preserve">S12, S20</w:t>
             </w:r>
           </w:p>
         </w:tc>
@@ -868,7 +868,7 @@
               <w:jc w:val="left"/>
             </w:pPr>
             <w:r>
-              <w:t xml:space="preserve">S15</w:t>
+              <w:t xml:space="preserve">S14</w:t>
             </w:r>
           </w:p>
         </w:tc>
@@ -921,7 +921,7 @@
               <w:jc w:val="left"/>
             </w:pPr>
             <w:r>
-              <w:t xml:space="preserve">S22</w:t>
+              <w:t xml:space="preserve">S21</w:t>
             </w:r>
           </w:p>
         </w:tc>
@@ -974,7 +974,7 @@
               <w:jc w:val="left"/>
             </w:pPr>
             <w:r>
-              <w:t xml:space="preserve">S17</w:t>
+              <w:t xml:space="preserve">S16</w:t>
             </w:r>
           </w:p>
         </w:tc>
@@ -1027,7 +1027,7 @@
               <w:jc w:val="left"/>
             </w:pPr>
             <w:r>
-              <w:t xml:space="preserve">S23</w:t>
+              <w:t xml:space="preserve">S22</w:t>
             </w:r>
           </w:p>
         </w:tc>
@@ -1080,7 +1080,7 @@
               <w:jc w:val="left"/>
             </w:pPr>
             <w:r>
-              <w:t xml:space="preserve">S12</w:t>
+              <w:t xml:space="preserve">S11</w:t>
             </w:r>
           </w:p>
         </w:tc>
@@ -1133,7 +1133,7 @@
               <w:jc w:val="left"/>
             </w:pPr>
             <w:r>
-              <w:t xml:space="preserve">S30</w:t>
+              <w:t xml:space="preserve">S29</w:t>
             </w:r>
           </w:p>
         </w:tc>
@@ -1186,7 +1186,7 @@
               <w:jc w:val="left"/>
             </w:pPr>
             <w:r>
-              <w:t xml:space="preserve">S18</w:t>
+              <w:t xml:space="preserve">S17</w:t>
             </w:r>
           </w:p>
         </w:tc>
@@ -1239,7 +1239,7 @@
               <w:jc w:val="left"/>
             </w:pPr>
             <w:r>
-              <w:t xml:space="preserve">S27</w:t>
+              <w:t xml:space="preserve">S26</w:t>
             </w:r>
           </w:p>
         </w:tc>
@@ -1292,7 +1292,7 @@
               <w:jc w:val="left"/>
             </w:pPr>
             <w:r>
-              <w:t xml:space="preserve">S29</w:t>
+              <w:t xml:space="preserve">S28</w:t>
             </w:r>
           </w:p>
         </w:tc>
@@ -1345,7 +1345,7 @@
               <w:jc w:val="left"/>
             </w:pPr>
             <w:r>
-              <w:t xml:space="preserve">S28</w:t>
+              <w:t xml:space="preserve">S27</w:t>
             </w:r>
           </w:p>
         </w:tc>
@@ -1398,7 +1398,7 @@
               <w:jc w:val="left"/>
             </w:pPr>
             <w:r>
-              <w:t xml:space="preserve">S25</w:t>
+              <w:t xml:space="preserve">S24</w:t>
             </w:r>
           </w:p>
         </w:tc>
@@ -1451,7 +1451,7 @@
               <w:jc w:val="left"/>
             </w:pPr>
             <w:r>
-              <w:t xml:space="preserve">S16</w:t>
+              <w:t xml:space="preserve">S15</w:t>
             </w:r>
           </w:p>
         </w:tc>
@@ -1504,7 +1504,7 @@
               <w:jc w:val="left"/>
             </w:pPr>
             <w:r>
-              <w:t xml:space="preserve">S4</w:t>
+              <w:t xml:space="preserve">S3</w:t>
             </w:r>
           </w:p>
         </w:tc>
@@ -1557,7 +1557,7 @@
               <w:jc w:val="left"/>
             </w:pPr>
             <w:r>
-              <w:t xml:space="preserve">S14</w:t>
+              <w:t xml:space="preserve">S13</w:t>
             </w:r>
           </w:p>
         </w:tc>
@@ -1610,7 +1610,7 @@
               <w:jc w:val="left"/>
             </w:pPr>
             <w:r>
-              <w:t xml:space="preserve">S24</w:t>
+              <w:t xml:space="preserve">S23</w:t>
             </w:r>
           </w:p>
         </w:tc>
@@ -1663,7 +1663,7 @@
               <w:jc w:val="left"/>
             </w:pPr>
             <w:r>
-              <w:t xml:space="preserve">S19</w:t>
+              <w:t xml:space="preserve">S18</w:t>
             </w:r>
           </w:p>
         </w:tc>
@@ -1716,7 +1716,7 @@
               <w:jc w:val="left"/>
             </w:pPr>
             <w:r>
-              <w:t xml:space="preserve">S20</w:t>
+              <w:t xml:space="preserve">S19</w:t>
             </w:r>
           </w:p>
         </w:tc>
@@ -1798,7 +1798,7 @@
               <w:jc w:val="left"/>
             </w:pPr>
             <w:r>
-              <w:t xml:space="preserve">Digital Health</w:t>
+              <w:t xml:space="preserve">Journal of Digital Health</w:t>
             </w:r>
           </w:p>
         </w:tc>
@@ -1822,7 +1822,7 @@
               <w:jc w:val="left"/>
             </w:pPr>
             <w:r>
-              <w:t xml:space="preserve">S3</w:t>
+              <w:t xml:space="preserve">S5</w:t>
             </w:r>
           </w:p>
         </w:tc>
@@ -1851,7 +1851,7 @@
               <w:jc w:val="left"/>
             </w:pPr>
             <w:r>
-              <w:t xml:space="preserve">Journal of Digital Health</w:t>
+              <w:t xml:space="preserve">JMIR Medical Informatics</w:t>
             </w:r>
           </w:p>
         </w:tc>
@@ -1904,7 +1904,7 @@
               <w:jc w:val="left"/>
             </w:pPr>
             <w:r>
-              <w:t xml:space="preserve">Strategic Change</w:t>
+              <w:t xml:space="preserve">European Journal of Health Law</w:t>
             </w:r>
           </w:p>
         </w:tc>
@@ -1928,7 +1928,7 @@
               <w:jc w:val="left"/>
             </w:pPr>
             <w:r>
-              <w:t xml:space="preserve">S5</w:t>
+              <w:t xml:space="preserve">S4</w:t>
             </w:r>
           </w:p>
         </w:tc>
@@ -1957,7 +1957,7 @@
               <w:jc w:val="left"/>
             </w:pPr>
             <w:r>
-              <w:t xml:space="preserve">European Journal of Health Law</w:t>
+              <w:t xml:space="preserve">Pediatrics</w:t>
             </w:r>
           </w:p>
         </w:tc>
@@ -2010,7 +2010,7 @@
               <w:jc w:val="left"/>
             </w:pPr>
             <w:r>
-              <w:t xml:space="preserve">Pediatrics</w:t>
+              <w:t xml:space="preserve">npj Digital Medicine</w:t>
             </w:r>
           </w:p>
         </w:tc>
@@ -2034,7 +2034,7 @@
               <w:jc w:val="left"/>
             </w:pPr>
             <w:r>
-              <w:t xml:space="preserve">S8</w:t>
+              <w:t xml:space="preserve">S9</w:t>
             </w:r>
           </w:p>
         </w:tc>
@@ -2063,7 +2063,7 @@
               <w:jc w:val="left"/>
             </w:pPr>
             <w:r>
-              <w:t xml:space="preserve">npj Digital Medicine</w:t>
+              <w:t xml:space="preserve">Heliyon</w:t>
             </w:r>
           </w:p>
         </w:tc>
@@ -2087,7 +2087,7 @@
               <w:jc w:val="left"/>
             </w:pPr>
             <w:r>
-              <w:t xml:space="preserve">S10</w:t>
+              <w:t xml:space="preserve">S31</w:t>
             </w:r>
           </w:p>
         </w:tc>
@@ -2116,7 +2116,7 @@
               <w:jc w:val="left"/>
             </w:pPr>
             <w:r>
-              <w:t xml:space="preserve">Heliyon</w:t>
+              <w:t xml:space="preserve">PeerJ Computer Science</w:t>
             </w:r>
           </w:p>
         </w:tc>
@@ -2140,7 +2140,7 @@
               <w:jc w:val="left"/>
             </w:pPr>
             <w:r>
-              <w:t xml:space="preserve">S31</w:t>
+              <w:t xml:space="preserve">S32</w:t>
             </w:r>
           </w:p>
         </w:tc>
@@ -2169,7 +2169,7 @@
               <w:jc w:val="left"/>
             </w:pPr>
             <w:r>
-              <w:t xml:space="preserve">PeerJ Computer Science</w:t>
+              <w:t xml:space="preserve">Wireless Networks</w:t>
             </w:r>
           </w:p>
         </w:tc>
@@ -2193,7 +2193,7 @@
               <w:jc w:val="left"/>
             </w:pPr>
             <w:r>
-              <w:t xml:space="preserve">S32</w:t>
+              <w:t xml:space="preserve">S25</w:t>
             </w:r>
           </w:p>
         </w:tc>
@@ -2222,59 +2222,6 @@
               <w:jc w:val="left"/>
             </w:pPr>
             <w:r>
-              <w:t xml:space="preserve">Wireless Networks</w:t>
-            </w:r>
-          </w:p>
-        </w:tc>
-        <w:tc>
-          <w:tcPr/>
-          <w:p>
-            <w:pPr>
-              <w:pStyle w:val="Compact"/>
-              <w:jc w:val="left"/>
-            </w:pPr>
-            <w:r>
-              <w:t xml:space="preserve">Journal</w:t>
-            </w:r>
-          </w:p>
-        </w:tc>
-        <w:tc>
-          <w:tcPr/>
-          <w:p>
-            <w:pPr>
-              <w:pStyle w:val="Compact"/>
-              <w:jc w:val="left"/>
-            </w:pPr>
-            <w:r>
-              <w:t xml:space="preserve">S26</w:t>
-            </w:r>
-          </w:p>
-        </w:tc>
-      </w:tr>
-      <w:tr>
-        <w:trPr>
-          <w:cantSplit/>
-        </w:trPr>
-        <w:tc>
-          <w:tcPr/>
-          <w:p>
-            <w:pPr>
-              <w:pStyle w:val="Compact"/>
-              <w:jc w:val="left"/>
-            </w:pPr>
-            <w:r>
-              <w:t xml:space="preserve">30</w:t>
-            </w:r>
-          </w:p>
-        </w:tc>
-        <w:tc>
-          <w:tcPr/>
-          <w:p>
-            <w:pPr>
-              <w:pStyle w:val="Compact"/>
-              <w:jc w:val="left"/>
-            </w:pPr>
-            <w:r>
               <w:t xml:space="preserve">IFIP International Conference on Distributed Applications and Interoperable Systems (DAIS)</w:t>
             </w:r>
           </w:p>
@@ -2488,7 +2435,7 @@
         <w:pStyle w:val="FirstParagraph"/>
       </w:pPr>
       <w:r>
-        <w:t xml:space="preserve">Consistent with exclusion criterion 6, four studies from outside the healthcare domain were retained because the mechanism they contribute transfers directly to healthcare authorisation: decentralised trust in multi-stakeholder data sharing [6], DID/VC-based privacy-preserving authentication [27], and decentralised identity and access control for constrained devices [15, 16]. Studies whose subject matter lies outside healthcare data sharing, consent, identity or access control were excluded at the full-text stage as scope mismatches (Figure 2.2). One book chapter [16] was retained under the exception to exclusion criterion 3 because it provides a foundational overview of decentralised identity, and one earlier policy statement [31] (2019) was retained as a foundational healthcare source on guardian and proxy access to electronic health records, as permitted in Section 2.3.3.</w:t>
+        <w:t xml:space="preserve">Consistent with exclusion criterion 6, four studies from outside the healthcare domain were retained because the mechanism they contribute transfers directly to healthcare authorisation: decentralised trust in multi-stakeholder data sharing [6], DID/VC-based privacy-preserving authentication [27], and decentralised identity and access control for constrained devices [15, 16]. Studies whose subject matter lies outside healthcare data sharing, consent, identity or access control were excluded at the full-text stage as scope mismatches (Figure 2.2). Two survey studies of stakeholder attitudes and intentions towards health-data sharing [12, 14] are cited as background in Chapter 1 but were not retained in the review set, because they do not propose, implement or evaluate an approach (inclusion criterion 3). One book chapter [16] was retained under the exception to exclusion criterion 3 because it provides a foundational overview of decentralised identity, and one earlier policy statement [31] (2019) was retained as a foundational healthcare source on guardian and proxy access to electronic health records, as permitted in Section 2.3.3.</w:t>
       </w:r>
     </w:p>
     <w:p>
@@ -3326,19 +3273,19 @@
               <w:jc w:val="left"/>
             </w:pPr>
             <w:r>
-              <w:t xml:space="preserve">Kaplow et al., 2024 [12]</w:t>
-            </w:r>
-          </w:p>
-        </w:tc>
-        <w:tc>
-          <w:tcPr/>
-          <w:p>
-            <w:pPr>
-              <w:pStyle w:val="Compact"/>
-              <w:jc w:val="left"/>
-            </w:pPr>
-            <w:r>
-              <w:t xml:space="preserve">Data professionals’ attitudes on data privacy, sharing, and consent in healthcare and research</w:t>
+              <w:t xml:space="preserve">Khalid et al., 2023 [13]</w:t>
+            </w:r>
+          </w:p>
+        </w:tc>
+        <w:tc>
+          <w:tcPr/>
+          <w:p>
+            <w:pPr>
+              <w:pStyle w:val="Compact"/>
+              <w:jc w:val="left"/>
+            </w:pPr>
+            <w:r>
+              <w:t xml:space="preserve">Privacy-first paradigm for dynamic consent management systems</w:t>
             </w:r>
           </w:p>
         </w:tc>
@@ -3379,19 +3326,19 @@
               <w:jc w:val="left"/>
             </w:pPr>
             <w:r>
-              <w:t xml:space="preserve">Khalid et al., 2023 [13]</w:t>
-            </w:r>
-          </w:p>
-        </w:tc>
-        <w:tc>
-          <w:tcPr/>
-          <w:p>
-            <w:pPr>
-              <w:pStyle w:val="Compact"/>
-              <w:jc w:val="left"/>
-            </w:pPr>
-            <w:r>
-              <w:t xml:space="preserve">Privacy-first paradigm for dynamic consent management systems</w:t>
+              <w:t xml:space="preserve">McClelland and Harper, 2022 [22]</w:t>
+            </w:r>
+          </w:p>
+        </w:tc>
+        <w:tc>
+          <w:tcPr/>
+          <w:p>
+            <w:pPr>
+              <w:pStyle w:val="Compact"/>
+              <w:jc w:val="left"/>
+            </w:pPr>
+            <w:r>
+              <w:t xml:space="preserve">Information privacy in healthcare – the vital role of informed consent</w:t>
             </w:r>
           </w:p>
         </w:tc>
@@ -3432,19 +3379,19 @@
               <w:jc w:val="left"/>
             </w:pPr>
             <w:r>
-              <w:t xml:space="preserve">Kharlamov et al., 2023 [14]</w:t>
-            </w:r>
-          </w:p>
-        </w:tc>
-        <w:tc>
-          <w:tcPr/>
-          <w:p>
-            <w:pPr>
-              <w:pStyle w:val="Compact"/>
-              <w:jc w:val="left"/>
-            </w:pPr>
-            <w:r>
-              <w:t xml:space="preserve">Data sharing decisions: perceptions and intentions in healthcare</w:t>
+              <w:t xml:space="preserve">Narkhede et al., 2025 [24]</w:t>
+            </w:r>
+          </w:p>
+        </w:tc>
+        <w:tc>
+          <w:tcPr/>
+          <w:p>
+            <w:pPr>
+              <w:pStyle w:val="Compact"/>
+              <w:jc w:val="left"/>
+            </w:pPr>
+            <w:r>
+              <w:t xml:space="preserve">Enhancing patient autonomy in data ownership: privacy models and consent frameworks</w:t>
             </w:r>
           </w:p>
         </w:tc>
@@ -3485,19 +3432,19 @@
               <w:jc w:val="left"/>
             </w:pPr>
             <w:r>
-              <w:t xml:space="preserve">McClelland and Harper, 2022 [22]</w:t>
-            </w:r>
-          </w:p>
-        </w:tc>
-        <w:tc>
-          <w:tcPr/>
-          <w:p>
-            <w:pPr>
-              <w:pStyle w:val="Compact"/>
-              <w:jc w:val="left"/>
-            </w:pPr>
-            <w:r>
-              <w:t xml:space="preserve">Information privacy in healthcare – the vital role of informed consent</w:t>
+              <w:t xml:space="preserve">Webber et al., 2019 [31]</w:t>
+            </w:r>
+          </w:p>
+        </w:tc>
+        <w:tc>
+          <w:tcPr/>
+          <w:p>
+            <w:pPr>
+              <w:pStyle w:val="Compact"/>
+              <w:jc w:val="left"/>
+            </w:pPr>
+            <w:r>
+              <w:t xml:space="preserve">Electronic communication of the health record with paediatric patients and their guardians</w:t>
             </w:r>
           </w:p>
         </w:tc>
@@ -3538,19 +3485,19 @@
               <w:jc w:val="left"/>
             </w:pPr>
             <w:r>
-              <w:t xml:space="preserve">Narkhede et al., 2025 [24]</w:t>
-            </w:r>
-          </w:p>
-        </w:tc>
-        <w:tc>
-          <w:tcPr/>
-          <w:p>
-            <w:pPr>
-              <w:pStyle w:val="Compact"/>
-              <w:jc w:val="left"/>
-            </w:pPr>
-            <w:r>
-              <w:t xml:space="preserve">Enhancing patient autonomy in data ownership: privacy models and consent frameworks</w:t>
+              <w:t xml:space="preserve">Phuyal et al., 2026 [48]</w:t>
+            </w:r>
+          </w:p>
+        </w:tc>
+        <w:tc>
+          <w:tcPr/>
+          <w:p>
+            <w:pPr>
+              <w:pStyle w:val="Compact"/>
+              <w:jc w:val="left"/>
+            </w:pPr>
+            <w:r>
+              <w:t xml:space="preserve">Blockchain-based dynamic and revocable consent for secondary health data use: systematic review</w:t>
             </w:r>
           </w:p>
         </w:tc>
@@ -3591,19 +3538,19 @@
               <w:jc w:val="left"/>
             </w:pPr>
             <w:r>
-              <w:t xml:space="preserve">Webber et al., 2019 [31]</w:t>
-            </w:r>
-          </w:p>
-        </w:tc>
-        <w:tc>
-          <w:tcPr/>
-          <w:p>
-            <w:pPr>
-              <w:pStyle w:val="Compact"/>
-              <w:jc w:val="left"/>
-            </w:pPr>
-            <w:r>
-              <w:t xml:space="preserve">Electronic communication of the health record with paediatric patients and their guardians</w:t>
+              <w:t xml:space="preserve">Román et al., 2023 [43]</w:t>
+            </w:r>
+          </w:p>
+        </w:tc>
+        <w:tc>
+          <w:tcPr/>
+          <w:p>
+            <w:pPr>
+              <w:pStyle w:val="Compact"/>
+              <w:jc w:val="left"/>
+            </w:pPr>
+            <w:r>
+              <w:t xml:space="preserve">Blockchain-based service-oriented architecture for consent management, access control, and auditing</w:t>
             </w:r>
           </w:p>
         </w:tc>
@@ -3644,19 +3591,19 @@
               <w:jc w:val="left"/>
             </w:pPr>
             <w:r>
-              <w:t xml:space="preserve">Román et al., 2023 [43]</w:t>
-            </w:r>
-          </w:p>
-        </w:tc>
-        <w:tc>
-          <w:tcPr/>
-          <w:p>
-            <w:pPr>
-              <w:pStyle w:val="Compact"/>
-              <w:jc w:val="left"/>
-            </w:pPr>
-            <w:r>
-              <w:t xml:space="preserve">Blockchain-based service-oriented architecture for consent management, access control, and auditing</w:t>
+              <w:t xml:space="preserve">Welzel et al., 2025 [45]</w:t>
+            </w:r>
+          </w:p>
+        </w:tc>
+        <w:tc>
+          <w:tcPr/>
+          <w:p>
+            <w:pPr>
+              <w:pStyle w:val="Compact"/>
+              <w:jc w:val="left"/>
+            </w:pPr>
+            <w:r>
+              <w:t xml:space="preserve">Enabling secure and self-determined health data sharing and consent management</w:t>
             </w:r>
           </w:p>
         </w:tc>
@@ -3697,31 +3644,31 @@
               <w:jc w:val="left"/>
             </w:pPr>
             <w:r>
-              <w:t xml:space="preserve">Welzel et al., 2025 [45]</w:t>
-            </w:r>
-          </w:p>
-        </w:tc>
-        <w:tc>
-          <w:tcPr/>
-          <w:p>
-            <w:pPr>
-              <w:pStyle w:val="Compact"/>
-              <w:jc w:val="left"/>
-            </w:pPr>
-            <w:r>
-              <w:t xml:space="preserve">Enabling secure and self-determined health data sharing and consent management</w:t>
-            </w:r>
-          </w:p>
-        </w:tc>
-        <w:tc>
-          <w:tcPr/>
-          <w:p>
-            <w:pPr>
-              <w:pStyle w:val="Compact"/>
-              <w:jc w:val="left"/>
-            </w:pPr>
-            <w:r>
-              <w:t xml:space="preserve">Healthcare consent and privacy governance</w:t>
+              <w:t xml:space="preserve">Al Mamun et al., 2022 [1]</w:t>
+            </w:r>
+          </w:p>
+        </w:tc>
+        <w:tc>
+          <w:tcPr/>
+          <w:p>
+            <w:pPr>
+              <w:pStyle w:val="Compact"/>
+              <w:jc w:val="left"/>
+            </w:pPr>
+            <w:r>
+              <w:t xml:space="preserve">Blockchain-based electronic health records management: a comprehensive review</w:t>
+            </w:r>
+          </w:p>
+        </w:tc>
+        <w:tc>
+          <w:tcPr/>
+          <w:p>
+            <w:pPr>
+              <w:pStyle w:val="Compact"/>
+              <w:jc w:val="left"/>
+            </w:pPr>
+            <w:r>
+              <w:t xml:space="preserve">Blockchain-based healthcare data governance</w:t>
             </w:r>
           </w:p>
         </w:tc>
@@ -3750,19 +3697,19 @@
               <w:jc w:val="left"/>
             </w:pPr>
             <w:r>
-              <w:t xml:space="preserve">Al Mamun et al., 2022 [1]</w:t>
-            </w:r>
-          </w:p>
-        </w:tc>
-        <w:tc>
-          <w:tcPr/>
-          <w:p>
-            <w:pPr>
-              <w:pStyle w:val="Compact"/>
-              <w:jc w:val="left"/>
-            </w:pPr>
-            <w:r>
-              <w:t xml:space="preserve">Blockchain-based electronic health records management: a comprehensive review</w:t>
+              <w:t xml:space="preserve">Andrew et al., 2023 [2]</w:t>
+            </w:r>
+          </w:p>
+        </w:tc>
+        <w:tc>
+          <w:tcPr/>
+          <w:p>
+            <w:pPr>
+              <w:pStyle w:val="Compact"/>
+              <w:jc w:val="left"/>
+            </w:pPr>
+            <w:r>
+              <w:t xml:space="preserve">Blockchain for healthcare systems: architecture, security challenges, trends and future directions</w:t>
             </w:r>
           </w:p>
         </w:tc>
@@ -3803,19 +3750,19 @@
               <w:jc w:val="left"/>
             </w:pPr>
             <w:r>
-              <w:t xml:space="preserve">Andrew et al., 2023 [2]</w:t>
-            </w:r>
-          </w:p>
-        </w:tc>
-        <w:tc>
-          <w:tcPr/>
-          <w:p>
-            <w:pPr>
-              <w:pStyle w:val="Compact"/>
-              <w:jc w:val="left"/>
-            </w:pPr>
-            <w:r>
-              <w:t xml:space="preserve">Blockchain for healthcare systems: architecture, security challenges, trends and future directions</w:t>
+              <w:t xml:space="preserve">Arbabi et al., 2023 [3]</w:t>
+            </w:r>
+          </w:p>
+        </w:tc>
+        <w:tc>
+          <w:tcPr/>
+          <w:p>
+            <w:pPr>
+              <w:pStyle w:val="Compact"/>
+              <w:jc w:val="left"/>
+            </w:pPr>
+            <w:r>
+              <w:t xml:space="preserve">A survey on blockchain for healthcare: challenges, benefits, and future directions</w:t>
             </w:r>
           </w:p>
         </w:tc>
@@ -3856,19 +3803,19 @@
               <w:jc w:val="left"/>
             </w:pPr>
             <w:r>
-              <w:t xml:space="preserve">Arbabi et al., 2023 [3]</w:t>
-            </w:r>
-          </w:p>
-        </w:tc>
-        <w:tc>
-          <w:tcPr/>
-          <w:p>
-            <w:pPr>
-              <w:pStyle w:val="Compact"/>
-              <w:jc w:val="left"/>
-            </w:pPr>
-            <w:r>
-              <w:t xml:space="preserve">A survey on blockchain for healthcare: challenges, benefits, and future directions</w:t>
+              <w:t xml:space="preserve">Ghosh et al., 2023 [7]</w:t>
+            </w:r>
+          </w:p>
+        </w:tc>
+        <w:tc>
+          <w:tcPr/>
+          <w:p>
+            <w:pPr>
+              <w:pStyle w:val="Compact"/>
+              <w:jc w:val="left"/>
+            </w:pPr>
+            <w:r>
+              <w:t xml:space="preserve">Blockchain application in healthcare systems: a review</w:t>
             </w:r>
           </w:p>
         </w:tc>
@@ -3909,19 +3856,19 @@
               <w:jc w:val="left"/>
             </w:pPr>
             <w:r>
-              <w:t xml:space="preserve">Ghosh et al., 2023 [7]</w:t>
-            </w:r>
-          </w:p>
-        </w:tc>
-        <w:tc>
-          <w:tcPr/>
-          <w:p>
-            <w:pPr>
-              <w:pStyle w:val="Compact"/>
-              <w:jc w:val="left"/>
-            </w:pPr>
-            <w:r>
-              <w:t xml:space="preserve">Blockchain application in healthcare systems: a review</w:t>
+              <w:t xml:space="preserve">Nguyen et al., 2025 [26]</w:t>
+            </w:r>
+          </w:p>
+        </w:tc>
+        <w:tc>
+          <w:tcPr/>
+          <w:p>
+            <w:pPr>
+              <w:pStyle w:val="Compact"/>
+              <w:jc w:val="left"/>
+            </w:pPr>
+            <w:r>
+              <w:t xml:space="preserve">Blockchain-empowered trustworthy data sharing: fundamentals, applications, and challenges</w:t>
             </w:r>
           </w:p>
         </w:tc>
@@ -3962,19 +3909,19 @@
               <w:jc w:val="left"/>
             </w:pPr>
             <w:r>
-              <w:t xml:space="preserve">Nguyen et al., 2025 [26]</w:t>
-            </w:r>
-          </w:p>
-        </w:tc>
-        <w:tc>
-          <w:tcPr/>
-          <w:p>
-            <w:pPr>
-              <w:pStyle w:val="Compact"/>
-              <w:jc w:val="left"/>
-            </w:pPr>
-            <w:r>
-              <w:t xml:space="preserve">Blockchain-empowered trustworthy data sharing: fundamentals, applications, and challenges</w:t>
+              <w:t xml:space="preserve">Theodorakopoulos et al., 2024 [29]</w:t>
+            </w:r>
+          </w:p>
+        </w:tc>
+        <w:tc>
+          <w:tcPr/>
+          <w:p>
+            <w:pPr>
+              <w:pStyle w:val="Compact"/>
+              <w:jc w:val="left"/>
+            </w:pPr>
+            <w:r>
+              <w:t xml:space="preserve">Enhancing decentralised decision-making with big data and blockchain technology</w:t>
             </w:r>
           </w:p>
         </w:tc>
@@ -4015,31 +3962,31 @@
               <w:jc w:val="left"/>
             </w:pPr>
             <w:r>
-              <w:t xml:space="preserve">Theodorakopoulos et al., 2024 [29]</w:t>
-            </w:r>
-          </w:p>
-        </w:tc>
-        <w:tc>
-          <w:tcPr/>
-          <w:p>
-            <w:pPr>
-              <w:pStyle w:val="Compact"/>
-              <w:jc w:val="left"/>
-            </w:pPr>
-            <w:r>
-              <w:t xml:space="preserve">Enhancing decentralised decision-making with big data and blockchain technology</w:t>
-            </w:r>
-          </w:p>
-        </w:tc>
-        <w:tc>
-          <w:tcPr/>
-          <w:p>
-            <w:pPr>
-              <w:pStyle w:val="Compact"/>
-              <w:jc w:val="left"/>
-            </w:pPr>
-            <w:r>
-              <w:t xml:space="preserve">Blockchain-based healthcare data governance</w:t>
+              <w:t xml:space="preserve">Deng et al., 2024 [4]</w:t>
+            </w:r>
+          </w:p>
+        </w:tc>
+        <w:tc>
+          <w:tcPr/>
+          <w:p>
+            <w:pPr>
+              <w:pStyle w:val="Compact"/>
+              <w:jc w:val="left"/>
+            </w:pPr>
+            <w:r>
+              <w:t xml:space="preserve">FutureDID: a fully decentralised identity system with multi-party verification</w:t>
+            </w:r>
+          </w:p>
+        </w:tc>
+        <w:tc>
+          <w:tcPr/>
+          <w:p>
+            <w:pPr>
+              <w:pStyle w:val="Compact"/>
+              <w:jc w:val="left"/>
+            </w:pPr>
+            <w:r>
+              <w:t xml:space="preserve">Decentralised identity and verifiable credentials</w:t>
             </w:r>
           </w:p>
         </w:tc>
@@ -4068,19 +4015,19 @@
               <w:jc w:val="left"/>
             </w:pPr>
             <w:r>
-              <w:t xml:space="preserve">Deng et al., 2024 [4]</w:t>
-            </w:r>
-          </w:p>
-        </w:tc>
-        <w:tc>
-          <w:tcPr/>
-          <w:p>
-            <w:pPr>
-              <w:pStyle w:val="Compact"/>
-              <w:jc w:val="left"/>
-            </w:pPr>
-            <w:r>
-              <w:t xml:space="preserve">FutureDID: a fully decentralised identity system with multi-party verification</w:t>
+              <w:t xml:space="preserve">Flamini et al., 2024 [5]</w:t>
+            </w:r>
+          </w:p>
+        </w:tc>
+        <w:tc>
+          <w:tcPr/>
+          <w:p>
+            <w:pPr>
+              <w:pStyle w:val="Compact"/>
+              <w:jc w:val="left"/>
+            </w:pPr>
+            <w:r>
+              <w:t xml:space="preserve">On cryptographic mechanisms for the selective disclosure of verifiable credentials</w:t>
             </w:r>
           </w:p>
         </w:tc>
@@ -4121,19 +4068,19 @@
               <w:jc w:val="left"/>
             </w:pPr>
             <w:r>
-              <w:t xml:space="preserve">Flamini et al., 2024 [5]</w:t>
-            </w:r>
-          </w:p>
-        </w:tc>
-        <w:tc>
-          <w:tcPr/>
-          <w:p>
-            <w:pPr>
-              <w:pStyle w:val="Compact"/>
-              <w:jc w:val="left"/>
-            </w:pPr>
-            <w:r>
-              <w:t xml:space="preserve">On cryptographic mechanisms for the selective disclosure of verifiable credentials</w:t>
+              <w:t xml:space="preserve">Khayer et al., 2025 [15]</w:t>
+            </w:r>
+          </w:p>
+        </w:tc>
+        <w:tc>
+          <w:tcPr/>
+          <w:p>
+            <w:pPr>
+              <w:pStyle w:val="Compact"/>
+              <w:jc w:val="left"/>
+            </w:pPr>
+            <w:r>
+              <w:t xml:space="preserve">Blockchain for secure IoT: identity management, access control, and trust mechanisms</w:t>
             </w:r>
           </w:p>
         </w:tc>
@@ -4174,19 +4121,19 @@
               <w:jc w:val="left"/>
             </w:pPr>
             <w:r>
-              <w:t xml:space="preserve">Khayer et al., 2025 [15]</w:t>
-            </w:r>
-          </w:p>
-        </w:tc>
-        <w:tc>
-          <w:tcPr/>
-          <w:p>
-            <w:pPr>
-              <w:pStyle w:val="Compact"/>
-              <w:jc w:val="left"/>
-            </w:pPr>
-            <w:r>
-              <w:t xml:space="preserve">Blockchain for secure IoT: identity management, access control, and trust mechanisms</w:t>
+              <w:t xml:space="preserve">Kyriakidou et al., 2023 [16]</w:t>
+            </w:r>
+          </w:p>
+        </w:tc>
+        <w:tc>
+          <w:tcPr/>
+          <w:p>
+            <w:pPr>
+              <w:pStyle w:val="Compact"/>
+              <w:jc w:val="left"/>
+            </w:pPr>
+            <w:r>
+              <w:t xml:space="preserve">Decentralised identity with applications to security and privacy for the Internet of Things</w:t>
             </w:r>
           </w:p>
         </w:tc>
@@ -4227,19 +4174,19 @@
               <w:jc w:val="left"/>
             </w:pPr>
             <w:r>
-              <w:t xml:space="preserve">Kyriakidou et al., 2023 [16]</w:t>
-            </w:r>
-          </w:p>
-        </w:tc>
-        <w:tc>
-          <w:tcPr/>
-          <w:p>
-            <w:pPr>
-              <w:pStyle w:val="Compact"/>
-              <w:jc w:val="left"/>
-            </w:pPr>
-            <w:r>
-              <w:t xml:space="preserve">Decentralised identity with applications to security and privacy for the Internet of Things</w:t>
+              <w:t xml:space="preserve">Mazzocca et al., 2025 [20]</w:t>
+            </w:r>
+          </w:p>
+        </w:tc>
+        <w:tc>
+          <w:tcPr/>
+          <w:p>
+            <w:pPr>
+              <w:pStyle w:val="Compact"/>
+              <w:jc w:val="left"/>
+            </w:pPr>
+            <w:r>
+              <w:t xml:space="preserve">A survey on decentralised identifiers and verifiable credentials</w:t>
             </w:r>
           </w:p>
         </w:tc>
@@ -4280,19 +4227,19 @@
               <w:jc w:val="left"/>
             </w:pPr>
             <w:r>
-              <w:t xml:space="preserve">Mazzocca et al., 2025 [20]</w:t>
-            </w:r>
-          </w:p>
-        </w:tc>
-        <w:tc>
-          <w:tcPr/>
-          <w:p>
-            <w:pPr>
-              <w:pStyle w:val="Compact"/>
-              <w:jc w:val="left"/>
-            </w:pPr>
-            <w:r>
-              <w:t xml:space="preserve">A survey on decentralised identifiers and verifiable credentials</w:t>
+              <w:t xml:space="preserve">Parameswarath et al., 2022 [27]</w:t>
+            </w:r>
+          </w:p>
+        </w:tc>
+        <w:tc>
+          <w:tcPr/>
+          <w:p>
+            <w:pPr>
+              <w:pStyle w:val="Compact"/>
+              <w:jc w:val="left"/>
+            </w:pPr>
+            <w:r>
+              <w:t xml:space="preserve">User-empowered privacy-preserving authentication based on decentralised identity and verifiable credentials</w:t>
             </w:r>
           </w:p>
         </w:tc>
@@ -4333,19 +4280,19 @@
               <w:jc w:val="left"/>
             </w:pPr>
             <w:r>
-              <w:t xml:space="preserve">Parameswarath et al., 2022 [27]</w:t>
-            </w:r>
-          </w:p>
-        </w:tc>
-        <w:tc>
-          <w:tcPr/>
-          <w:p>
-            <w:pPr>
-              <w:pStyle w:val="Compact"/>
-              <w:jc w:val="left"/>
-            </w:pPr>
-            <w:r>
-              <w:t xml:space="preserve">User-empowered privacy-preserving authentication based on decentralised identity and verifiable credentials</w:t>
+              <w:t xml:space="preserve">Yin et al., 2025 [33]</w:t>
+            </w:r>
+          </w:p>
+        </w:tc>
+        <w:tc>
+          <w:tcPr/>
+          <w:p>
+            <w:pPr>
+              <w:pStyle w:val="Compact"/>
+              <w:jc w:val="left"/>
+            </w:pPr>
+            <w:r>
+              <w:t xml:space="preserve">DP-DID: a dynamic and proactive decentralised identity system</w:t>
             </w:r>
           </w:p>
         </w:tc>
@@ -4386,31 +4333,31 @@
               <w:jc w:val="left"/>
             </w:pPr>
             <w:r>
-              <w:t xml:space="preserve">Yin et al., 2025 [33]</w:t>
-            </w:r>
-          </w:p>
-        </w:tc>
-        <w:tc>
-          <w:tcPr/>
-          <w:p>
-            <w:pPr>
-              <w:pStyle w:val="Compact"/>
-              <w:jc w:val="left"/>
-            </w:pPr>
-            <w:r>
-              <w:t xml:space="preserve">DP-DID: a dynamic and proactive decentralised identity system</w:t>
-            </w:r>
-          </w:p>
-        </w:tc>
-        <w:tc>
-          <w:tcPr/>
-          <w:p>
-            <w:pPr>
-              <w:pStyle w:val="Compact"/>
-              <w:jc w:val="left"/>
-            </w:pPr>
-            <w:r>
-              <w:t xml:space="preserve">Decentralised identity and verifiable credentials</w:t>
+              <w:t xml:space="preserve">Ghafoor Abbasi et al., 2025 [6]</w:t>
+            </w:r>
+          </w:p>
+        </w:tc>
+        <w:tc>
+          <w:tcPr/>
+          <w:p>
+            <w:pPr>
+              <w:pStyle w:val="Compact"/>
+              <w:jc w:val="left"/>
+            </w:pPr>
+            <w:r>
+              <w:t xml:space="preserve">Towards empowering stakeholders through decentralised trust and secure livestock data sharing</w:t>
+            </w:r>
+          </w:p>
+        </w:tc>
+        <w:tc>
+          <w:tcPr/>
+          <w:p>
+            <w:pPr>
+              <w:pStyle w:val="Compact"/>
+              <w:jc w:val="left"/>
+            </w:pPr>
+            <w:r>
+              <w:t xml:space="preserve">Multi-party and decentralised governance</w:t>
             </w:r>
           </w:p>
         </w:tc>
@@ -4439,19 +4386,19 @@
               <w:jc w:val="left"/>
             </w:pPr>
             <w:r>
-              <w:t xml:space="preserve">Ghafoor Abbasi et al., 2025 [6]</w:t>
-            </w:r>
-          </w:p>
-        </w:tc>
-        <w:tc>
-          <w:tcPr/>
-          <w:p>
-            <w:pPr>
-              <w:pStyle w:val="Compact"/>
-              <w:jc w:val="left"/>
-            </w:pPr>
-            <w:r>
-              <w:t xml:space="preserve">Towards empowering stakeholders through decentralised trust and secure livestock data sharing</w:t>
+              <w:t xml:space="preserve">Lomotey et al., 2022 [19]</w:t>
+            </w:r>
+          </w:p>
+        </w:tc>
+        <w:tc>
+          <w:tcPr/>
+          <w:p>
+            <w:pPr>
+              <w:pStyle w:val="Compact"/>
+              <w:jc w:val="left"/>
+            </w:pPr>
+            <w:r>
+              <w:t xml:space="preserve">Data trusts as a service: a platform for multi-party data sharing</w:t>
             </w:r>
           </w:p>
         </w:tc>
@@ -4492,19 +4439,19 @@
               <w:jc w:val="left"/>
             </w:pPr>
             <w:r>
-              <w:t xml:space="preserve">Lomotey et al., 2022 [19]</w:t>
-            </w:r>
-          </w:p>
-        </w:tc>
-        <w:tc>
-          <w:tcPr/>
-          <w:p>
-            <w:pPr>
-              <w:pStyle w:val="Compact"/>
-              <w:jc w:val="left"/>
-            </w:pPr>
-            <w:r>
-              <w:t xml:space="preserve">Data trusts as a service: a platform for multi-party data sharing</w:t>
+              <w:t xml:space="preserve">Tan et al., 2024 [44]</w:t>
+            </w:r>
+          </w:p>
+        </w:tc>
+        <w:tc>
+          <w:tcPr/>
+          <w:p>
+            <w:pPr>
+              <w:pStyle w:val="Compact"/>
+              <w:jc w:val="left"/>
+            </w:pPr>
+            <w:r>
+              <w:t xml:space="preserve">Secure and privacy-preserving sharing of personal health records with multi-party pre-authorisation verification</w:t>
             </w:r>
           </w:p>
         </w:tc>
@@ -4545,31 +4492,31 @@
               <w:jc w:val="left"/>
             </w:pPr>
             <w:r>
-              <w:t xml:space="preserve">Tan et al., 2024 [44]</w:t>
-            </w:r>
-          </w:p>
-        </w:tc>
-        <w:tc>
-          <w:tcPr/>
-          <w:p>
-            <w:pPr>
-              <w:pStyle w:val="Compact"/>
-              <w:jc w:val="left"/>
-            </w:pPr>
-            <w:r>
-              <w:t xml:space="preserve">Secure and privacy-preserving sharing of personal health records with multi-party pre-authorisation verification</w:t>
-            </w:r>
-          </w:p>
-        </w:tc>
-        <w:tc>
-          <w:tcPr/>
-          <w:p>
-            <w:pPr>
-              <w:pStyle w:val="Compact"/>
-              <w:jc w:val="left"/>
-            </w:pPr>
-            <w:r>
-              <w:t xml:space="preserve">Multi-party and decentralised governance</w:t>
+              <w:t xml:space="preserve">Jiang et al., 2023 [11]</w:t>
+            </w:r>
+          </w:p>
+        </w:tc>
+        <w:tc>
+          <w:tcPr/>
+          <w:p>
+            <w:pPr>
+              <w:pStyle w:val="Compact"/>
+              <w:jc w:val="left"/>
+            </w:pPr>
+            <w:r>
+              <w:t xml:space="preserve">Risk and UCON-based access control model for healthcare big data</w:t>
+            </w:r>
+          </w:p>
+        </w:tc>
+        <w:tc>
+          <w:tcPr/>
+          <w:p>
+            <w:pPr>
+              <w:pStyle w:val="Compact"/>
+              <w:jc w:val="left"/>
+            </w:pPr>
+            <w:r>
+              <w:t xml:space="preserve">Policy-based and healthcare access control</w:t>
             </w:r>
           </w:p>
         </w:tc>
@@ -4598,19 +4545,19 @@
               <w:jc w:val="left"/>
             </w:pPr>
             <w:r>
-              <w:t xml:space="preserve">Jiang et al., 2023 [11]</w:t>
-            </w:r>
-          </w:p>
-        </w:tc>
-        <w:tc>
-          <w:tcPr/>
-          <w:p>
-            <w:pPr>
-              <w:pStyle w:val="Compact"/>
-              <w:jc w:val="left"/>
-            </w:pPr>
-            <w:r>
-              <w:t xml:space="preserve">Risk and UCON-based access control model for healthcare big data</w:t>
+              <w:t xml:space="preserve">Nazir et al., 2026 [25]</w:t>
+            </w:r>
+          </w:p>
+        </w:tc>
+        <w:tc>
+          <w:tcPr/>
+          <w:p>
+            <w:pPr>
+              <w:pStyle w:val="Compact"/>
+              <w:jc w:val="left"/>
+            </w:pPr>
+            <w:r>
+              <w:t xml:space="preserve">Access control in healthcare IoT: a comprehensive survey</w:t>
             </w:r>
           </w:p>
         </w:tc>
@@ -4651,19 +4598,19 @@
               <w:jc w:val="left"/>
             </w:pPr>
             <w:r>
-              <w:t xml:space="preserve">Nazir et al., 2026 [25]</w:t>
-            </w:r>
-          </w:p>
-        </w:tc>
-        <w:tc>
-          <w:tcPr/>
-          <w:p>
-            <w:pPr>
-              <w:pStyle w:val="Compact"/>
-              <w:jc w:val="left"/>
-            </w:pPr>
-            <w:r>
-              <w:t xml:space="preserve">Access control in healthcare IoT: a comprehensive survey</w:t>
+              <w:t xml:space="preserve">Tawfik et al., 2025 [28]</w:t>
+            </w:r>
+          </w:p>
+        </w:tc>
+        <w:tc>
+          <w:tcPr/>
+          <w:p>
+            <w:pPr>
+              <w:pStyle w:val="Compact"/>
+              <w:jc w:val="left"/>
+            </w:pPr>
+            <w:r>
+              <w:t xml:space="preserve">Blockchain-based access control and privacy preservation in healthcare: a comprehensive survey</w:t>
             </w:r>
           </w:p>
         </w:tc>
@@ -4704,19 +4651,19 @@
               <w:jc w:val="left"/>
             </w:pPr>
             <w:r>
-              <w:t xml:space="preserve">Tawfik et al., 2025 [28]</w:t>
-            </w:r>
-          </w:p>
-        </w:tc>
-        <w:tc>
-          <w:tcPr/>
-          <w:p>
-            <w:pPr>
-              <w:pStyle w:val="Compact"/>
-              <w:jc w:val="left"/>
-            </w:pPr>
-            <w:r>
-              <w:t xml:space="preserve">Blockchain-based access control and privacy preservation in healthcare: a comprehensive survey</w:t>
+              <w:t xml:space="preserve">Yin et al., 2024 [32]</w:t>
+            </w:r>
+          </w:p>
+        </w:tc>
+        <w:tc>
+          <w:tcPr/>
+          <w:p>
+            <w:pPr>
+              <w:pStyle w:val="Compact"/>
+              <w:jc w:val="left"/>
+            </w:pPr>
+            <w:r>
+              <w:t xml:space="preserve">Attribute-based searchable encryption with decentralised key management for healthcare data sharing</w:t>
             </w:r>
           </w:p>
         </w:tc>
@@ -4757,19 +4704,19 @@
               <w:jc w:val="left"/>
             </w:pPr>
             <w:r>
-              <w:t xml:space="preserve">Yin et al., 2024 [32]</w:t>
-            </w:r>
-          </w:p>
-        </w:tc>
-        <w:tc>
-          <w:tcPr/>
-          <w:p>
-            <w:pPr>
-              <w:pStyle w:val="Compact"/>
-              <w:jc w:val="left"/>
-            </w:pPr>
-            <w:r>
-              <w:t xml:space="preserve">Attribute-based searchable encryption with decentralised key management for healthcare data sharing</w:t>
+              <w:t xml:space="preserve">de Oliveira et al., 2022 [49]</w:t>
+            </w:r>
+          </w:p>
+        </w:tc>
+        <w:tc>
+          <w:tcPr/>
+          <w:p>
+            <w:pPr>
+              <w:pStyle w:val="Compact"/>
+              <w:jc w:val="left"/>
+            </w:pPr>
+            <w:r>
+              <w:t xml:space="preserve">SmartAccess: attribute-based access control system for medical records based on smart contracts</w:t>
             </w:r>
           </w:p>
         </w:tc>
@@ -5003,7 +4950,7 @@
         <w:pStyle w:val="FirstParagraph"/>
       </w:pPr>
       <w:r>
-        <w:t xml:space="preserve">Healthcare data sharing is fundamentally different from conventional information exchange because the data involved is highly sensitive and because decisions regarding its use may affect patient privacy, autonomy, clinical care, research participation, and institutional accountability. Existing studies have therefore emphasised the importance of informed consent, patient control, privacy preservation, and transparent governance in healthcare information systems [12, 14, 22, 31].</w:t>
+        <w:t xml:space="preserve">Healthcare data sharing is fundamentally different from conventional information exchange because the data involved is highly sensitive and because decisions regarding its use may affect patient privacy, autonomy, clinical care, research participation, and institutional accountability. Existing studies have therefore emphasised the importance of informed consent, patient control, privacy preservation, and transparent governance in healthcare information systems [22, 31].</w:t>
       </w:r>
     </w:p>
     <w:p>
@@ -5043,7 +4990,7 @@
         <w:pStyle w:val="BodyText"/>
       </w:pPr>
       <w:r>
-        <w:t xml:space="preserve">More recent architectures go a step further. A blockchain-backed service-oriented architecture stores consents immutably, enforces access to health data according to them and exposes audit tasks to supervisory authorities and to patients themselves [43], and a self-determined consent framework combines blockchain, self-sovereign identity and de-identified tokens so that consent and data use can be tracked across clinical, app and wearable data [45]. Both act on the consent record; neither evaluates the requester’s authority or a collective approval before the record is applied.</w:t>
+        <w:t xml:space="preserve">More recent architectures go a step further. A blockchain-backed service-oriented architecture stores consents immutably, enforces access to health data according to them and exposes audit tasks to supervisory authorities and to patients themselves [43], and a self-determined consent framework combines blockchain, self-sovereign identity and de-identified tokens so that consent and data use can be tracked across clinical, app and wearable data [45]. Both act on the consent record; neither evaluates the requester’s authority or a collective approval before the record is applied. A recent systematic review of 55 blockchain-based consent frameworks confirms that smart contracts, decentralised identifiers and verifiable credentials have become the common building blocks of programmable consent, while reporting that revocation propagation, interoperability and usability remain unresolved [48].</w:t>
       </w:r>
     </w:p>
     <w:p>
@@ -5476,31 +5423,43 @@
               <w:jc w:val="left"/>
             </w:pPr>
             <w:r>
-              <w:t xml:space="preserve">S3 [12]</w:t>
-            </w:r>
-          </w:p>
-        </w:tc>
-        <w:tc>
-          <w:tcPr/>
-          <w:p>
-            <w:pPr>
-              <w:pStyle w:val="Compact"/>
-              <w:jc w:val="left"/>
-            </w:pPr>
-            <w:r>
-              <w:t xml:space="preserve">Survey of people who work with health data in the United States on consent, sharing and privacy; most respondents want complete control over their data and specific consent for each use.</w:t>
-            </w:r>
-          </w:p>
-        </w:tc>
-        <w:tc>
-          <w:tcPr/>
-          <w:p>
-            <w:pPr>
-              <w:pStyle w:val="Compact"/>
-              <w:jc w:val="left"/>
-            </w:pPr>
-            <w:r>
-              <w:t xml:space="preserve">Attitudinal evidence only; no technical model of consent or of the access decision.</w:t>
+              <w:t xml:space="preserve">S3 [13]</w:t>
+            </w:r>
+          </w:p>
+        </w:tc>
+        <w:tc>
+          <w:tcPr/>
+          <w:p>
+            <w:pPr>
+              <w:pStyle w:val="Compact"/>
+              <w:jc w:val="left"/>
+            </w:pPr>
+            <w:r>
+              <w:t xml:space="preserve">Privacy-first model for blockchain-based dynamic consent management in which subject data and consent are kept encrypted on-chain and the data-controller role is decentralised.</w:t>
+            </w:r>
+          </w:p>
+        </w:tc>
+        <w:tc>
+          <w:tcPr/>
+          <w:p>
+            <w:pPr>
+              <w:pStyle w:val="Compact"/>
+              <w:jc w:val="left"/>
+            </w:pPr>
+            <w:r>
+              <w:t xml:space="preserve">Consent is stored and shared securely, but a request is not evaluated against the requester’s authority or a multi-party approval threshold.</w:t>
+            </w:r>
+          </w:p>
+        </w:tc>
+        <w:tc>
+          <w:tcPr/>
+          <w:p>
+            <w:pPr>
+              <w:pStyle w:val="Compact"/>
+              <w:jc w:val="center"/>
+            </w:pPr>
+            <w:r>
+              <w:t xml:space="preserve">√</w:t>
             </w:r>
           </w:p>
         </w:tc>
@@ -5548,19 +5507,7 @@
               <w:jc w:val="center"/>
             </w:pPr>
             <w:r>
-              <w:t xml:space="preserve">×</w:t>
-            </w:r>
-          </w:p>
-        </w:tc>
-        <w:tc>
-          <w:tcPr/>
-          <w:p>
-            <w:pPr>
-              <w:pStyle w:val="Compact"/>
-              <w:jc w:val="center"/>
-            </w:pPr>
-            <w:r>
-              <w:t xml:space="preserve">×</w:t>
+              <w:t xml:space="preserve">√</w:t>
             </w:r>
           </w:p>
         </w:tc>
@@ -5577,31 +5524,31 @@
               <w:jc w:val="left"/>
             </w:pPr>
             <w:r>
-              <w:t xml:space="preserve">S4 [13]</w:t>
-            </w:r>
-          </w:p>
-        </w:tc>
-        <w:tc>
-          <w:tcPr/>
-          <w:p>
-            <w:pPr>
-              <w:pStyle w:val="Compact"/>
-              <w:jc w:val="left"/>
-            </w:pPr>
-            <w:r>
-              <w:t xml:space="preserve">Privacy-first model for blockchain-based dynamic consent management in which subject data and consent are kept encrypted on-chain and the data-controller role is decentralised.</w:t>
-            </w:r>
-          </w:p>
-        </w:tc>
-        <w:tc>
-          <w:tcPr/>
-          <w:p>
-            <w:pPr>
-              <w:pStyle w:val="Compact"/>
-              <w:jc w:val="left"/>
-            </w:pPr>
-            <w:r>
-              <w:t xml:space="preserve">Consent is stored and shared securely, but a request is not evaluated against the requester’s authority or a multi-party approval threshold.</w:t>
+              <w:t xml:space="preserve">S4 [22]</w:t>
+            </w:r>
+          </w:p>
+        </w:tc>
+        <w:tc>
+          <w:tcPr/>
+          <w:p>
+            <w:pPr>
+              <w:pStyle w:val="Compact"/>
+              <w:jc w:val="left"/>
+            </w:pPr>
+            <w:r>
+              <w:t xml:space="preserve">Legal analysis of informed consent for the use and disclosure of patient information under the GDPR, the common law and professional ethics.</w:t>
+            </w:r>
+          </w:p>
+        </w:tc>
+        <w:tc>
+          <w:tcPr/>
+          <w:p>
+            <w:pPr>
+              <w:pStyle w:val="Compact"/>
+              <w:jc w:val="left"/>
+            </w:pPr>
+            <w:r>
+              <w:t xml:space="preserve">Defines the legal conditions of a valid consent but not an executable authorisation object.</w:t>
             </w:r>
           </w:p>
         </w:tc>
@@ -5661,7 +5608,7 @@
               <w:jc w:val="center"/>
             </w:pPr>
             <w:r>
-              <w:t xml:space="preserve">√</w:t>
+              <w:t xml:space="preserve">×</w:t>
             </w:r>
           </w:p>
         </w:tc>
@@ -5678,43 +5625,43 @@
               <w:jc w:val="left"/>
             </w:pPr>
             <w:r>
-              <w:t xml:space="preserve">S5 [14]</w:t>
-            </w:r>
-          </w:p>
-        </w:tc>
-        <w:tc>
-          <w:tcPr/>
-          <w:p>
-            <w:pPr>
-              <w:pStyle w:val="Compact"/>
-              <w:jc w:val="left"/>
-            </w:pPr>
-            <w:r>
-              <w:t xml:space="preserve">Survey-based model (129 NHS respondents) of the intention to share healthcare data; perceived information risk and perceived societal benefit dominate the decision.</w:t>
-            </w:r>
-          </w:p>
-        </w:tc>
-        <w:tc>
-          <w:tcPr/>
-          <w:p>
-            <w:pPr>
-              <w:pStyle w:val="Compact"/>
-              <w:jc w:val="left"/>
-            </w:pPr>
-            <w:r>
-              <w:t xml:space="preserve">Explains why individuals consent, not how consent is represented or enforced.</w:t>
-            </w:r>
-          </w:p>
-        </w:tc>
-        <w:tc>
-          <w:tcPr/>
-          <w:p>
-            <w:pPr>
-              <w:pStyle w:val="Compact"/>
-              <w:jc w:val="center"/>
-            </w:pPr>
-            <w:r>
-              <w:t xml:space="preserve">×</w:t>
+              <w:t xml:space="preserve">S5 [24]</w:t>
+            </w:r>
+          </w:p>
+        </w:tc>
+        <w:tc>
+          <w:tcPr/>
+          <w:p>
+            <w:pPr>
+              <w:pStyle w:val="Compact"/>
+              <w:jc w:val="left"/>
+            </w:pPr>
+            <w:r>
+              <w:t xml:space="preserve">Review of privacy models and consent frameworks (dynamic and granular consent, blockchain, My Health Record, Estonian e-Health) for patient data ownership.</w:t>
+            </w:r>
+          </w:p>
+        </w:tc>
+        <w:tc>
+          <w:tcPr/>
+          <w:p>
+            <w:pPr>
+              <w:pStyle w:val="Compact"/>
+              <w:jc w:val="left"/>
+            </w:pPr>
+            <w:r>
+              <w:t xml:space="preserve">Descriptive review; the consent frameworks are not connected to identity verification or scope enforcement.</w:t>
+            </w:r>
+          </w:p>
+        </w:tc>
+        <w:tc>
+          <w:tcPr/>
+          <w:p>
+            <w:pPr>
+              <w:pStyle w:val="Compact"/>
+              <w:jc w:val="center"/>
+            </w:pPr>
+            <w:r>
+              <w:t xml:space="preserve">√</w:t>
             </w:r>
           </w:p>
         </w:tc>
@@ -5779,31 +5726,43 @@
               <w:jc w:val="left"/>
             </w:pPr>
             <w:r>
-              <w:t xml:space="preserve">S6 [22]</w:t>
-            </w:r>
-          </w:p>
-        </w:tc>
-        <w:tc>
-          <w:tcPr/>
-          <w:p>
-            <w:pPr>
-              <w:pStyle w:val="Compact"/>
-              <w:jc w:val="left"/>
-            </w:pPr>
-            <w:r>
-              <w:t xml:space="preserve">Legal analysis of informed consent for the use and disclosure of patient information under the GDPR, the common law and professional ethics.</w:t>
-            </w:r>
-          </w:p>
-        </w:tc>
-        <w:tc>
-          <w:tcPr/>
-          <w:p>
-            <w:pPr>
-              <w:pStyle w:val="Compact"/>
-              <w:jc w:val="left"/>
-            </w:pPr>
-            <w:r>
-              <w:t xml:space="preserve">Defines the legal conditions of a valid consent but not an executable authorisation object.</w:t>
+              <w:t xml:space="preserve">S6 [31]</w:t>
+            </w:r>
+          </w:p>
+        </w:tc>
+        <w:tc>
+          <w:tcPr/>
+          <w:p>
+            <w:pPr>
+              <w:pStyle w:val="Compact"/>
+              <w:jc w:val="left"/>
+            </w:pPr>
+            <w:r>
+              <w:t xml:space="preserve">Policy statement on electronic access to the health record by paediatric patients and their guardians, including proxy access and record segmentation.</w:t>
+            </w:r>
+          </w:p>
+        </w:tc>
+        <w:tc>
+          <w:tcPr/>
+          <w:p>
+            <w:pPr>
+              <w:pStyle w:val="Compact"/>
+              <w:jc w:val="left"/>
+            </w:pPr>
+            <w:r>
+              <w:t xml:space="preserve">Identifies guardian and proxy roles but gives no mechanism for verifying authority or for joint approval.</w:t>
+            </w:r>
+          </w:p>
+        </w:tc>
+        <w:tc>
+          <w:tcPr/>
+          <w:p>
+            <w:pPr>
+              <w:pStyle w:val="Compact"/>
+              <w:jc w:val="center"/>
+            </w:pPr>
+            <w:r>
+              <w:t xml:space="preserve">×</w:t>
             </w:r>
           </w:p>
         </w:tc>
@@ -5816,18 +5775,6 @@
             </w:pPr>
             <w:r>
               <w:t xml:space="preserve">√</w:t>
-            </w:r>
-          </w:p>
-        </w:tc>
-        <w:tc>
-          <w:tcPr/>
-          <w:p>
-            <w:pPr>
-              <w:pStyle w:val="Compact"/>
-              <w:jc w:val="center"/>
-            </w:pPr>
-            <w:r>
-              <w:t xml:space="preserve">×</w:t>
             </w:r>
           </w:p>
         </w:tc>
@@ -5880,31 +5827,31 @@
               <w:jc w:val="left"/>
             </w:pPr>
             <w:r>
-              <w:t xml:space="preserve">S7 [24]</w:t>
-            </w:r>
-          </w:p>
-        </w:tc>
-        <w:tc>
-          <w:tcPr/>
-          <w:p>
-            <w:pPr>
-              <w:pStyle w:val="Compact"/>
-              <w:jc w:val="left"/>
-            </w:pPr>
-            <w:r>
-              <w:t xml:space="preserve">Review of privacy models and consent frameworks (dynamic and granular consent, blockchain, My Health Record, Estonian e-Health) for patient data ownership.</w:t>
-            </w:r>
-          </w:p>
-        </w:tc>
-        <w:tc>
-          <w:tcPr/>
-          <w:p>
-            <w:pPr>
-              <w:pStyle w:val="Compact"/>
-              <w:jc w:val="left"/>
-            </w:pPr>
-            <w:r>
-              <w:t xml:space="preserve">Descriptive review; the consent frameworks are not connected to identity verification or scope enforcement.</w:t>
+              <w:t xml:space="preserve">S7 [48]</w:t>
+            </w:r>
+          </w:p>
+        </w:tc>
+        <w:tc>
+          <w:tcPr/>
+          <w:p>
+            <w:pPr>
+              <w:pStyle w:val="Compact"/>
+              <w:jc w:val="left"/>
+            </w:pPr>
+            <w:r>
+              <w:t xml:space="preserve">Systematic review (PRISMA, 55 studies, 2020–2025) of blockchain-based frameworks for dynamic, auditable and revocable consent for the secondary use of health data, analysed by consent lifecycle, auditability, usability and legal alignment.</w:t>
+            </w:r>
+          </w:p>
+        </w:tc>
+        <w:tc>
+          <w:tcPr/>
+          <w:p>
+            <w:pPr>
+              <w:pStyle w:val="Compact"/>
+              <w:jc w:val="left"/>
+            </w:pPr>
+            <w:r>
+              <w:t xml:space="preserve">Confirms that lifecycle automation and auditability are achievable, but reports that revocation propagation, interoperability and usability remain open; consent is evaluated as a record rather than against the requester.</w:t>
             </w:r>
           </w:p>
         </w:tc>
@@ -5964,7 +5911,7 @@
               <w:jc w:val="center"/>
             </w:pPr>
             <w:r>
-              <w:t xml:space="preserve">×</w:t>
+              <w:t xml:space="preserve">√</w:t>
             </w:r>
           </w:p>
         </w:tc>
@@ -5981,31 +5928,43 @@
               <w:jc w:val="left"/>
             </w:pPr>
             <w:r>
-              <w:t xml:space="preserve">S8 [31]</w:t>
-            </w:r>
-          </w:p>
-        </w:tc>
-        <w:tc>
-          <w:tcPr/>
-          <w:p>
-            <w:pPr>
-              <w:pStyle w:val="Compact"/>
-              <w:jc w:val="left"/>
-            </w:pPr>
-            <w:r>
-              <w:t xml:space="preserve">Policy statement on electronic access to the health record by paediatric patients and their guardians, including proxy access and record segmentation.</w:t>
-            </w:r>
-          </w:p>
-        </w:tc>
-        <w:tc>
-          <w:tcPr/>
-          <w:p>
-            <w:pPr>
-              <w:pStyle w:val="Compact"/>
-              <w:jc w:val="left"/>
-            </w:pPr>
-            <w:r>
-              <w:t xml:space="preserve">Identifies guardian and proxy roles but gives no mechanism for verifying authority or for joint approval.</w:t>
+              <w:t xml:space="preserve">S8 [43]</w:t>
+            </w:r>
+          </w:p>
+        </w:tc>
+        <w:tc>
+          <w:tcPr/>
+          <w:p>
+            <w:pPr>
+              <w:pStyle w:val="Compact"/>
+              <w:jc w:val="left"/>
+            </w:pPr>
+            <w:r>
+              <w:t xml:space="preserve">Service-oriented architecture backed by blockchain that stores subject-of-care consents immutably, enforces fine-grained access to health data according to those consents and exposes audit tasks to supervisory authorities and patients, using HL7 and access-control standards.</w:t>
+            </w:r>
+          </w:p>
+        </w:tc>
+        <w:tc>
+          <w:tcPr/>
+          <w:p>
+            <w:pPr>
+              <w:pStyle w:val="Compact"/>
+              <w:jc w:val="left"/>
+            </w:pPr>
+            <w:r>
+              <w:t xml:space="preserve">Consent is stored and executed, but the requester’s authority and any multi-party approval are outside the model; enforcement follows the record rather than an evaluated decision.</w:t>
+            </w:r>
+          </w:p>
+        </w:tc>
+        <w:tc>
+          <w:tcPr/>
+          <w:p>
+            <w:pPr>
+              <w:pStyle w:val="Compact"/>
+              <w:jc w:val="center"/>
+            </w:pPr>
+            <w:r>
+              <w:t xml:space="preserve">√</w:t>
             </w:r>
           </w:p>
         </w:tc>
@@ -6029,6 +5988,18 @@
               <w:jc w:val="center"/>
             </w:pPr>
             <w:r>
+              <w:t xml:space="preserve">×</w:t>
+            </w:r>
+          </w:p>
+        </w:tc>
+        <w:tc>
+          <w:tcPr/>
+          <w:p>
+            <w:pPr>
+              <w:pStyle w:val="Compact"/>
+              <w:jc w:val="center"/>
+            </w:pPr>
+            <w:r>
               <w:t xml:space="preserve">√</w:t>
             </w:r>
           </w:p>
@@ -6041,31 +6012,7 @@
               <w:jc w:val="center"/>
             </w:pPr>
             <w:r>
-              <w:t xml:space="preserve">×</w:t>
-            </w:r>
-          </w:p>
-        </w:tc>
-        <w:tc>
-          <w:tcPr/>
-          <w:p>
-            <w:pPr>
-              <w:pStyle w:val="Compact"/>
-              <w:jc w:val="center"/>
-            </w:pPr>
-            <w:r>
-              <w:t xml:space="preserve">×</w:t>
-            </w:r>
-          </w:p>
-        </w:tc>
-        <w:tc>
-          <w:tcPr/>
-          <w:p>
-            <w:pPr>
-              <w:pStyle w:val="Compact"/>
-              <w:jc w:val="center"/>
-            </w:pPr>
-            <w:r>
-              <w:t xml:space="preserve">×</w:t>
+              <w:t xml:space="preserve">√</w:t>
             </w:r>
           </w:p>
         </w:tc>
@@ -6082,108 +6029,7 @@
               <w:jc w:val="left"/>
             </w:pPr>
             <w:r>
-              <w:t xml:space="preserve">S9 [43]</w:t>
-            </w:r>
-          </w:p>
-        </w:tc>
-        <w:tc>
-          <w:tcPr/>
-          <w:p>
-            <w:pPr>
-              <w:pStyle w:val="Compact"/>
-              <w:jc w:val="left"/>
-            </w:pPr>
-            <w:r>
-              <w:t xml:space="preserve">Service-oriented architecture backed by blockchain that stores subject-of-care consents immutably, enforces fine-grained access to health data according to those consents and exposes audit tasks to supervisory authorities and patients, using HL7 and access-control standards.</w:t>
-            </w:r>
-          </w:p>
-        </w:tc>
-        <w:tc>
-          <w:tcPr/>
-          <w:p>
-            <w:pPr>
-              <w:pStyle w:val="Compact"/>
-              <w:jc w:val="left"/>
-            </w:pPr>
-            <w:r>
-              <w:t xml:space="preserve">Consent is stored and executed, but the requester’s authority and any multi-party approval are outside the model; enforcement follows the record rather than an evaluated decision.</w:t>
-            </w:r>
-          </w:p>
-        </w:tc>
-        <w:tc>
-          <w:tcPr/>
-          <w:p>
-            <w:pPr>
-              <w:pStyle w:val="Compact"/>
-              <w:jc w:val="center"/>
-            </w:pPr>
-            <w:r>
-              <w:t xml:space="preserve">√</w:t>
-            </w:r>
-          </w:p>
-        </w:tc>
-        <w:tc>
-          <w:tcPr/>
-          <w:p>
-            <w:pPr>
-              <w:pStyle w:val="Compact"/>
-              <w:jc w:val="center"/>
-            </w:pPr>
-            <w:r>
-              <w:t xml:space="preserve">×</w:t>
-            </w:r>
-          </w:p>
-        </w:tc>
-        <w:tc>
-          <w:tcPr/>
-          <w:p>
-            <w:pPr>
-              <w:pStyle w:val="Compact"/>
-              <w:jc w:val="center"/>
-            </w:pPr>
-            <w:r>
-              <w:t xml:space="preserve">×</w:t>
-            </w:r>
-          </w:p>
-        </w:tc>
-        <w:tc>
-          <w:tcPr/>
-          <w:p>
-            <w:pPr>
-              <w:pStyle w:val="Compact"/>
-              <w:jc w:val="center"/>
-            </w:pPr>
-            <w:r>
-              <w:t xml:space="preserve">√</w:t>
-            </w:r>
-          </w:p>
-        </w:tc>
-        <w:tc>
-          <w:tcPr/>
-          <w:p>
-            <w:pPr>
-              <w:pStyle w:val="Compact"/>
-              <w:jc w:val="center"/>
-            </w:pPr>
-            <w:r>
-              <w:t xml:space="preserve">√</w:t>
-            </w:r>
-          </w:p>
-        </w:tc>
-      </w:tr>
-      <w:tr>
-        <w:trPr>
-          <w:cantSplit/>
-        </w:trPr>
-        <w:tc>
-          <w:tcPr/>
-          <w:p>
-            <w:pPr>
-              <w:pStyle w:val="Compact"/>
-              <w:jc w:val="left"/>
-            </w:pPr>
-            <w:r>
-              <w:t xml:space="preserve">S10 [45]</w:t>
+              <w:t xml:space="preserve">S9 [45]</w:t>
             </w:r>
           </w:p>
         </w:tc>
@@ -6571,7 +6417,7 @@
               <w:jc w:val="left"/>
             </w:pPr>
             <w:r>
-              <w:t xml:space="preserve">S11 [1]</w:t>
+              <w:t xml:space="preserve">S10 [1]</w:t>
             </w:r>
           </w:p>
         </w:tc>
@@ -6672,7 +6518,7 @@
               <w:jc w:val="left"/>
             </w:pPr>
             <w:r>
-              <w:t xml:space="preserve">S12 [2]</w:t>
+              <w:t xml:space="preserve">S11 [2]</w:t>
             </w:r>
           </w:p>
         </w:tc>
@@ -6773,7 +6619,7 @@
               <w:jc w:val="left"/>
             </w:pPr>
             <w:r>
-              <w:t xml:space="preserve">S13 [3]</w:t>
+              <w:t xml:space="preserve">S12 [3]</w:t>
             </w:r>
           </w:p>
         </w:tc>
@@ -6874,7 +6720,7 @@
               <w:jc w:val="left"/>
             </w:pPr>
             <w:r>
-              <w:t xml:space="preserve">S14 [7]</w:t>
+              <w:t xml:space="preserve">S13 [7]</w:t>
             </w:r>
           </w:p>
         </w:tc>
@@ -6975,7 +6821,7 @@
               <w:jc w:val="left"/>
             </w:pPr>
             <w:r>
-              <w:t xml:space="preserve">S15 [26]</w:t>
+              <w:t xml:space="preserve">S14 [26]</w:t>
             </w:r>
           </w:p>
         </w:tc>
@@ -7076,7 +6922,7 @@
               <w:jc w:val="left"/>
             </w:pPr>
             <w:r>
-              <w:t xml:space="preserve">S16 [29]</w:t>
+              <w:t xml:space="preserve">S15 [29]</w:t>
             </w:r>
           </w:p>
         </w:tc>
@@ -7571,7 +7417,7 @@
               <w:jc w:val="left"/>
             </w:pPr>
             <w:r>
-              <w:t xml:space="preserve">S17 [4]</w:t>
+              <w:t xml:space="preserve">S16 [4]</w:t>
             </w:r>
           </w:p>
         </w:tc>
@@ -7672,7 +7518,7 @@
               <w:jc w:val="left"/>
             </w:pPr>
             <w:r>
-              <w:t xml:space="preserve">S18 [5]</w:t>
+              <w:t xml:space="preserve">S17 [5]</w:t>
             </w:r>
           </w:p>
         </w:tc>
@@ -7773,7 +7619,7 @@
               <w:jc w:val="left"/>
             </w:pPr>
             <w:r>
-              <w:t xml:space="preserve">S19 [15]</w:t>
+              <w:t xml:space="preserve">S18 [15]</w:t>
             </w:r>
           </w:p>
         </w:tc>
@@ -7874,7 +7720,7 @@
               <w:jc w:val="left"/>
             </w:pPr>
             <w:r>
-              <w:t xml:space="preserve">S20 [16]</w:t>
+              <w:t xml:space="preserve">S19 [16]</w:t>
             </w:r>
           </w:p>
         </w:tc>
@@ -7975,7 +7821,7 @@
               <w:jc w:val="left"/>
             </w:pPr>
             <w:r>
-              <w:t xml:space="preserve">S21 [20]</w:t>
+              <w:t xml:space="preserve">S20 [20]</w:t>
             </w:r>
           </w:p>
         </w:tc>
@@ -8076,7 +7922,7 @@
               <w:jc w:val="left"/>
             </w:pPr>
             <w:r>
-              <w:t xml:space="preserve">S22 [27]</w:t>
+              <w:t xml:space="preserve">S21 [27]</w:t>
             </w:r>
           </w:p>
         </w:tc>
@@ -8177,7 +8023,7 @@
               <w:jc w:val="left"/>
             </w:pPr>
             <w:r>
-              <w:t xml:space="preserve">S23 [33]</w:t>
+              <w:t xml:space="preserve">S22 [33]</w:t>
             </w:r>
           </w:p>
         </w:tc>
@@ -8557,7 +8403,7 @@
               <w:jc w:val="left"/>
             </w:pPr>
             <w:r>
-              <w:t xml:space="preserve">S24 [6]</w:t>
+              <w:t xml:space="preserve">S23 [6]</w:t>
             </w:r>
           </w:p>
         </w:tc>
@@ -8658,7 +8504,7 @@
               <w:jc w:val="left"/>
             </w:pPr>
             <w:r>
-              <w:t xml:space="preserve">S25 [19]</w:t>
+              <w:t xml:space="preserve">S24 [19]</w:t>
             </w:r>
           </w:p>
         </w:tc>
@@ -8759,7 +8605,7 @@
               <w:jc w:val="left"/>
             </w:pPr>
             <w:r>
-              <w:t xml:space="preserve">S26 [44]</w:t>
+              <w:t xml:space="preserve">S25 [44]</w:t>
             </w:r>
           </w:p>
         </w:tc>
@@ -9467,7 +9313,7 @@
         <w:pStyle w:val="BodyText"/>
       </w:pPr>
       <w:r>
-        <w:t xml:space="preserve">Purpose-based access control has also been combined with blockchain audit trails so that every access is recorded together with its declared purpose [46], and policy-based access control governed by smart contracts allows the subject, controller and requester roles of the GDPR to grant, revoke and inspect access rights [47]. In both cases the purpose is checked against a policy rather than against the purpose the patient consented to.</w:t>
+        <w:t xml:space="preserve">Purpose-based access control has also been combined with blockchain audit trails so that every access is recorded together with its declared purpose [46], and policy-based access control governed by smart contracts allows the subject, controller and requester roles of the GDPR to grant, revoke and inspect access rights [47]. In both cases the purpose is checked against a policy rather than against the purpose the patient consented to. SmartAccess goes further by letting the organisations involved agree jointly on attribute-based access policies enforced by smart contracts [49]; the agreement is between organisations, however, rather than between the patient and the parties who must approve access.</w:t>
       </w:r>
     </w:p>
     <w:p>
@@ -9698,7 +9544,7 @@
               <w:jc w:val="left"/>
             </w:pPr>
             <w:r>
-              <w:t xml:space="preserve">S27 [11]</w:t>
+              <w:t xml:space="preserve">S26 [11]</w:t>
             </w:r>
           </w:p>
         </w:tc>
@@ -9799,7 +9645,7 @@
               <w:jc w:val="left"/>
             </w:pPr>
             <w:r>
-              <w:t xml:space="preserve">S28 [25]</w:t>
+              <w:t xml:space="preserve">S27 [25]</w:t>
             </w:r>
           </w:p>
         </w:tc>
@@ -9900,7 +9746,7 @@
               <w:jc w:val="left"/>
             </w:pPr>
             <w:r>
-              <w:t xml:space="preserve">S29 [28]</w:t>
+              <w:t xml:space="preserve">S28 [28]</w:t>
             </w:r>
           </w:p>
         </w:tc>
@@ -10001,7 +9847,7 @@
               <w:jc w:val="left"/>
             </w:pPr>
             <w:r>
-              <w:t xml:space="preserve">S30 [32]</w:t>
+              <w:t xml:space="preserve">S29 [32]</w:t>
             </w:r>
           </w:p>
         </w:tc>
@@ -10086,6 +9932,107 @@
             </w:pPr>
             <w:r>
               <w:t xml:space="preserve">×</w:t>
+            </w:r>
+          </w:p>
+        </w:tc>
+      </w:tr>
+      <w:tr>
+        <w:trPr>
+          <w:cantSplit/>
+        </w:trPr>
+        <w:tc>
+          <w:tcPr/>
+          <w:p>
+            <w:pPr>
+              <w:pStyle w:val="Compact"/>
+              <w:jc w:val="left"/>
+            </w:pPr>
+            <w:r>
+              <w:t xml:space="preserve">S30 [49]</w:t>
+            </w:r>
+          </w:p>
+        </w:tc>
+        <w:tc>
+          <w:tcPr/>
+          <w:p>
+            <w:pPr>
+              <w:pStyle w:val="Compact"/>
+              <w:jc w:val="left"/>
+            </w:pPr>
+            <w:r>
+              <w:t xml:space="preserve">SmartAccess: attribute-based access control for cross-organisation medical-record sharing implemented as smart contracts on a permissioned blockchain, with joint agreement over access policies, a threat model and a performance evaluation.</w:t>
+            </w:r>
+          </w:p>
+        </w:tc>
+        <w:tc>
+          <w:tcPr/>
+          <w:p>
+            <w:pPr>
+              <w:pStyle w:val="Compact"/>
+              <w:jc w:val="left"/>
+            </w:pPr>
+            <w:r>
+              <w:t xml:space="preserve">Policies are agreed jointly by organisations, not by the patient and guardians; the decision follows attributes rather than the purpose and scope of a consent.</w:t>
+            </w:r>
+          </w:p>
+        </w:tc>
+        <w:tc>
+          <w:tcPr/>
+          <w:p>
+            <w:pPr>
+              <w:pStyle w:val="Compact"/>
+              <w:jc w:val="center"/>
+            </w:pPr>
+            <w:r>
+              <w:t xml:space="preserve">×</w:t>
+            </w:r>
+          </w:p>
+        </w:tc>
+        <w:tc>
+          <w:tcPr/>
+          <w:p>
+            <w:pPr>
+              <w:pStyle w:val="Compact"/>
+              <w:jc w:val="center"/>
+            </w:pPr>
+            <w:r>
+              <w:t xml:space="preserve">×</w:t>
+            </w:r>
+          </w:p>
+        </w:tc>
+        <w:tc>
+          <w:tcPr/>
+          <w:p>
+            <w:pPr>
+              <w:pStyle w:val="Compact"/>
+              <w:jc w:val="center"/>
+            </w:pPr>
+            <w:r>
+              <w:t xml:space="preserve">×</w:t>
+            </w:r>
+          </w:p>
+        </w:tc>
+        <w:tc>
+          <w:tcPr/>
+          <w:p>
+            <w:pPr>
+              <w:pStyle w:val="Compact"/>
+              <w:jc w:val="center"/>
+            </w:pPr>
+            <w:r>
+              <w:t xml:space="preserve">√</w:t>
+            </w:r>
+          </w:p>
+        </w:tc>
+        <w:tc>
+          <w:tcPr/>
+          <w:p>
+            <w:pPr>
+              <w:pStyle w:val="Compact"/>
+              <w:jc w:val="center"/>
+            </w:pPr>
+            <w:r>
+              <w:t xml:space="preserve">√</w:t>
             </w:r>
           </w:p>
         </w:tc>
@@ -10857,7 +10804,7 @@
               <w:jc w:val="left"/>
             </w:pPr>
             <w:r>
-              <w:t xml:space="preserve">[10, 12, 13, 14, 22, 24, 31, 43, 45]</w:t>
+              <w:t xml:space="preserve">[10, 13, 22, 24, 31, 43, 45, 48]</w:t>
             </w:r>
           </w:p>
         </w:tc>
@@ -11069,7 +11016,7 @@
               <w:jc w:val="left"/>
             </w:pPr>
             <w:r>
-              <w:t xml:space="preserve">[11, 25, 28, 32, 46, 47]</w:t>
+              <w:t xml:space="preserve">[11, 25, 28, 32, 46, 47, 49]</w:t>
             </w:r>
           </w:p>
         </w:tc>
@@ -11258,7 +11205,7 @@
         <w:t xml:space="preserve"> </w:t>
       </w:r>
       <w:r>
-        <w:t xml:space="preserve">Only S2, S4, S6, S7, S9, S10, S15 treat consent as more than a stored permission, and even these stop at recording, encrypting, executing or legally defining consent. None of the studies represents consent as an object that carries the identity, authority, approval, purpose and scope conditions required to evaluate a later request.</w:t>
+        <w:t xml:space="preserve">Only S2, S3, S4, S5, S7, S8, S9, S14 treat consent as more than a stored permission, and even these stop at recording, encrypting, executing or legally defining consent. None of the studies represents consent as an object that carries the identity, authority, approval, purpose and scope conditions required to evaluate a later request.</w:t>
       </w:r>
     </w:p>
     <w:p>
@@ -11279,7 +11226,7 @@
         <w:t xml:space="preserve"> </w:t>
       </w:r>
       <w:r>
-        <w:t xml:space="preserve">The decentralised identity studies (S17, S18, S19, S20, S21, S22, S23), the multi-party and access-control studies S24, S26, S28 and the guardian-access policy statement S8 establish who a participant is, but in every case the credential is treated as the end of the decision. No study models the authority required by a particular consent as a condition that is verified separately from identity.</w:t>
+        <w:t xml:space="preserve">The decentralised identity studies (S16, S17, S18, S19, S20, S21, S22), the multi-party and access-control studies S23, S25, S27 and the guardian-access policy statement S8 establish who a participant is, but in every case the credential is treated as the end of the decision. No study models the authority required by a particular consent as a condition that is verified separately from identity.</w:t>
       </w:r>
     </w:p>
     <w:p>
@@ -11300,7 +11247,7 @@
         <w:t xml:space="preserve"> </w:t>
       </w:r>
       <w:r>
-        <w:t xml:space="preserve">Multi-party mechanisms appear in S16, S17, S25, S26: multi-party verification of identity claims, collective governance of data trusts, collective decision-making and threshold-based pre-authorisation of record access. In none of them is a threshold of independently verified approvals attached to the patient’s consent and evaluated when access is requested.</w:t>
+        <w:t xml:space="preserve">Multi-party mechanisms appear in S15, S16, S24, S25: multi-party verification of identity claims, collective governance of data trusts, collective decision-making and threshold-based pre-authorisation of record access. In none of them is a threshold of independently verified approvals attached to the patient’s consent and evaluated when access is requested.</w:t>
       </w:r>
     </w:p>
     <w:p>
@@ -11321,7 +11268,7 @@
         <w:t xml:space="preserve"> </w:t>
       </w:r>
       <w:r>
-        <w:t xml:space="preserve">Policy-based enforcement is well covered (S9, S11, S12, S13, S14, S19, S20, S24, S25, S27, S28, S29, S30, S31, S32), yet the policy is evaluated against roles, attributes, purpose trees or risk rather than against the purpose and data scope stated in the patient’s consent, so a verified and approved requester can still obtain data outside the authorised scope.</w:t>
+        <w:t xml:space="preserve">Policy-based enforcement is well covered (S8, S10, S11, S12, S13, S18, S19, S23, S24, S26, S27, S28, S29, S30, S31, S32), yet the policy is evaluated against roles, attributes, purpose trees or risk rather than against the purpose and data scope stated in the patient’s consent, so a verified and approved requester can still obtain data outside the authorised scope.</w:t>
       </w:r>
     </w:p>
     <w:p>
@@ -11342,7 +11289,7 @@
         <w:t xml:space="preserve"> </w:t>
       </w:r>
       <w:r>
-        <w:t xml:space="preserve">Audit trails and revocation are provided by S2, S4, S9, S10, S11, S12, S13, S14, S15, S16, S23, S24, S27, S29, S31, S32, but expiry, revocation and state transitions of the consent itself are not evaluated at the time of the request, and the recorded evidence describes transactions rather than the trust conditions under which each decision was made.</w:t>
+        <w:t xml:space="preserve">Audit trails and revocation are provided by S2, S3, S7, S8, S9, S10, S11, S12, S13, S14, S15, S22, S23, S26, S28, S30, S31, S32, but expiry, revocation and state transitions of the consent itself are not evaluated at the time of the request, and the recorded evidence describes transactions rather than the trust conditions under which each decision was made.</w:t>
       </w:r>
     </w:p>
     <w:p>
@@ -12625,6 +12572,48 @@
       </w:r>
       <w:r>
         <w:t xml:space="preserve">, 11:e2647, 2025. doi:10.7717/peerj-cs.2647.</w:t>
+      </w:r>
+    </w:p>
+    <w:p>
+      <w:pPr>
+        <w:pStyle w:val="BodyText"/>
+      </w:pPr>
+      <w:r>
+        <w:t xml:space="preserve">[48] Sudip Phuyal, Manila Bhandari, Rabindra Bista, and João Carlos Ferreira. Blockchain-based dynamic and revocable consent for secondary health data use: Systematic review.</w:t>
+      </w:r>
+      <w:r>
+        <w:t xml:space="preserve"> </w:t>
+      </w:r>
+      <w:r>
+        <w:rPr>
+          <w:i/>
+          <w:iCs/>
+        </w:rPr>
+        <w:t xml:space="preserve">JMIR Medical Informatics</w:t>
+      </w:r>
+      <w:r>
+        <w:t xml:space="preserve">, 14:e88536, 2026. doi:10.2196/88536.</w:t>
+      </w:r>
+    </w:p>
+    <w:p>
+      <w:pPr>
+        <w:pStyle w:val="BodyText"/>
+      </w:pPr>
+      <w:r>
+        <w:t xml:space="preserve">[49] Marcela Tuler de Oliveira, Lúcio Henrik A. Reis, Yiannis Verginadis, Diogo M. F. Mattos, and Sílvia D. Olabarriaga. SmartAccess: Attribute-based access control system for medical records based on smart contracts.</w:t>
+      </w:r>
+      <w:r>
+        <w:t xml:space="preserve"> </w:t>
+      </w:r>
+      <w:r>
+        <w:rPr>
+          <w:i/>
+          <w:iCs/>
+        </w:rPr>
+        <w:t xml:space="preserve">IEEE Access</w:t>
+      </w:r>
+      <w:r>
+        <w:t xml:space="preserve">, 10:117836–117854, 2022. doi:10.1109/ACCESS.2022.3217201.</w:t>
       </w:r>
     </w:p>
     <w:bookmarkEnd w:id="40"/>

--- a/review/word/Yasir_CA2_Chapter2_SLR_CLEAN.docx
+++ b/review/word/Yasir_CA2_Chapter2_SLR_CLEAN.docx
@@ -50,7 +50,7 @@
         <w:pStyle w:val="BodyText"/>
       </w:pPr>
       <w:r>
-        <w:t xml:space="preserve">The reviewed literature demonstrates that substantial progress has been made in individual areas. Healthcare research has emphasised the importance of patient autonomy, privacy, informed consent, and controlled data sharing [22, 24, 31, 43, 45, 48]. Blockchain-based data-governance research has investigated immutable records, distributed auditability, and decentralised consent management [2, 3, 7, 26]. Research on decentralised identity and verifiable credentials has developed mechanisms for self-controlled identity representation, credential verification, selective disclosure, and privacy-preserving authentication [4, 5, 16, 20, 27, 33]. Access-control research has further investigated role-based, attribute-based, risk-aware, and usage-control approaches for protecting sensitive healthcare information [11, 25, 28, 32, 46, 47, 49].</w:t>
+        <w:t xml:space="preserve">The reviewed literature demonstrates that substantial progress has been made in individual areas. Healthcare research has emphasised the importance of patient autonomy, privacy, informed consent, and controlled data sharing [22, 24, 43, 45, 48, 50]. Blockchain-based data-governance research has investigated immutable records, distributed auditability, and decentralised consent management [2, 3, 7, 26]. Research on decentralised identity and verifiable credentials has developed mechanisms for self-controlled identity representation, credential verification, selective disclosure, and privacy-preserving authentication [4, 5, 16, 20, 27, 33]. Access-control research has further investigated role-based, attribute-based, risk-aware, and usage-control approaches for protecting sensitive healthcare information [11, 25, 28, 32, 46, 47, 49].</w:t>
       </w:r>
     </w:p>
     <w:p>
@@ -183,7 +183,7 @@
         <w:t xml:space="preserve"> </w:t>
       </w:r>
       <w:r>
-        <w:t xml:space="preserve">already gives every provider and individual a persistent identifier [36]. The second step is frequently overlooked: a valid credential shows that a person is, for example, a registered practitioner or a legal guardian [31], but not that this person is authorised for this patient, this purpose and this data. The second requirement is that identity verification and authority verification be modelled as distinct conditions.</w:t>
+        <w:t xml:space="preserve">already gives every provider and individual a persistent identifier [36]. The second step is frequently overlooked: a valid credential shows that a person is, for example, a registered practitioner or a legal guardian [50], but not that this person is authorised for this patient, this purpose and this data. The second requirement is that identity verification and authority verification be modelled as distinct conditions.</w:t>
       </w:r>
     </w:p>
     <w:bookmarkEnd w:id="11"/>
@@ -201,7 +201,7 @@
         <w:pStyle w:val="FirstParagraph"/>
       </w:pPr>
       <w:r>
-        <w:t xml:space="preserve">In paediatric, aged-care and shared-guardianship settings the decision to release data does not belong to a single party. Guardians, the treating clinician and, where applicable, the institution each hold part of the authority [31]. The third requirement is that the framework collect independent approvals from a defined set of participants and activate the consent only when a predefined threshold has been reached, so that no single participant can grant access unilaterally. Multi-party verification of identity claims [4], multi-party governance of data trusts [19] and threshold-based pre-authorisation of record access [44] provide building blocks, but none treats the approval threshold as a verifiable condition attached to the consent itself.</w:t>
+        <w:t xml:space="preserve">In paediatric, aged-care and shared-guardianship settings the decision to release data does not belong to a single party. Guardians, the treating clinician and, where applicable, the institution each hold part of the authority [50]. The third requirement is that the framework collect independent approvals from a defined set of participants and activate the consent only when a predefined threshold has been reached, so that no single participant can grant access unilaterally. Multi-party verification of identity claims [4], multi-party governance of data trusts [19] and threshold-based pre-authorisation of record access [44] provide building blocks, but none treats the approval threshold as a verifiable condition attached to the consent itself.</w:t>
       </w:r>
     </w:p>
     <w:bookmarkEnd w:id="12"/>
@@ -595,7 +595,7 @@
         <w:t xml:space="preserve"> </w:t>
       </w:r>
       <w:r>
-        <w:t xml:space="preserve">Only studies published between 2022 and 2026 were considered, because decentralised identity standards and consent-aware access control developed rapidly over that period; one earlier policy statement [31] was retained as a foundational source, as explained in Section 2.3.4. The journals and conference proceedings in which the included studies were published are listed in Table 2.1.</w:t>
+        <w:t xml:space="preserve">Only studies published between 2022 and 2026 were considered, because decentralised identity standards and consent-aware access control developed rapidly over that period. The journals and conference proceedings in which the included studies were published are listed in Table 2.1.</w:t>
       </w:r>
     </w:p>
     <w:p>
@@ -762,7 +762,7 @@
               <w:jc w:val="left"/>
             </w:pPr>
             <w:r>
-              <w:t xml:space="preserve">S2, S8, S10, S30</w:t>
+              <w:t xml:space="preserve">S2, S7, S10, S30</w:t>
             </w:r>
           </w:p>
         </w:tc>
@@ -815,7 +815,7 @@
               <w:jc w:val="left"/>
             </w:pPr>
             <w:r>
-              <w:t xml:space="preserve">S12, S20</w:t>
+              <w:t xml:space="preserve">S12, S19</w:t>
             </w:r>
           </w:p>
         </w:tc>
@@ -921,7 +921,7 @@
               <w:jc w:val="left"/>
             </w:pPr>
             <w:r>
-              <w:t xml:space="preserve">S21</w:t>
+              <w:t xml:space="preserve">S20</w:t>
             </w:r>
           </w:p>
         </w:tc>
@@ -974,7 +974,7 @@
               <w:jc w:val="left"/>
             </w:pPr>
             <w:r>
-              <w:t xml:space="preserve">S16</w:t>
+              <w:t xml:space="preserve">S15</w:t>
             </w:r>
           </w:p>
         </w:tc>
@@ -1027,7 +1027,7 @@
               <w:jc w:val="left"/>
             </w:pPr>
             <w:r>
-              <w:t xml:space="preserve">S22</w:t>
+              <w:t xml:space="preserve">S21</w:t>
             </w:r>
           </w:p>
         </w:tc>
@@ -1186,7 +1186,7 @@
               <w:jc w:val="left"/>
             </w:pPr>
             <w:r>
-              <w:t xml:space="preserve">S17</w:t>
+              <w:t xml:space="preserve">S16</w:t>
             </w:r>
           </w:p>
         </w:tc>
@@ -1398,7 +1398,7 @@
               <w:jc w:val="left"/>
             </w:pPr>
             <w:r>
-              <w:t xml:space="preserve">S24</w:t>
+              <w:t xml:space="preserve">S23</w:t>
             </w:r>
           </w:p>
         </w:tc>
@@ -1427,7 +1427,7 @@
               <w:jc w:val="left"/>
             </w:pPr>
             <w:r>
-              <w:t xml:space="preserve">Applied Sciences</w:t>
+              <w:t xml:space="preserve">IEEE Transactions on Network and Service Management</w:t>
             </w:r>
           </w:p>
         </w:tc>
@@ -1451,7 +1451,7 @@
               <w:jc w:val="left"/>
             </w:pPr>
             <w:r>
-              <w:t xml:space="preserve">S15</w:t>
+              <w:t xml:space="preserve">S24</w:t>
             </w:r>
           </w:p>
         </w:tc>
@@ -1610,7 +1610,7 @@
               <w:jc w:val="left"/>
             </w:pPr>
             <w:r>
-              <w:t xml:space="preserve">S23</w:t>
+              <w:t xml:space="preserve">S22</w:t>
             </w:r>
           </w:p>
         </w:tc>
@@ -1663,7 +1663,7 @@
               <w:jc w:val="left"/>
             </w:pPr>
             <w:r>
-              <w:t xml:space="preserve">S18</w:t>
+              <w:t xml:space="preserve">S17</w:t>
             </w:r>
           </w:p>
         </w:tc>
@@ -1716,7 +1716,7 @@
               <w:jc w:val="left"/>
             </w:pPr>
             <w:r>
-              <w:t xml:space="preserve">S19</w:t>
+              <w:t xml:space="preserve">S18</w:t>
             </w:r>
           </w:p>
         </w:tc>
@@ -1875,7 +1875,7 @@
               <w:jc w:val="left"/>
             </w:pPr>
             <w:r>
-              <w:t xml:space="preserve">S7</w:t>
+              <w:t xml:space="preserve">S6</w:t>
             </w:r>
           </w:p>
         </w:tc>
@@ -1957,7 +1957,7 @@
               <w:jc w:val="left"/>
             </w:pPr>
             <w:r>
-              <w:t xml:space="preserve">Pediatrics</w:t>
+              <w:t xml:space="preserve">Journal of Medical Internet Research</w:t>
             </w:r>
           </w:p>
         </w:tc>
@@ -1981,7 +1981,7 @@
               <w:jc w:val="left"/>
             </w:pPr>
             <w:r>
-              <w:t xml:space="preserve">S6</w:t>
+              <w:t xml:space="preserve">S9</w:t>
             </w:r>
           </w:p>
         </w:tc>
@@ -2034,7 +2034,7 @@
               <w:jc w:val="left"/>
             </w:pPr>
             <w:r>
-              <w:t xml:space="preserve">S9</w:t>
+              <w:t xml:space="preserve">S8</w:t>
             </w:r>
           </w:p>
         </w:tc>
@@ -2435,7 +2435,7 @@
         <w:pStyle w:val="FirstParagraph"/>
       </w:pPr>
       <w:r>
-        <w:t xml:space="preserve">Consistent with exclusion criterion 6, four studies from outside the healthcare domain were retained because the mechanism they contribute transfers directly to healthcare authorisation: decentralised trust in multi-stakeholder data sharing [6], DID/VC-based privacy-preserving authentication [27], and decentralised identity and access control for constrained devices [15, 16]. Studies whose subject matter lies outside healthcare data sharing, consent, identity or access control were excluded at the full-text stage as scope mismatches (Figure 2.2). Two survey studies of stakeholder attitudes and intentions towards health-data sharing [12, 14] are cited as background in Chapter 1 but were not retained in the review set, because they do not propose, implement or evaluate an approach (inclusion criterion 3). One book chapter [16] was retained under the exception to exclusion criterion 3 because it provides a foundational overview of decentralised identity, and one earlier policy statement [31] (2019) was retained as a foundational healthcare source on guardian and proxy access to electronic health records, as permitted in Section 2.3.3.</w:t>
+        <w:t xml:space="preserve">Consistent with exclusion criterion 6, four studies from outside the healthcare domain were retained because the mechanism they contribute transfers directly to healthcare authorisation: decentralised trust in multi-stakeholder data sharing [6], DID/VC-based privacy-preserving authentication [27], and decentralised identity and access control for constrained devices [15, 16]. Studies whose subject matter lies outside healthcare data sharing, consent, identity or access control were excluded at the full-text stage as scope mismatches (Figure 2.2). One book chapter [16] was retained under the exception to exclusion criterion 3 because it provides a foundational overview of decentralised identity. The 2019 policy statement on guardian and proxy access [31] and two survey studies of stakeholder attitudes and intentions towards health-data sharing [12, 14] are cited as background in Chapter 1 but were not retained in the review set, because they fall outside the publication window or do not propose, implement or evaluate an approach (inclusion criterion 3).</w:t>
       </w:r>
     </w:p>
     <w:p>
@@ -3432,19 +3432,19 @@
               <w:jc w:val="left"/>
             </w:pPr>
             <w:r>
-              <w:t xml:space="preserve">Webber et al., 2019 [31]</w:t>
-            </w:r>
-          </w:p>
-        </w:tc>
-        <w:tc>
-          <w:tcPr/>
-          <w:p>
-            <w:pPr>
-              <w:pStyle w:val="Compact"/>
-              <w:jc w:val="left"/>
-            </w:pPr>
-            <w:r>
-              <w:t xml:space="preserve">Electronic communication of the health record with paediatric patients and their guardians</w:t>
+              <w:t xml:space="preserve">Phuyal et al., 2026 [48]</w:t>
+            </w:r>
+          </w:p>
+        </w:tc>
+        <w:tc>
+          <w:tcPr/>
+          <w:p>
+            <w:pPr>
+              <w:pStyle w:val="Compact"/>
+              <w:jc w:val="left"/>
+            </w:pPr>
+            <w:r>
+              <w:t xml:space="preserve">Blockchain-based dynamic and revocable consent for secondary health data use: systematic review</w:t>
             </w:r>
           </w:p>
         </w:tc>
@@ -3485,19 +3485,19 @@
               <w:jc w:val="left"/>
             </w:pPr>
             <w:r>
-              <w:t xml:space="preserve">Phuyal et al., 2026 [48]</w:t>
-            </w:r>
-          </w:p>
-        </w:tc>
-        <w:tc>
-          <w:tcPr/>
-          <w:p>
-            <w:pPr>
-              <w:pStyle w:val="Compact"/>
-              <w:jc w:val="left"/>
-            </w:pPr>
-            <w:r>
-              <w:t xml:space="preserve">Blockchain-based dynamic and revocable consent for secondary health data use: systematic review</w:t>
+              <w:t xml:space="preserve">Román et al., 2023 [43]</w:t>
+            </w:r>
+          </w:p>
+        </w:tc>
+        <w:tc>
+          <w:tcPr/>
+          <w:p>
+            <w:pPr>
+              <w:pStyle w:val="Compact"/>
+              <w:jc w:val="left"/>
+            </w:pPr>
+            <w:r>
+              <w:t xml:space="preserve">Blockchain-based service-oriented architecture for consent management, access control, and auditing</w:t>
             </w:r>
           </w:p>
         </w:tc>
@@ -3538,19 +3538,19 @@
               <w:jc w:val="left"/>
             </w:pPr>
             <w:r>
-              <w:t xml:space="preserve">Román et al., 2023 [43]</w:t>
-            </w:r>
-          </w:p>
-        </w:tc>
-        <w:tc>
-          <w:tcPr/>
-          <w:p>
-            <w:pPr>
-              <w:pStyle w:val="Compact"/>
-              <w:jc w:val="left"/>
-            </w:pPr>
-            <w:r>
-              <w:t xml:space="preserve">Blockchain-based service-oriented architecture for consent management, access control, and auditing</w:t>
+              <w:t xml:space="preserve">Welzel et al., 2025 [45]</w:t>
+            </w:r>
+          </w:p>
+        </w:tc>
+        <w:tc>
+          <w:tcPr/>
+          <w:p>
+            <w:pPr>
+              <w:pStyle w:val="Compact"/>
+              <w:jc w:val="left"/>
+            </w:pPr>
+            <w:r>
+              <w:t xml:space="preserve">Enabling secure and self-determined health data sharing and consent management</w:t>
             </w:r>
           </w:p>
         </w:tc>
@@ -3591,19 +3591,19 @@
               <w:jc w:val="left"/>
             </w:pPr>
             <w:r>
-              <w:t xml:space="preserve">Welzel et al., 2025 [45]</w:t>
-            </w:r>
-          </w:p>
-        </w:tc>
-        <w:tc>
-          <w:tcPr/>
-          <w:p>
-            <w:pPr>
-              <w:pStyle w:val="Compact"/>
-              <w:jc w:val="left"/>
-            </w:pPr>
-            <w:r>
-              <w:t xml:space="preserve">Enabling secure and self-determined health data sharing and consent management</w:t>
+              <w:t xml:space="preserve">Hagström et al., 2022 [50]</w:t>
+            </w:r>
+          </w:p>
+        </w:tc>
+        <w:tc>
+          <w:tcPr/>
+          <w:p>
+            <w:pPr>
+              <w:pStyle w:val="Compact"/>
+              <w:jc w:val="left"/>
+            </w:pPr>
+            <w:r>
+              <w:t xml:space="preserve">Web-based access to paediatric electronic health records for children, adolescents and parents: scoping review</w:t>
             </w:r>
           </w:p>
         </w:tc>
@@ -3909,31 +3909,31 @@
               <w:jc w:val="left"/>
             </w:pPr>
             <w:r>
-              <w:t xml:space="preserve">Theodorakopoulos et al., 2024 [29]</w:t>
-            </w:r>
-          </w:p>
-        </w:tc>
-        <w:tc>
-          <w:tcPr/>
-          <w:p>
-            <w:pPr>
-              <w:pStyle w:val="Compact"/>
-              <w:jc w:val="left"/>
-            </w:pPr>
-            <w:r>
-              <w:t xml:space="preserve">Enhancing decentralised decision-making with big data and blockchain technology</w:t>
-            </w:r>
-          </w:p>
-        </w:tc>
-        <w:tc>
-          <w:tcPr/>
-          <w:p>
-            <w:pPr>
-              <w:pStyle w:val="Compact"/>
-              <w:jc w:val="left"/>
-            </w:pPr>
-            <w:r>
-              <w:t xml:space="preserve">Blockchain-based healthcare data governance</w:t>
+              <w:t xml:space="preserve">Deng et al., 2024 [4]</w:t>
+            </w:r>
+          </w:p>
+        </w:tc>
+        <w:tc>
+          <w:tcPr/>
+          <w:p>
+            <w:pPr>
+              <w:pStyle w:val="Compact"/>
+              <w:jc w:val="left"/>
+            </w:pPr>
+            <w:r>
+              <w:t xml:space="preserve">FutureDID: a fully decentralised identity system with multi-party verification</w:t>
+            </w:r>
+          </w:p>
+        </w:tc>
+        <w:tc>
+          <w:tcPr/>
+          <w:p>
+            <w:pPr>
+              <w:pStyle w:val="Compact"/>
+              <w:jc w:val="left"/>
+            </w:pPr>
+            <w:r>
+              <w:t xml:space="preserve">Decentralised identity and verifiable credentials</w:t>
             </w:r>
           </w:p>
         </w:tc>
@@ -3962,19 +3962,19 @@
               <w:jc w:val="left"/>
             </w:pPr>
             <w:r>
-              <w:t xml:space="preserve">Deng et al., 2024 [4]</w:t>
-            </w:r>
-          </w:p>
-        </w:tc>
-        <w:tc>
-          <w:tcPr/>
-          <w:p>
-            <w:pPr>
-              <w:pStyle w:val="Compact"/>
-              <w:jc w:val="left"/>
-            </w:pPr>
-            <w:r>
-              <w:t xml:space="preserve">FutureDID: a fully decentralised identity system with multi-party verification</w:t>
+              <w:t xml:space="preserve">Flamini et al., 2024 [5]</w:t>
+            </w:r>
+          </w:p>
+        </w:tc>
+        <w:tc>
+          <w:tcPr/>
+          <w:p>
+            <w:pPr>
+              <w:pStyle w:val="Compact"/>
+              <w:jc w:val="left"/>
+            </w:pPr>
+            <w:r>
+              <w:t xml:space="preserve">On cryptographic mechanisms for the selective disclosure of verifiable credentials</w:t>
             </w:r>
           </w:p>
         </w:tc>
@@ -4015,19 +4015,19 @@
               <w:jc w:val="left"/>
             </w:pPr>
             <w:r>
-              <w:t xml:space="preserve">Flamini et al., 2024 [5]</w:t>
-            </w:r>
-          </w:p>
-        </w:tc>
-        <w:tc>
-          <w:tcPr/>
-          <w:p>
-            <w:pPr>
-              <w:pStyle w:val="Compact"/>
-              <w:jc w:val="left"/>
-            </w:pPr>
-            <w:r>
-              <w:t xml:space="preserve">On cryptographic mechanisms for the selective disclosure of verifiable credentials</w:t>
+              <w:t xml:space="preserve">Khayer et al., 2025 [15]</w:t>
+            </w:r>
+          </w:p>
+        </w:tc>
+        <w:tc>
+          <w:tcPr/>
+          <w:p>
+            <w:pPr>
+              <w:pStyle w:val="Compact"/>
+              <w:jc w:val="left"/>
+            </w:pPr>
+            <w:r>
+              <w:t xml:space="preserve">Blockchain for secure IoT: identity management, access control, and trust mechanisms</w:t>
             </w:r>
           </w:p>
         </w:tc>
@@ -4068,19 +4068,19 @@
               <w:jc w:val="left"/>
             </w:pPr>
             <w:r>
-              <w:t xml:space="preserve">Khayer et al., 2025 [15]</w:t>
-            </w:r>
-          </w:p>
-        </w:tc>
-        <w:tc>
-          <w:tcPr/>
-          <w:p>
-            <w:pPr>
-              <w:pStyle w:val="Compact"/>
-              <w:jc w:val="left"/>
-            </w:pPr>
-            <w:r>
-              <w:t xml:space="preserve">Blockchain for secure IoT: identity management, access control, and trust mechanisms</w:t>
+              <w:t xml:space="preserve">Kyriakidou et al., 2023 [16]</w:t>
+            </w:r>
+          </w:p>
+        </w:tc>
+        <w:tc>
+          <w:tcPr/>
+          <w:p>
+            <w:pPr>
+              <w:pStyle w:val="Compact"/>
+              <w:jc w:val="left"/>
+            </w:pPr>
+            <w:r>
+              <w:t xml:space="preserve">Decentralised identity with applications to security and privacy for the Internet of Things</w:t>
             </w:r>
           </w:p>
         </w:tc>
@@ -4121,19 +4121,19 @@
               <w:jc w:val="left"/>
             </w:pPr>
             <w:r>
-              <w:t xml:space="preserve">Kyriakidou et al., 2023 [16]</w:t>
-            </w:r>
-          </w:p>
-        </w:tc>
-        <w:tc>
-          <w:tcPr/>
-          <w:p>
-            <w:pPr>
-              <w:pStyle w:val="Compact"/>
-              <w:jc w:val="left"/>
-            </w:pPr>
-            <w:r>
-              <w:t xml:space="preserve">Decentralised identity with applications to security and privacy for the Internet of Things</w:t>
+              <w:t xml:space="preserve">Mazzocca et al., 2025 [20]</w:t>
+            </w:r>
+          </w:p>
+        </w:tc>
+        <w:tc>
+          <w:tcPr/>
+          <w:p>
+            <w:pPr>
+              <w:pStyle w:val="Compact"/>
+              <w:jc w:val="left"/>
+            </w:pPr>
+            <w:r>
+              <w:t xml:space="preserve">A survey on decentralised identifiers and verifiable credentials</w:t>
             </w:r>
           </w:p>
         </w:tc>
@@ -4174,19 +4174,19 @@
               <w:jc w:val="left"/>
             </w:pPr>
             <w:r>
-              <w:t xml:space="preserve">Mazzocca et al., 2025 [20]</w:t>
-            </w:r>
-          </w:p>
-        </w:tc>
-        <w:tc>
-          <w:tcPr/>
-          <w:p>
-            <w:pPr>
-              <w:pStyle w:val="Compact"/>
-              <w:jc w:val="left"/>
-            </w:pPr>
-            <w:r>
-              <w:t xml:space="preserve">A survey on decentralised identifiers and verifiable credentials</w:t>
+              <w:t xml:space="preserve">Parameswarath et al., 2022 [27]</w:t>
+            </w:r>
+          </w:p>
+        </w:tc>
+        <w:tc>
+          <w:tcPr/>
+          <w:p>
+            <w:pPr>
+              <w:pStyle w:val="Compact"/>
+              <w:jc w:val="left"/>
+            </w:pPr>
+            <w:r>
+              <w:t xml:space="preserve">User-empowered privacy-preserving authentication based on decentralised identity and verifiable credentials</w:t>
             </w:r>
           </w:p>
         </w:tc>
@@ -4227,19 +4227,19 @@
               <w:jc w:val="left"/>
             </w:pPr>
             <w:r>
-              <w:t xml:space="preserve">Parameswarath et al., 2022 [27]</w:t>
-            </w:r>
-          </w:p>
-        </w:tc>
-        <w:tc>
-          <w:tcPr/>
-          <w:p>
-            <w:pPr>
-              <w:pStyle w:val="Compact"/>
-              <w:jc w:val="left"/>
-            </w:pPr>
-            <w:r>
-              <w:t xml:space="preserve">User-empowered privacy-preserving authentication based on decentralised identity and verifiable credentials</w:t>
+              <w:t xml:space="preserve">Yin et al., 2025 [33]</w:t>
+            </w:r>
+          </w:p>
+        </w:tc>
+        <w:tc>
+          <w:tcPr/>
+          <w:p>
+            <w:pPr>
+              <w:pStyle w:val="Compact"/>
+              <w:jc w:val="left"/>
+            </w:pPr>
+            <w:r>
+              <w:t xml:space="preserve">DP-DID: a dynamic and proactive decentralised identity system</w:t>
             </w:r>
           </w:p>
         </w:tc>
@@ -4280,31 +4280,31 @@
               <w:jc w:val="left"/>
             </w:pPr>
             <w:r>
-              <w:t xml:space="preserve">Yin et al., 2025 [33]</w:t>
-            </w:r>
-          </w:p>
-        </w:tc>
-        <w:tc>
-          <w:tcPr/>
-          <w:p>
-            <w:pPr>
-              <w:pStyle w:val="Compact"/>
-              <w:jc w:val="left"/>
-            </w:pPr>
-            <w:r>
-              <w:t xml:space="preserve">DP-DID: a dynamic and proactive decentralised identity system</w:t>
-            </w:r>
-          </w:p>
-        </w:tc>
-        <w:tc>
-          <w:tcPr/>
-          <w:p>
-            <w:pPr>
-              <w:pStyle w:val="Compact"/>
-              <w:jc w:val="left"/>
-            </w:pPr>
-            <w:r>
-              <w:t xml:space="preserve">Decentralised identity and verifiable credentials</w:t>
+              <w:t xml:space="preserve">Ghafoor Abbasi et al., 2025 [6]</w:t>
+            </w:r>
+          </w:p>
+        </w:tc>
+        <w:tc>
+          <w:tcPr/>
+          <w:p>
+            <w:pPr>
+              <w:pStyle w:val="Compact"/>
+              <w:jc w:val="left"/>
+            </w:pPr>
+            <w:r>
+              <w:t xml:space="preserve">Towards empowering stakeholders through decentralised trust and secure livestock data sharing</w:t>
+            </w:r>
+          </w:p>
+        </w:tc>
+        <w:tc>
+          <w:tcPr/>
+          <w:p>
+            <w:pPr>
+              <w:pStyle w:val="Compact"/>
+              <w:jc w:val="left"/>
+            </w:pPr>
+            <w:r>
+              <w:t xml:space="preserve">Multi-party and decentralised governance</w:t>
             </w:r>
           </w:p>
         </w:tc>
@@ -4333,19 +4333,19 @@
               <w:jc w:val="left"/>
             </w:pPr>
             <w:r>
-              <w:t xml:space="preserve">Ghafoor Abbasi et al., 2025 [6]</w:t>
-            </w:r>
-          </w:p>
-        </w:tc>
-        <w:tc>
-          <w:tcPr/>
-          <w:p>
-            <w:pPr>
-              <w:pStyle w:val="Compact"/>
-              <w:jc w:val="left"/>
-            </w:pPr>
-            <w:r>
-              <w:t xml:space="preserve">Towards empowering stakeholders through decentralised trust and secure livestock data sharing</w:t>
+              <w:t xml:space="preserve">Lomotey et al., 2022 [19]</w:t>
+            </w:r>
+          </w:p>
+        </w:tc>
+        <w:tc>
+          <w:tcPr/>
+          <w:p>
+            <w:pPr>
+              <w:pStyle w:val="Compact"/>
+              <w:jc w:val="left"/>
+            </w:pPr>
+            <w:r>
+              <w:t xml:space="preserve">Data trusts as a service: a platform for multi-party data sharing</w:t>
             </w:r>
           </w:p>
         </w:tc>
@@ -4386,19 +4386,19 @@
               <w:jc w:val="left"/>
             </w:pPr>
             <w:r>
-              <w:t xml:space="preserve">Lomotey et al., 2022 [19]</w:t>
-            </w:r>
-          </w:p>
-        </w:tc>
-        <w:tc>
-          <w:tcPr/>
-          <w:p>
-            <w:pPr>
-              <w:pStyle w:val="Compact"/>
-              <w:jc w:val="left"/>
-            </w:pPr>
-            <w:r>
-              <w:t xml:space="preserve">Data trusts as a service: a platform for multi-party data sharing</w:t>
+              <w:t xml:space="preserve">Garcia et al., 2022 [51]</w:t>
+            </w:r>
+          </w:p>
+        </w:tc>
+        <w:tc>
+          <w:tcPr/>
+          <w:p>
+            <w:pPr>
+              <w:pStyle w:val="Compact"/>
+              <w:jc w:val="left"/>
+            </w:pPr>
+            <w:r>
+              <w:t xml:space="preserve">Blockchain-aided and privacy-preserving data governance in multi-stakeholder applications</w:t>
             </w:r>
           </w:p>
         </w:tc>
@@ -4950,7 +4950,7 @@
         <w:pStyle w:val="FirstParagraph"/>
       </w:pPr>
       <w:r>
-        <w:t xml:space="preserve">Healthcare data sharing is fundamentally different from conventional information exchange because the data involved is highly sensitive and because decisions regarding its use may affect patient privacy, autonomy, clinical care, research participation, and institutional accountability. Existing studies have therefore emphasised the importance of informed consent, patient control, privacy preservation, and transparent governance in healthcare information systems [22, 31].</w:t>
+        <w:t xml:space="preserve">Healthcare data sharing is fundamentally different from conventional information exchange because the data involved is highly sensitive and because decisions regarding its use may affect patient privacy, autonomy, clinical care, research participation, and institutional accountability. Existing studies have therefore emphasised the importance of informed consent, patient control, privacy preservation, and transparent governance in healthcare information systems [22, 50].</w:t>
       </w:r>
     </w:p>
     <w:p>
@@ -5726,31 +5726,43 @@
               <w:jc w:val="left"/>
             </w:pPr>
             <w:r>
-              <w:t xml:space="preserve">S6 [31]</w:t>
-            </w:r>
-          </w:p>
-        </w:tc>
-        <w:tc>
-          <w:tcPr/>
-          <w:p>
-            <w:pPr>
-              <w:pStyle w:val="Compact"/>
-              <w:jc w:val="left"/>
-            </w:pPr>
-            <w:r>
-              <w:t xml:space="preserve">Policy statement on electronic access to the health record by paediatric patients and their guardians, including proxy access and record segmentation.</w:t>
-            </w:r>
-          </w:p>
-        </w:tc>
-        <w:tc>
-          <w:tcPr/>
-          <w:p>
-            <w:pPr>
-              <w:pStyle w:val="Compact"/>
-              <w:jc w:val="left"/>
-            </w:pPr>
-            <w:r>
-              <w:t xml:space="preserve">Identifies guardian and proxy roles but gives no mechanism for verifying authority or for joint approval.</w:t>
+              <w:t xml:space="preserve">S6 [48]</w:t>
+            </w:r>
+          </w:p>
+        </w:tc>
+        <w:tc>
+          <w:tcPr/>
+          <w:p>
+            <w:pPr>
+              <w:pStyle w:val="Compact"/>
+              <w:jc w:val="left"/>
+            </w:pPr>
+            <w:r>
+              <w:t xml:space="preserve">Systematic review (PRISMA, 55 studies, 2020–2025) of blockchain-based frameworks for dynamic, auditable and revocable consent for the secondary use of health data, analysed by consent lifecycle, auditability, usability and legal alignment.</w:t>
+            </w:r>
+          </w:p>
+        </w:tc>
+        <w:tc>
+          <w:tcPr/>
+          <w:p>
+            <w:pPr>
+              <w:pStyle w:val="Compact"/>
+              <w:jc w:val="left"/>
+            </w:pPr>
+            <w:r>
+              <w:t xml:space="preserve">Confirms that lifecycle automation and auditability are achievable, but reports that revocation propagation, interoperability and usability remain open; consent is evaluated as a record rather than against the requester.</w:t>
+            </w:r>
+          </w:p>
+        </w:tc>
+        <w:tc>
+          <w:tcPr/>
+          <w:p>
+            <w:pPr>
+              <w:pStyle w:val="Compact"/>
+              <w:jc w:val="center"/>
+            </w:pPr>
+            <w:r>
+              <w:t xml:space="preserve">√</w:t>
             </w:r>
           </w:p>
         </w:tc>
@@ -5774,43 +5786,31 @@
               <w:jc w:val="center"/>
             </w:pPr>
             <w:r>
+              <w:t xml:space="preserve">×</w:t>
+            </w:r>
+          </w:p>
+        </w:tc>
+        <w:tc>
+          <w:tcPr/>
+          <w:p>
+            <w:pPr>
+              <w:pStyle w:val="Compact"/>
+              <w:jc w:val="center"/>
+            </w:pPr>
+            <w:r>
+              <w:t xml:space="preserve">×</w:t>
+            </w:r>
+          </w:p>
+        </w:tc>
+        <w:tc>
+          <w:tcPr/>
+          <w:p>
+            <w:pPr>
+              <w:pStyle w:val="Compact"/>
+              <w:jc w:val="center"/>
+            </w:pPr>
+            <w:r>
               <w:t xml:space="preserve">√</w:t>
-            </w:r>
-          </w:p>
-        </w:tc>
-        <w:tc>
-          <w:tcPr/>
-          <w:p>
-            <w:pPr>
-              <w:pStyle w:val="Compact"/>
-              <w:jc w:val="center"/>
-            </w:pPr>
-            <w:r>
-              <w:t xml:space="preserve">×</w:t>
-            </w:r>
-          </w:p>
-        </w:tc>
-        <w:tc>
-          <w:tcPr/>
-          <w:p>
-            <w:pPr>
-              <w:pStyle w:val="Compact"/>
-              <w:jc w:val="center"/>
-            </w:pPr>
-            <w:r>
-              <w:t xml:space="preserve">×</w:t>
-            </w:r>
-          </w:p>
-        </w:tc>
-        <w:tc>
-          <w:tcPr/>
-          <w:p>
-            <w:pPr>
-              <w:pStyle w:val="Compact"/>
-              <w:jc w:val="center"/>
-            </w:pPr>
-            <w:r>
-              <w:t xml:space="preserve">×</w:t>
             </w:r>
           </w:p>
         </w:tc>
@@ -5827,31 +5827,31 @@
               <w:jc w:val="left"/>
             </w:pPr>
             <w:r>
-              <w:t xml:space="preserve">S7 [48]</w:t>
-            </w:r>
-          </w:p>
-        </w:tc>
-        <w:tc>
-          <w:tcPr/>
-          <w:p>
-            <w:pPr>
-              <w:pStyle w:val="Compact"/>
-              <w:jc w:val="left"/>
-            </w:pPr>
-            <w:r>
-              <w:t xml:space="preserve">Systematic review (PRISMA, 55 studies, 2020–2025) of blockchain-based frameworks for dynamic, auditable and revocable consent for the secondary use of health data, analysed by consent lifecycle, auditability, usability and legal alignment.</w:t>
-            </w:r>
-          </w:p>
-        </w:tc>
-        <w:tc>
-          <w:tcPr/>
-          <w:p>
-            <w:pPr>
-              <w:pStyle w:val="Compact"/>
-              <w:jc w:val="left"/>
-            </w:pPr>
-            <w:r>
-              <w:t xml:space="preserve">Confirms that lifecycle automation and auditability are achievable, but reports that revocation propagation, interoperability and usability remain open; consent is evaluated as a record rather than against the requester.</w:t>
+              <w:t xml:space="preserve">S7 [43]</w:t>
+            </w:r>
+          </w:p>
+        </w:tc>
+        <w:tc>
+          <w:tcPr/>
+          <w:p>
+            <w:pPr>
+              <w:pStyle w:val="Compact"/>
+              <w:jc w:val="left"/>
+            </w:pPr>
+            <w:r>
+              <w:t xml:space="preserve">Service-oriented architecture backed by blockchain that stores subject-of-care consents immutably, enforces fine-grained access to health data according to those consents and exposes audit tasks to supervisory authorities and patients, using HL7 and access-control standards.</w:t>
+            </w:r>
+          </w:p>
+        </w:tc>
+        <w:tc>
+          <w:tcPr/>
+          <w:p>
+            <w:pPr>
+              <w:pStyle w:val="Compact"/>
+              <w:jc w:val="left"/>
+            </w:pPr>
+            <w:r>
+              <w:t xml:space="preserve">Consent is stored and executed, but the requester’s authority and any multi-party approval are outside the model; enforcement follows the record rather than an evaluated decision.</w:t>
             </w:r>
           </w:p>
         </w:tc>
@@ -5899,7 +5899,7 @@
               <w:jc w:val="center"/>
             </w:pPr>
             <w:r>
-              <w:t xml:space="preserve">×</w:t>
+              <w:t xml:space="preserve">√</w:t>
             </w:r>
           </w:p>
         </w:tc>
@@ -5928,31 +5928,31 @@
               <w:jc w:val="left"/>
             </w:pPr>
             <w:r>
-              <w:t xml:space="preserve">S8 [43]</w:t>
-            </w:r>
-          </w:p>
-        </w:tc>
-        <w:tc>
-          <w:tcPr/>
-          <w:p>
-            <w:pPr>
-              <w:pStyle w:val="Compact"/>
-              <w:jc w:val="left"/>
-            </w:pPr>
-            <w:r>
-              <w:t xml:space="preserve">Service-oriented architecture backed by blockchain that stores subject-of-care consents immutably, enforces fine-grained access to health data according to those consents and exposes audit tasks to supervisory authorities and patients, using HL7 and access-control standards.</w:t>
-            </w:r>
-          </w:p>
-        </w:tc>
-        <w:tc>
-          <w:tcPr/>
-          <w:p>
-            <w:pPr>
-              <w:pStyle w:val="Compact"/>
-              <w:jc w:val="left"/>
-            </w:pPr>
-            <w:r>
-              <w:t xml:space="preserve">Consent is stored and executed, but the requester’s authority and any multi-party approval are outside the model; enforcement follows the record rather than an evaluated decision.</w:t>
+              <w:t xml:space="preserve">S8 [45]</w:t>
+            </w:r>
+          </w:p>
+        </w:tc>
+        <w:tc>
+          <w:tcPr/>
+          <w:p>
+            <w:pPr>
+              <w:pStyle w:val="Compact"/>
+              <w:jc w:val="left"/>
+            </w:pPr>
+            <w:r>
+              <w:t xml:space="preserve">Conceptual framework that reviews blockchain, self-sovereign identity and de-identified tokens for a consent management system able to track consent and data utilisation across clinical, app and wearable data.</w:t>
+            </w:r>
+          </w:p>
+        </w:tc>
+        <w:tc>
+          <w:tcPr/>
+          <w:p>
+            <w:pPr>
+              <w:pStyle w:val="Compact"/>
+              <w:jc w:val="left"/>
+            </w:pPr>
+            <w:r>
+              <w:t xml:space="preserve">Early-stage conceptual framework; identity and consent components are listed rather than combined into an authorisation decision.</w:t>
             </w:r>
           </w:p>
         </w:tc>
@@ -6000,7 +6000,7 @@
               <w:jc w:val="center"/>
             </w:pPr>
             <w:r>
-              <w:t xml:space="preserve">√</w:t>
+              <w:t xml:space="preserve">×</w:t>
             </w:r>
           </w:p>
         </w:tc>
@@ -6029,31 +6029,43 @@
               <w:jc w:val="left"/>
             </w:pPr>
             <w:r>
-              <w:t xml:space="preserve">S9 [45]</w:t>
-            </w:r>
-          </w:p>
-        </w:tc>
-        <w:tc>
-          <w:tcPr/>
-          <w:p>
-            <w:pPr>
-              <w:pStyle w:val="Compact"/>
-              <w:jc w:val="left"/>
-            </w:pPr>
-            <w:r>
-              <w:t xml:space="preserve">Conceptual framework that reviews blockchain, self-sovereign identity and de-identified tokens for a consent management system able to track consent and data utilisation across clinical, app and wearable data.</w:t>
-            </w:r>
-          </w:p>
-        </w:tc>
-        <w:tc>
-          <w:tcPr/>
-          <w:p>
-            <w:pPr>
-              <w:pStyle w:val="Compact"/>
-              <w:jc w:val="left"/>
-            </w:pPr>
-            <w:r>
-              <w:t xml:space="preserve">Early-stage conceptual framework; identity and consent components are listed rather than combined into an authorisation decision.</w:t>
+              <w:t xml:space="preserve">S9 [50]</w:t>
+            </w:r>
+          </w:p>
+        </w:tc>
+        <w:tc>
+          <w:tcPr/>
+          <w:p>
+            <w:pPr>
+              <w:pStyle w:val="Compact"/>
+              <w:jc w:val="left"/>
+            </w:pPr>
+            <w:r>
+              <w:t xml:space="preserve">Scoping review (74 studies, 2007–2021) of the views, use and experiences of children, adolescents, parents and clinicians regarding web-based access to paediatric electronic health records, including parental proxy access and the age at which access changes.</w:t>
+            </w:r>
+          </w:p>
+        </w:tc>
+        <w:tc>
+          <w:tcPr/>
+          <w:p>
+            <w:pPr>
+              <w:pStyle w:val="Compact"/>
+              <w:jc w:val="left"/>
+            </w:pPr>
+            <w:r>
+              <w:t xml:space="preserve">Establishes that guardian and proxy access varies between providers and that adolescent confidentiality is the main concern, but offers no mechanism for verifying a guardian’s authority or for joint approval.</w:t>
+            </w:r>
+          </w:p>
+        </w:tc>
+        <w:tc>
+          <w:tcPr/>
+          <w:p>
+            <w:pPr>
+              <w:pStyle w:val="Compact"/>
+              <w:jc w:val="center"/>
+            </w:pPr>
+            <w:r>
+              <w:t xml:space="preserve">×</w:t>
             </w:r>
           </w:p>
         </w:tc>
@@ -6102,18 +6114,6 @@
             </w:pPr>
             <w:r>
               <w:t xml:space="preserve">×</w:t>
-            </w:r>
-          </w:p>
-        </w:tc>
-        <w:tc>
-          <w:tcPr/>
-          <w:p>
-            <w:pPr>
-              <w:pStyle w:val="Compact"/>
-              <w:jc w:val="center"/>
-            </w:pPr>
-            <w:r>
-              <w:t xml:space="preserve">√</w:t>
             </w:r>
           </w:p>
         </w:tc>
@@ -6146,7 +6146,7 @@
         <w:pStyle w:val="FirstParagraph"/>
       </w:pPr>
       <w:r>
-        <w:t xml:space="preserve">Blockchain technologies have been extensively investigated as mechanisms for improving integrity, transparency, traceability, and accountability in distributed data-sharing environments. In healthcare, blockchain-based architectures have been proposed for electronic health records, access control, auditability, interoperability, and consent management [1, 2, 3, 7]. More generally, blockchain has been studied as an infrastructure for trustworthy data sharing and decentralised decision-making across organisational boundaries [26, 29].</w:t>
+        <w:t xml:space="preserve">Blockchain technologies have been extensively investigated as mechanisms for improving integrity, transparency, traceability, and accountability in distributed data-sharing environments. In healthcare, blockchain-based architectures have been proposed for electronic health records, access control, auditability, interoperability, and consent management [1, 2, 3, 7]. More generally, blockchain has been studied as an infrastructure for trustworthy data sharing and decentralised decision-making across organisational boundaries [26, 51].</w:t>
       </w:r>
     </w:p>
     <w:p>
@@ -6910,107 +6910,6 @@
           </w:p>
         </w:tc>
       </w:tr>
-      <w:tr>
-        <w:trPr>
-          <w:cantSplit/>
-        </w:trPr>
-        <w:tc>
-          <w:tcPr/>
-          <w:p>
-            <w:pPr>
-              <w:pStyle w:val="Compact"/>
-              <w:jc w:val="left"/>
-            </w:pPr>
-            <w:r>
-              <w:t xml:space="preserve">S15 [29]</w:t>
-            </w:r>
-          </w:p>
-        </w:tc>
-        <w:tc>
-          <w:tcPr/>
-          <w:p>
-            <w:pPr>
-              <w:pStyle w:val="Compact"/>
-              <w:jc w:val="left"/>
-            </w:pPr>
-            <w:r>
-              <w:t xml:space="preserve">Review of decentralised decision-making with big data and blockchain, including DAO governance and the Estonian healthcare case.</w:t>
-            </w:r>
-          </w:p>
-        </w:tc>
-        <w:tc>
-          <w:tcPr/>
-          <w:p>
-            <w:pPr>
-              <w:pStyle w:val="Compact"/>
-              <w:jc w:val="left"/>
-            </w:pPr>
-            <w:r>
-              <w:t xml:space="preserve">Collective decision-making is discussed at governance level, not as a verifiable condition inside a consent object.</w:t>
-            </w:r>
-          </w:p>
-        </w:tc>
-        <w:tc>
-          <w:tcPr/>
-          <w:p>
-            <w:pPr>
-              <w:pStyle w:val="Compact"/>
-              <w:jc w:val="center"/>
-            </w:pPr>
-            <w:r>
-              <w:t xml:space="preserve">×</w:t>
-            </w:r>
-          </w:p>
-        </w:tc>
-        <w:tc>
-          <w:tcPr/>
-          <w:p>
-            <w:pPr>
-              <w:pStyle w:val="Compact"/>
-              <w:jc w:val="center"/>
-            </w:pPr>
-            <w:r>
-              <w:t xml:space="preserve">×</w:t>
-            </w:r>
-          </w:p>
-        </w:tc>
-        <w:tc>
-          <w:tcPr/>
-          <w:p>
-            <w:pPr>
-              <w:pStyle w:val="Compact"/>
-              <w:jc w:val="center"/>
-            </w:pPr>
-            <w:r>
-              <w:t xml:space="preserve">√</w:t>
-            </w:r>
-          </w:p>
-        </w:tc>
-        <w:tc>
-          <w:tcPr/>
-          <w:p>
-            <w:pPr>
-              <w:pStyle w:val="Compact"/>
-              <w:jc w:val="center"/>
-            </w:pPr>
-            <w:r>
-              <w:t xml:space="preserve">×</w:t>
-            </w:r>
-          </w:p>
-        </w:tc>
-        <w:tc>
-          <w:tcPr/>
-          <w:p>
-            <w:pPr>
-              <w:pStyle w:val="Compact"/>
-              <w:jc w:val="center"/>
-            </w:pPr>
-            <w:r>
-              <w:t xml:space="preserve">√</w:t>
-            </w:r>
-          </w:p>
-        </w:tc>
-      </w:tr>
     </w:tbl>
     <w:bookmarkEnd w:id="30"/>
     <w:bookmarkStart w:id="31" w:name="Xce8374abd25737680a0ea224e7b0673254898a7"/>
@@ -7417,7 +7316,7 @@
               <w:jc w:val="left"/>
             </w:pPr>
             <w:r>
-              <w:t xml:space="preserve">S16 [4]</w:t>
+              <w:t xml:space="preserve">S15 [4]</w:t>
             </w:r>
           </w:p>
         </w:tc>
@@ -7518,7 +7417,7 @@
               <w:jc w:val="left"/>
             </w:pPr>
             <w:r>
-              <w:t xml:space="preserve">S17 [5]</w:t>
+              <w:t xml:space="preserve">S16 [5]</w:t>
             </w:r>
           </w:p>
         </w:tc>
@@ -7619,7 +7518,7 @@
               <w:jc w:val="left"/>
             </w:pPr>
             <w:r>
-              <w:t xml:space="preserve">S18 [15]</w:t>
+              <w:t xml:space="preserve">S17 [15]</w:t>
             </w:r>
           </w:p>
         </w:tc>
@@ -7720,7 +7619,7 @@
               <w:jc w:val="left"/>
             </w:pPr>
             <w:r>
-              <w:t xml:space="preserve">S19 [16]</w:t>
+              <w:t xml:space="preserve">S18 [16]</w:t>
             </w:r>
           </w:p>
         </w:tc>
@@ -7821,7 +7720,7 @@
               <w:jc w:val="left"/>
             </w:pPr>
             <w:r>
-              <w:t xml:space="preserve">S20 [20]</w:t>
+              <w:t xml:space="preserve">S19 [20]</w:t>
             </w:r>
           </w:p>
         </w:tc>
@@ -7922,7 +7821,7 @@
               <w:jc w:val="left"/>
             </w:pPr>
             <w:r>
-              <w:t xml:space="preserve">S21 [27]</w:t>
+              <w:t xml:space="preserve">S20 [27]</w:t>
             </w:r>
           </w:p>
         </w:tc>
@@ -8023,7 +7922,7 @@
               <w:jc w:val="left"/>
             </w:pPr>
             <w:r>
-              <w:t xml:space="preserve">S22 [33]</w:t>
+              <w:t xml:space="preserve">S21 [33]</w:t>
             </w:r>
           </w:p>
         </w:tc>
@@ -8140,7 +8039,7 @@
         <w:pStyle w:val="FirstParagraph"/>
       </w:pPr>
       <w:r>
-        <w:t xml:space="preserve">A further limitation of conventional access-control models is their frequent reliance on a single authority responsible for granting or denying access. This assumption may be inappropriate in decentralised healthcare scenarios involving patients, guardians, healthcare professionals, institutional authorities, and other stakeholders with different responsibilities and authority levels [9, 31].</w:t>
+        <w:t xml:space="preserve">A further limitation of conventional access-control models is their frequent reliance on a single authority responsible for granting or denying access. This assumption may be inappropriate in decentralised healthcare scenarios involving patients, guardians, healthcare professionals, institutional authorities, and other stakeholders with different responsibilities and authority levels [9, 50].</w:t>
       </w:r>
     </w:p>
     <w:p>
@@ -8148,7 +8047,7 @@
         <w:pStyle w:val="BodyText"/>
       </w:pPr>
       <w:r>
-        <w:t xml:space="preserve">More generally, multi-party data-sharing environments require mechanisms capable of supporting collaborative governance. Research on decentralised data trusts has explored platforms through which multiple parties can participate in data-sharing arrangements and governance processes [19].A decentralised trust framework for multi-stakeholder livestock data sharing shows that controlled exposure to authorised entities can be achieved without a central authority [6]. Decentralised decision-making has also been investigated in combination with blockchain and large-scale data systems [29]. FutureDID further demonstrates that multi-party verification can be incorporated into decentralised identity processes [4].</w:t>
+        <w:t xml:space="preserve">More generally, multi-party data-sharing environments require mechanisms capable of supporting collaborative governance. Research on decentralised data trusts has explored platforms through which multiple parties can participate in data-sharing arrangements and governance processes [19].A decentralised trust framework for multi-stakeholder livestock data sharing shows that controlled exposure to authorised entities can be achieved without a central authority [6]. A blockchain-aided data-governance framework for multi-stakeholder applications lets the data owner manage consent and disclose data selectively while the data consumers verify its provenance, and demonstrates this on an e-prescription case involving patients, doctors and pharmacists [51]. FutureDID further demonstrates that multi-party verification can be incorporated into decentralised identity processes [4].</w:t>
       </w:r>
     </w:p>
     <w:p>
@@ -8403,7 +8302,7 @@
               <w:jc w:val="left"/>
             </w:pPr>
             <w:r>
-              <w:t xml:space="preserve">S23 [6]</w:t>
+              <w:t xml:space="preserve">S22 [6]</w:t>
             </w:r>
           </w:p>
         </w:tc>
@@ -8504,7 +8403,7 @@
               <w:jc w:val="left"/>
             </w:pPr>
             <w:r>
-              <w:t xml:space="preserve">S24 [19]</w:t>
+              <w:t xml:space="preserve">S23 [19]</w:t>
             </w:r>
           </w:p>
         </w:tc>
@@ -8589,6 +8488,107 @@
             </w:pPr>
             <w:r>
               <w:t xml:space="preserve">×</w:t>
+            </w:r>
+          </w:p>
+        </w:tc>
+      </w:tr>
+      <w:tr>
+        <w:trPr>
+          <w:cantSplit/>
+        </w:trPr>
+        <w:tc>
+          <w:tcPr/>
+          <w:p>
+            <w:pPr>
+              <w:pStyle w:val="Compact"/>
+              <w:jc w:val="left"/>
+            </w:pPr>
+            <w:r>
+              <w:t xml:space="preserve">S24 [51]</w:t>
+            </w:r>
+          </w:p>
+        </w:tc>
+        <w:tc>
+          <w:tcPr/>
+          <w:p>
+            <w:pPr>
+              <w:pStyle w:val="Compact"/>
+              <w:jc w:val="left"/>
+            </w:pPr>
+            <w:r>
+              <w:t xml:space="preserve">Decentralised data-governance framework for multi-stakeholder applications that combines blockchain, proxy re-encryption and BBS signatures so that data owners can manage consent, disclose data selectively and let consumers verify provenance, evaluated on an e-prescription use case with patients, doctors and pharmacists.</w:t>
+            </w:r>
+          </w:p>
+        </w:tc>
+        <w:tc>
+          <w:tcPr/>
+          <w:p>
+            <w:pPr>
+              <w:pStyle w:val="Compact"/>
+              <w:jc w:val="left"/>
+            </w:pPr>
+            <w:r>
+              <w:t xml:space="preserve">Consent and selective disclosure are controlled by the data owner alone; the requester’s authority and any multi-party approval threshold are not evaluated before the data is released.</w:t>
+            </w:r>
+          </w:p>
+        </w:tc>
+        <w:tc>
+          <w:tcPr/>
+          <w:p>
+            <w:pPr>
+              <w:pStyle w:val="Compact"/>
+              <w:jc w:val="center"/>
+            </w:pPr>
+            <w:r>
+              <w:t xml:space="preserve">√</w:t>
+            </w:r>
+          </w:p>
+        </w:tc>
+        <w:tc>
+          <w:tcPr/>
+          <w:p>
+            <w:pPr>
+              <w:pStyle w:val="Compact"/>
+              <w:jc w:val="center"/>
+            </w:pPr>
+            <w:r>
+              <w:t xml:space="preserve">×</w:t>
+            </w:r>
+          </w:p>
+        </w:tc>
+        <w:tc>
+          <w:tcPr/>
+          <w:p>
+            <w:pPr>
+              <w:pStyle w:val="Compact"/>
+              <w:jc w:val="center"/>
+            </w:pPr>
+            <w:r>
+              <w:t xml:space="preserve">×</w:t>
+            </w:r>
+          </w:p>
+        </w:tc>
+        <w:tc>
+          <w:tcPr/>
+          <w:p>
+            <w:pPr>
+              <w:pStyle w:val="Compact"/>
+              <w:jc w:val="center"/>
+            </w:pPr>
+            <w:r>
+              <w:t xml:space="preserve">√</w:t>
+            </w:r>
+          </w:p>
+        </w:tc>
+        <w:tc>
+          <w:tcPr/>
+          <w:p>
+            <w:pPr>
+              <w:pStyle w:val="Compact"/>
+              <w:jc w:val="center"/>
+            </w:pPr>
+            <w:r>
+              <w:t xml:space="preserve">√</w:t>
             </w:r>
           </w:p>
         </w:tc>
@@ -10804,7 +10804,7 @@
               <w:jc w:val="left"/>
             </w:pPr>
             <w:r>
-              <w:t xml:space="preserve">[10, 13, 22, 24, 31, 43, 45, 48]</w:t>
+              <w:t xml:space="preserve">[10, 13, 22, 24, 43, 45, 48, 50]</w:t>
             </w:r>
           </w:p>
         </w:tc>
@@ -10857,7 +10857,7 @@
               <w:jc w:val="left"/>
             </w:pPr>
             <w:r>
-              <w:t xml:space="preserve">[1, 2, 3, 7, 26, 29]</w:t>
+              <w:t xml:space="preserve">[1, 2, 3, 7, 26]</w:t>
             </w:r>
           </w:p>
         </w:tc>
@@ -10963,7 +10963,7 @@
               <w:jc w:val="left"/>
             </w:pPr>
             <w:r>
-              <w:t xml:space="preserve">[4, 6, 9, 19, 31, 44]</w:t>
+              <w:t xml:space="preserve">[4, 6, 9, 19, 44, 51]</w:t>
             </w:r>
           </w:p>
         </w:tc>
@@ -11205,7 +11205,7 @@
         <w:t xml:space="preserve"> </w:t>
       </w:r>
       <w:r>
-        <w:t xml:space="preserve">Only S2, S3, S4, S5, S7, S8, S9, S14 treat consent as more than a stored permission, and even these stop at recording, encrypting, executing or legally defining consent. None of the studies represents consent as an object that carries the identity, authority, approval, purpose and scope conditions required to evaluate a later request.</w:t>
+        <w:t xml:space="preserve">Only S2, S3, S4, S5, S6, S7, S8, S14, S24 treat consent as more than a stored permission, and even these stop at recording, encrypting, executing or legally defining consent. None of the studies represents consent as an object that carries the identity, authority, approval, purpose and scope conditions required to evaluate a later request.</w:t>
       </w:r>
     </w:p>
     <w:p>
@@ -11226,7 +11226,7 @@
         <w:t xml:space="preserve"> </w:t>
       </w:r>
       <w:r>
-        <w:t xml:space="preserve">The decentralised identity studies (S16, S17, S18, S19, S20, S21, S22), the multi-party and access-control studies S23, S25, S27 and the guardian-access policy statement S8 establish who a participant is, but in every case the credential is treated as the end of the decision. No study models the authority required by a particular consent as a condition that is verified separately from identity.</w:t>
+        <w:t xml:space="preserve">The decentralised identity studies (S15, S16, S17, S18, S19, S20, S21), the multi-party and access-control studies S22, S25, S27 and the paediatric record-access review S9 establish who a participant is, but in every case the credential is treated as the end of the decision. No study models the authority required by a particular consent as a condition that is verified separately from identity.</w:t>
       </w:r>
     </w:p>
     <w:p>
@@ -11247,7 +11247,7 @@
         <w:t xml:space="preserve"> </w:t>
       </w:r>
       <w:r>
-        <w:t xml:space="preserve">Multi-party mechanisms appear in S15, S16, S24, S25: multi-party verification of identity claims, collective governance of data trusts, collective decision-making and threshold-based pre-authorisation of record access. In none of them is a threshold of independently verified approvals attached to the patient’s consent and evaluated when access is requested.</w:t>
+        <w:t xml:space="preserve">Multi-party mechanisms appear in S15, S23, S25: multi-party verification of identity claims, collective governance of data trusts, collective decision-making and threshold-based pre-authorisation of record access. In none of them is a threshold of independently verified approvals attached to the patient’s consent and evaluated when access is requested.</w:t>
       </w:r>
     </w:p>
     <w:p>
@@ -11268,7 +11268,7 @@
         <w:t xml:space="preserve"> </w:t>
       </w:r>
       <w:r>
-        <w:t xml:space="preserve">Policy-based enforcement is well covered (S8, S10, S11, S12, S13, S18, S19, S23, S24, S26, S27, S28, S29, S30, S31, S32), yet the policy is evaluated against roles, attributes, purpose trees or risk rather than against the purpose and data scope stated in the patient’s consent, so a verified and approved requester can still obtain data outside the authorised scope.</w:t>
+        <w:t xml:space="preserve">Policy-based enforcement is well covered (S7, S10, S11, S12, S13, S17, S18, S22, S23, S24, S26, S27, S28, S29, S30, S31, S32), yet the policy is evaluated against roles, attributes, purpose trees or risk rather than against the purpose and data scope stated in the patient’s consent, so a verified and approved requester can still obtain data outside the authorised scope.</w:t>
       </w:r>
     </w:p>
     <w:p>
@@ -11289,7 +11289,7 @@
         <w:t xml:space="preserve"> </w:t>
       </w:r>
       <w:r>
-        <w:t xml:space="preserve">Audit trails and revocation are provided by S2, S3, S7, S8, S9, S10, S11, S12, S13, S14, S15, S22, S23, S26, S28, S30, S31, S32, but expiry, revocation and state transitions of the consent itself are not evaluated at the time of the request, and the recorded evidence describes transactions rather than the trust conditions under which each decision was made.</w:t>
+        <w:t xml:space="preserve">Audit trails and revocation are provided by S2, S3, S6, S7, S8, S10, S11, S12, S13, S14, S21, S22, S24, S26, S28, S30, S31, S32, but expiry, revocation and state transitions of the consent itself are not evaluated at the time of the request, and the recorded evidence describes transactions rather than the trust conditions under which each decision was made.</w:t>
       </w:r>
     </w:p>
     <w:p>
@@ -12244,27 +12244,6 @@
         <w:pStyle w:val="BodyText"/>
       </w:pPr>
       <w:r>
-        <w:t xml:space="preserve">[29] Leonidas Theodorakopoulos, Alexandra Theodoropoulou, and Constantinos Halkiopou-los. Enhancing decentralized decision-making with big data and blockchain technology: A comprehensive review.</w:t>
-      </w:r>
-      <w:r>
-        <w:t xml:space="preserve"> </w:t>
-      </w:r>
-      <w:r>
-        <w:rPr>
-          <w:i/>
-          <w:iCs/>
-        </w:rPr>
-        <w:t xml:space="preserve">Applied Sciences</w:t>
-      </w:r>
-      <w:r>
-        <w:t xml:space="preserve">, 14(16):7007, 2024.</w:t>
-      </w:r>
-    </w:p>
-    <w:p>
-      <w:pPr>
-        <w:pStyle w:val="BodyText"/>
-      </w:pPr>
-      <w:r>
         <w:t xml:space="preserve">[31] Emily C Webber, David Brick, James P Scibilia, Peter Dehnel, Council on Clinical Information Technology, et al. Electronic communication of the health record and information with pediatric patients and their guardians.</w:t>
       </w:r>
       <w:r>
@@ -12614,6 +12593,48 @@
       </w:r>
       <w:r>
         <w:t xml:space="preserve">, 10:117836–117854, 2022. doi:10.1109/ACCESS.2022.3217201.</w:t>
+      </w:r>
+    </w:p>
+    <w:p>
+      <w:pPr>
+        <w:pStyle w:val="BodyText"/>
+      </w:pPr>
+      <w:r>
+        <w:t xml:space="preserve">[50] Josefin Hagström, Charlotte Blease, Barbara Haage, Isabella Scandurra, Scharlett Hansson, and Maria Hägglund. Views, use, and experiences of web-based access to pediatric electronic health records for children, adolescents, and parents: Scoping review.</w:t>
+      </w:r>
+      <w:r>
+        <w:t xml:space="preserve"> </w:t>
+      </w:r>
+      <w:r>
+        <w:rPr>
+          <w:i/>
+          <w:iCs/>
+        </w:rPr>
+        <w:t xml:space="preserve">Journal of Medical Internet Research</w:t>
+      </w:r>
+      <w:r>
+        <w:t xml:space="preserve">, 24(11):e40328, 2022. doi:10.2196/40328.</w:t>
+      </w:r>
+    </w:p>
+    <w:p>
+      <w:pPr>
+        <w:pStyle w:val="BodyText"/>
+      </w:pPr>
+      <w:r>
+        <w:t xml:space="preserve">[51] Rodrigo Dutra Garcia, Gowri Ramachandran, Raja Jurdak, and Jó Ueyama. Blockchain-aided and privacy-preserving data governance in multi-stakeholder applications.</w:t>
+      </w:r>
+      <w:r>
+        <w:t xml:space="preserve"> </w:t>
+      </w:r>
+      <w:r>
+        <w:rPr>
+          <w:i/>
+          <w:iCs/>
+        </w:rPr>
+        <w:t xml:space="preserve">IEEE Transactions on Network and Service Management</w:t>
+      </w:r>
+      <w:r>
+        <w:t xml:space="preserve">, 19(4):3781–3793, 2022. doi:10.1109/TNSM.2022.3225254.</w:t>
       </w:r>
     </w:p>
     <w:bookmarkEnd w:id="40"/>
